--- a/brand_templates/PECH_MERCHANDISE_GUIDELINES.docx
+++ b/brand_templates/PECH_MERCHANDISE_GUIDELINES.docx
@@ -2,21 +2,108 @@
 <file path=word/document.xml><?xml version="1.0" encoding="utf-8"?>
 <w:document xmlns:w="http://schemas.openxmlformats.org/wordprocessingml/2006/main" xmlns:m="http://schemas.openxmlformats.org/officeDocument/2006/math" xmlns:r="http://schemas.openxmlformats.org/officeDocument/2006/relationships" xmlns:o="urn:schemas-microsoft-com:office:office" xmlns:v="urn:schemas-microsoft-com:vml" xmlns:w10="urn:schemas-microsoft-com:office:word" xmlns:a="http://schemas.openxmlformats.org/drawingml/2006/main" xmlns:pic="http://schemas.openxmlformats.org/drawingml/2006/picture" xmlns:wp="http://schemas.openxmlformats.org/drawingml/2006/wordprocessingDrawing">
   <w:body>
+    <w:p>
+      <w:pPr>
+        <w:pBdr>
+          <w:top w:val="single" w:sz="12" w:space="1" w:color="00BFFF"/>
+          <w:bottom w:val="single" w:sz="36" w:space="0" w:color="F5A623"/>
+        </w:pBdr>
+        <w:spacing w:before="0" w:after="240"/>
+      </w:pPr>
+    </w:p>
+    <w:p>
+      <w:pPr>
+        <w:pBdr>
+          <w:bottom w:val="single" w:sz="6" w:space="1" w:color="00BFFF"/>
+        </w:pBdr>
+        <w:spacing w:before="0" w:after="120"/>
+      </w:pPr>
+    </w:p>
+    <w:p>
+      <w:pPr>
+        <w:jc w:val="center"/>
+        <w:spacing w:before="0" w:after="60"/>
+      </w:pPr>
+      <w:r>
+        <w:rPr>
+          <w:i/>
+          <w:color w:val="E08A00"/>
+          <w:sz w:val="18"/>
+          <w:szCs w:val="18"/>
+        </w:rPr>
+        <w:t>Technology &amp; Infrastructure Enablers for Africa</w:t>
+      </w:r>
+    </w:p>
+    <w:p>
+      <w:pPr>
+        <w:jc w:val="center"/>
+        <w:spacing w:before="200" w:after="40"/>
+      </w:pPr>
+      <w:r>
+        <w:rPr>
+          <w:b/>
+          <w:color w:val="0099CC"/>
+          <w:sz w:val="28"/>
+          <w:szCs w:val="28"/>
+        </w:rPr>
+        <w:t>PECH GROUP HOLDINGS LTD</w:t>
+      </w:r>
+    </w:p>
+    <w:p>
+      <w:pPr>
+        <w:pBdr>
+          <w:top w:val="single" w:sz="36" w:space="0" w:color="F5A623"/>
+          <w:bottom w:val="single" w:sz="12" w:space="1" w:color="00BFFF"/>
+        </w:pBdr>
+        <w:spacing w:after="0"/>
+      </w:pPr>
+    </w:p>
     <w:bookmarkStart w:id="43" w:name="X070fcd8e74642999272e7b7c65b4218e41b4076"/>
     <w:p>
       <w:pPr>
         <w:pStyle w:val="Heading1"/>
+        <w:rPr>
+          <w:color w:val="0099CC"/>
+        </w:rPr>
+        <w:pBdr>
+          <w:bottom w:val="single" w:sz="18" w:space="2" w:color="F5A623"/>
+        </w:pBdr>
       </w:pPr>
       <w:r>
+        <w:rPr>
+          <w:b/>
+          <w:color w:val="0099CC"/>
+          <w:sz w:val="44"/>
+        </w:rPr>
         <w:t xml:space="preserve">PECH GROUP HOLDINGS LTD — MERCHANDISE &amp; BRANDED ITEMS GUIDELINES</w:t>
       </w:r>
     </w:p>
     <w:bookmarkStart w:id="20" w:name="specifications-for-branded-merchandise"/>
     <w:p>
       <w:pPr>
+        <w:pBdr>
+          <w:top w:val="single" w:sz="18" w:space="1" w:color="F5A623"/>
+          <w:bottom w:val="single" w:sz="6" w:space="1" w:color="0099CC"/>
+        </w:pBdr>
+        <w:spacing w:before="200" w:after="200"/>
+      </w:pPr>
+    </w:p>
+    <w:p>
+      <w:pPr>
         <w:pStyle w:val="Heading2"/>
+        <w:rPr>
+          <w:color w:val="0099CC"/>
+        </w:rPr>
+        <w:pBdr>
+          <w:bottom w:val="single" w:sz="6" w:space="2" w:color="00BFFF"/>
+        </w:pBdr>
       </w:pPr>
       <w:r>
+        <w:rPr>
+          <w:b/>
+          <w:color w:val="0099CC"/>
+          <w:sz w:val="32"/>
+        </w:rPr>
         <w:t xml:space="preserve">Specifications for Branded Merchandise</w:t>
       </w:r>
     </w:p>
@@ -31,9 +118,29 @@
     <w:bookmarkStart w:id="23" w:name="t-shirts"/>
     <w:p>
       <w:pPr>
+        <w:pBdr>
+          <w:top w:val="single" w:sz="18" w:space="1" w:color="F5A623"/>
+          <w:bottom w:val="single" w:sz="6" w:space="1" w:color="0099CC"/>
+        </w:pBdr>
+        <w:spacing w:before="200" w:after="200"/>
+      </w:pPr>
+    </w:p>
+    <w:p>
+      <w:pPr>
         <w:pStyle w:val="Heading2"/>
+        <w:rPr>
+          <w:color w:val="0099CC"/>
+        </w:rPr>
+        <w:pBdr>
+          <w:bottom w:val="single" w:sz="6" w:space="2" w:color="00BFFF"/>
+        </w:pBdr>
       </w:pPr>
       <w:r>
+        <w:rPr>
+          <w:b/>
+          <w:color w:val="0099CC"/>
+          <w:sz w:val="32"/>
+        </w:rPr>
         <w:t xml:space="preserve">1. T-SHIRTS</w:t>
       </w:r>
     </w:p>
@@ -41,8 +148,16 @@
     <w:p>
       <w:pPr>
         <w:pStyle w:val="Heading3"/>
+        <w:rPr>
+          <w:color w:val="E08A00"/>
+        </w:rPr>
       </w:pPr>
       <w:r>
+        <w:rPr>
+          <w:b/>
+          <w:color w:val="E08A00"/>
+          <w:sz w:val="26"/>
+        </w:rPr>
         <w:t xml:space="preserve">Polo Shirt</w:t>
       </w:r>
     </w:p>
@@ -52,6 +167,14 @@
         <w:tblW w:type="pct" w:w="5000"/>
         <w:tblLook w:firstRow="1" w:lastRow="0" w:firstColumn="0" w:lastColumn="0" w:noHBand="0" w:noVBand="0" w:val="0020"/>
         <w:jc w:val="start"/>
+        <w:tblBorders>
+          <w:top w:val="single" w:sz="4" w:space="0" w:color="B0D4E8"/>
+          <w:left w:val="single" w:sz="4" w:space="0" w:color="B0D4E8"/>
+          <w:bottom w:val="single" w:sz="4" w:space="0" w:color="B0D4E8"/>
+          <w:right w:val="single" w:sz="4" w:space="0" w:color="B0D4E8"/>
+          <w:insideH w:val="single" w:sz="4" w:space="0" w:color="B0D4E8"/>
+          <w:insideV w:val="single" w:sz="4" w:space="0" w:color="B0D4E8"/>
+        </w:tblBorders>
       </w:tblPr>
       <w:tblGrid>
         <w:gridCol w:w="3960"/>
@@ -62,25 +185,39 @@
           <w:tblHeader w:val="true"/>
         </w:trPr>
         <w:tc>
-          <w:tcPr/>
-          <w:p>
-            <w:pPr>
-              <w:pStyle w:val="Compact"/>
-              <w:jc w:val="left"/>
-            </w:pPr>
-            <w:r>
+          <w:tcPr>
+            <w:shd w:fill="0099CC" w:val="clear"/>
+          </w:tcPr>
+          <w:p>
+            <w:pPr>
+              <w:pStyle w:val="Compact"/>
+              <w:jc w:val="left"/>
+            </w:pPr>
+            <w:r>
+              <w:rPr>
+                <w:b/>
+                <w:color w:val="FFFFFF"/>
+                <w:sz w:val="20"/>
+              </w:rPr>
               <w:t xml:space="preserve">Property</w:t>
             </w:r>
           </w:p>
         </w:tc>
         <w:tc>
-          <w:tcPr/>
-          <w:p>
-            <w:pPr>
-              <w:pStyle w:val="Compact"/>
-              <w:jc w:val="left"/>
-            </w:pPr>
-            <w:r>
+          <w:tcPr>
+            <w:shd w:fill="0099CC" w:val="clear"/>
+          </w:tcPr>
+          <w:p>
+            <w:pPr>
+              <w:pStyle w:val="Compact"/>
+              <w:jc w:val="left"/>
+            </w:pPr>
+            <w:r>
+              <w:rPr>
+                <w:b/>
+                <w:color w:val="FFFFFF"/>
+                <w:sz w:val="20"/>
+              </w:rPr>
               <w:t xml:space="preserve">Specification</w:t>
             </w:r>
           </w:p>
@@ -88,29 +225,39 @@
       </w:tr>
       <w:tr>
         <w:tc>
-          <w:tcPr/>
-          <w:p>
-            <w:pPr>
-              <w:pStyle w:val="Compact"/>
-              <w:jc w:val="left"/>
-            </w:pPr>
-            <w:r>
-              <w:rPr>
-                <w:bCs/>
-                <w:b/>
+          <w:tcPr>
+            <w:shd w:fill="FFFFFF" w:val="clear"/>
+          </w:tcPr>
+          <w:p>
+            <w:pPr>
+              <w:pStyle w:val="Compact"/>
+              <w:jc w:val="left"/>
+            </w:pPr>
+            <w:r>
+              <w:rPr>
+                <w:bCs/>
+                <w:b/>
+                <w:color w:val="1A1A1A"/>
+                <w:sz w:val="19"/>
               </w:rPr>
               <w:t xml:space="preserve">Colors Available:</w:t>
             </w:r>
           </w:p>
         </w:tc>
         <w:tc>
-          <w:tcPr/>
-          <w:p>
-            <w:pPr>
-              <w:pStyle w:val="Compact"/>
-              <w:jc w:val="left"/>
-            </w:pPr>
-            <w:r>
+          <w:tcPr>
+            <w:shd w:fill="FFFFFF" w:val="clear"/>
+          </w:tcPr>
+          <w:p>
+            <w:pPr>
+              <w:pStyle w:val="Compact"/>
+              <w:jc w:val="left"/>
+            </w:pPr>
+            <w:r>
+              <w:rPr>
+                <w:color w:val="1A1A1A"/>
+                <w:sz w:val="19"/>
+              </w:rPr>
               <w:t xml:space="preserve">Navy (#1B2838), White (#FFFFFF), Sky Blue (#00BFFF)</w:t>
             </w:r>
           </w:p>
@@ -118,29 +265,39 @@
       </w:tr>
       <w:tr>
         <w:tc>
-          <w:tcPr/>
-          <w:p>
-            <w:pPr>
-              <w:pStyle w:val="Compact"/>
-              <w:jc w:val="left"/>
-            </w:pPr>
-            <w:r>
-              <w:rPr>
-                <w:bCs/>
-                <w:b/>
+          <w:tcPr>
+            <w:shd w:fill="E8F8FF" w:val="clear"/>
+          </w:tcPr>
+          <w:p>
+            <w:pPr>
+              <w:pStyle w:val="Compact"/>
+              <w:jc w:val="left"/>
+            </w:pPr>
+            <w:r>
+              <w:rPr>
+                <w:bCs/>
+                <w:b/>
+                <w:color w:val="1A1A1A"/>
+                <w:sz w:val="19"/>
               </w:rPr>
               <w:t xml:space="preserve">Material:</w:t>
             </w:r>
           </w:p>
         </w:tc>
         <w:tc>
-          <w:tcPr/>
-          <w:p>
-            <w:pPr>
-              <w:pStyle w:val="Compact"/>
-              <w:jc w:val="left"/>
-            </w:pPr>
-            <w:r>
+          <w:tcPr>
+            <w:shd w:fill="E8F8FF" w:val="clear"/>
+          </w:tcPr>
+          <w:p>
+            <w:pPr>
+              <w:pStyle w:val="Compact"/>
+              <w:jc w:val="left"/>
+            </w:pPr>
+            <w:r>
+              <w:rPr>
+                <w:color w:val="1A1A1A"/>
+                <w:sz w:val="19"/>
+              </w:rPr>
               <w:t xml:space="preserve">100% cotton pique, 220gsm</w:t>
             </w:r>
           </w:p>
@@ -148,29 +305,39 @@
       </w:tr>
       <w:tr>
         <w:tc>
-          <w:tcPr/>
-          <w:p>
-            <w:pPr>
-              <w:pStyle w:val="Compact"/>
-              <w:jc w:val="left"/>
-            </w:pPr>
-            <w:r>
-              <w:rPr>
-                <w:bCs/>
-                <w:b/>
+          <w:tcPr>
+            <w:shd w:fill="FFFFFF" w:val="clear"/>
+          </w:tcPr>
+          <w:p>
+            <w:pPr>
+              <w:pStyle w:val="Compact"/>
+              <w:jc w:val="left"/>
+            </w:pPr>
+            <w:r>
+              <w:rPr>
+                <w:bCs/>
+                <w:b/>
+                <w:color w:val="1A1A1A"/>
+                <w:sz w:val="19"/>
               </w:rPr>
               <w:t xml:space="preserve">Logo Placement (Front):</w:t>
             </w:r>
           </w:p>
         </w:tc>
         <w:tc>
-          <w:tcPr/>
-          <w:p>
-            <w:pPr>
-              <w:pStyle w:val="Compact"/>
-              <w:jc w:val="left"/>
-            </w:pPr>
-            <w:r>
+          <w:tcPr>
+            <w:shd w:fill="FFFFFF" w:val="clear"/>
+          </w:tcPr>
+          <w:p>
+            <w:pPr>
+              <w:pStyle w:val="Compact"/>
+              <w:jc w:val="left"/>
+            </w:pPr>
+            <w:r>
+              <w:rPr>
+                <w:color w:val="1A1A1A"/>
+                <w:sz w:val="19"/>
+              </w:rPr>
               <w:t xml:space="preserve">Left chest, 80mm wide, embroidered</w:t>
             </w:r>
           </w:p>
@@ -178,29 +345,39 @@
       </w:tr>
       <w:tr>
         <w:tc>
-          <w:tcPr/>
-          <w:p>
-            <w:pPr>
-              <w:pStyle w:val="Compact"/>
-              <w:jc w:val="left"/>
-            </w:pPr>
-            <w:r>
-              <w:rPr>
-                <w:bCs/>
-                <w:b/>
+          <w:tcPr>
+            <w:shd w:fill="E8F8FF" w:val="clear"/>
+          </w:tcPr>
+          <w:p>
+            <w:pPr>
+              <w:pStyle w:val="Compact"/>
+              <w:jc w:val="left"/>
+            </w:pPr>
+            <w:r>
+              <w:rPr>
+                <w:bCs/>
+                <w:b/>
+                <w:color w:val="1A1A1A"/>
+                <w:sz w:val="19"/>
               </w:rPr>
               <w:t xml:space="preserve">Logo Placement (Back):</w:t>
             </w:r>
           </w:p>
         </w:tc>
         <w:tc>
-          <w:tcPr/>
-          <w:p>
-            <w:pPr>
-              <w:pStyle w:val="Compact"/>
-              <w:jc w:val="left"/>
-            </w:pPr>
-            <w:r>
+          <w:tcPr>
+            <w:shd w:fill="E8F8FF" w:val="clear"/>
+          </w:tcPr>
+          <w:p>
+            <w:pPr>
+              <w:pStyle w:val="Compact"/>
+              <w:jc w:val="left"/>
+            </w:pPr>
+            <w:r>
+              <w:rPr>
+                <w:color w:val="1A1A1A"/>
+                <w:sz w:val="19"/>
+              </w:rPr>
               <w:t xml:space="preserve">Center back, 200mm wide, screen print (optional)</w:t>
             </w:r>
           </w:p>
@@ -208,41 +385,67 @@
       </w:tr>
       <w:tr>
         <w:tc>
-          <w:tcPr/>
-          <w:p>
-            <w:pPr>
-              <w:pStyle w:val="Compact"/>
-              <w:jc w:val="left"/>
-            </w:pPr>
-            <w:r>
-              <w:rPr>
-                <w:bCs/>
-                <w:b/>
+          <w:tcPr>
+            <w:shd w:fill="FFFFFF" w:val="clear"/>
+          </w:tcPr>
+          <w:p>
+            <w:pPr>
+              <w:pStyle w:val="Compact"/>
+              <w:jc w:val="left"/>
+            </w:pPr>
+            <w:r>
+              <w:rPr>
+                <w:bCs/>
+                <w:b/>
+                <w:color w:val="1A1A1A"/>
+                <w:sz w:val="19"/>
               </w:rPr>
               <w:t xml:space="preserve">Text Under Logo:</w:t>
             </w:r>
           </w:p>
         </w:tc>
         <w:tc>
-          <w:tcPr/>
-          <w:p>
-            <w:pPr>
-              <w:pStyle w:val="Compact"/>
-              <w:jc w:val="left"/>
-            </w:pPr>
-            <w:r>
+          <w:tcPr>
+            <w:shd w:fill="FFFFFF" w:val="clear"/>
+          </w:tcPr>
+          <w:p>
+            <w:pPr>
+              <w:pStyle w:val="Compact"/>
+              <w:jc w:val="left"/>
+            </w:pPr>
+            <w:r>
+              <w:rPr>
+                <w:color w:val="1A1A1A"/>
+                <w:sz w:val="19"/>
+              </w:rPr>
               <w:t xml:space="preserve">“</w:t>
             </w:r>
             <w:r>
+              <w:rPr>
+                <w:color w:val="1A1A1A"/>
+                <w:sz w:val="19"/>
+              </w:rPr>
               <w:t xml:space="preserve">PECH Group Holdings</w:t>
             </w:r>
             <w:r>
+              <w:rPr>
+                <w:color w:val="1A1A1A"/>
+                <w:sz w:val="19"/>
+              </w:rPr>
               <w:t xml:space="preserve">”</w:t>
             </w:r>
             <w:r>
+              <w:rPr>
+                <w:color w:val="1A1A1A"/>
+                <w:sz w:val="19"/>
+              </w:rPr>
               <w:t xml:space="preserve"> </w:t>
             </w:r>
             <w:r>
+              <w:rPr>
+                <w:color w:val="1A1A1A"/>
+                <w:sz w:val="19"/>
+              </w:rPr>
               <w:t xml:space="preserve">— Montserrat, 8pt</w:t>
             </w:r>
           </w:p>
@@ -250,29 +453,39 @@
       </w:tr>
       <w:tr>
         <w:tc>
-          <w:tcPr/>
-          <w:p>
-            <w:pPr>
-              <w:pStyle w:val="Compact"/>
-              <w:jc w:val="left"/>
-            </w:pPr>
-            <w:r>
-              <w:rPr>
-                <w:bCs/>
-                <w:b/>
+          <w:tcPr>
+            <w:shd w:fill="E8F8FF" w:val="clear"/>
+          </w:tcPr>
+          <w:p>
+            <w:pPr>
+              <w:pStyle w:val="Compact"/>
+              <w:jc w:val="left"/>
+            </w:pPr>
+            <w:r>
+              <w:rPr>
+                <w:bCs/>
+                <w:b/>
+                <w:color w:val="1A1A1A"/>
+                <w:sz w:val="19"/>
               </w:rPr>
               <w:t xml:space="preserve">Collar Accent:</w:t>
             </w:r>
           </w:p>
         </w:tc>
         <w:tc>
-          <w:tcPr/>
-          <w:p>
-            <w:pPr>
-              <w:pStyle w:val="Compact"/>
-              <w:jc w:val="left"/>
-            </w:pPr>
-            <w:r>
+          <w:tcPr>
+            <w:shd w:fill="E8F8FF" w:val="clear"/>
+          </w:tcPr>
+          <w:p>
+            <w:pPr>
+              <w:pStyle w:val="Compact"/>
+              <w:jc w:val="left"/>
+            </w:pPr>
+            <w:r>
+              <w:rPr>
+                <w:color w:val="1A1A1A"/>
+                <w:sz w:val="19"/>
+              </w:rPr>
               <w:t xml:space="preserve">Orange (#F5A623) inner collar strip</w:t>
             </w:r>
           </w:p>
@@ -284,8 +497,16 @@
     <w:p>
       <w:pPr>
         <w:pStyle w:val="Heading3"/>
+        <w:rPr>
+          <w:color w:val="E08A00"/>
+        </w:rPr>
       </w:pPr>
       <w:r>
+        <w:rPr>
+          <w:b/>
+          <w:color w:val="E08A00"/>
+          <w:sz w:val="26"/>
+        </w:rPr>
         <w:t xml:space="preserve">Round Neck T-Shirt</w:t>
       </w:r>
     </w:p>
@@ -295,6 +516,14 @@
         <w:tblW w:type="pct" w:w="5000"/>
         <w:tblLook w:firstRow="1" w:lastRow="0" w:firstColumn="0" w:lastColumn="0" w:noHBand="0" w:noVBand="0" w:val="0020"/>
         <w:jc w:val="start"/>
+        <w:tblBorders>
+          <w:top w:val="single" w:sz="4" w:space="0" w:color="B0D4E8"/>
+          <w:left w:val="single" w:sz="4" w:space="0" w:color="B0D4E8"/>
+          <w:bottom w:val="single" w:sz="4" w:space="0" w:color="B0D4E8"/>
+          <w:right w:val="single" w:sz="4" w:space="0" w:color="B0D4E8"/>
+          <w:insideH w:val="single" w:sz="4" w:space="0" w:color="B0D4E8"/>
+          <w:insideV w:val="single" w:sz="4" w:space="0" w:color="B0D4E8"/>
+        </w:tblBorders>
       </w:tblPr>
       <w:tblGrid>
         <w:gridCol w:w="3960"/>
@@ -305,25 +534,39 @@
           <w:tblHeader w:val="true"/>
         </w:trPr>
         <w:tc>
-          <w:tcPr/>
-          <w:p>
-            <w:pPr>
-              <w:pStyle w:val="Compact"/>
-              <w:jc w:val="left"/>
-            </w:pPr>
-            <w:r>
+          <w:tcPr>
+            <w:shd w:fill="0099CC" w:val="clear"/>
+          </w:tcPr>
+          <w:p>
+            <w:pPr>
+              <w:pStyle w:val="Compact"/>
+              <w:jc w:val="left"/>
+            </w:pPr>
+            <w:r>
+              <w:rPr>
+                <w:b/>
+                <w:color w:val="FFFFFF"/>
+                <w:sz w:val="20"/>
+              </w:rPr>
               <w:t xml:space="preserve">Property</w:t>
             </w:r>
           </w:p>
         </w:tc>
         <w:tc>
-          <w:tcPr/>
-          <w:p>
-            <w:pPr>
-              <w:pStyle w:val="Compact"/>
-              <w:jc w:val="left"/>
-            </w:pPr>
-            <w:r>
+          <w:tcPr>
+            <w:shd w:fill="0099CC" w:val="clear"/>
+          </w:tcPr>
+          <w:p>
+            <w:pPr>
+              <w:pStyle w:val="Compact"/>
+              <w:jc w:val="left"/>
+            </w:pPr>
+            <w:r>
+              <w:rPr>
+                <w:b/>
+                <w:color w:val="FFFFFF"/>
+                <w:sz w:val="20"/>
+              </w:rPr>
               <w:t xml:space="preserve">Specification</w:t>
             </w:r>
           </w:p>
@@ -331,29 +574,39 @@
       </w:tr>
       <w:tr>
         <w:tc>
-          <w:tcPr/>
-          <w:p>
-            <w:pPr>
-              <w:pStyle w:val="Compact"/>
-              <w:jc w:val="left"/>
-            </w:pPr>
-            <w:r>
-              <w:rPr>
-                <w:bCs/>
-                <w:b/>
+          <w:tcPr>
+            <w:shd w:fill="FFFFFF" w:val="clear"/>
+          </w:tcPr>
+          <w:p>
+            <w:pPr>
+              <w:pStyle w:val="Compact"/>
+              <w:jc w:val="left"/>
+            </w:pPr>
+            <w:r>
+              <w:rPr>
+                <w:bCs/>
+                <w:b/>
+                <w:color w:val="1A1A1A"/>
+                <w:sz w:val="19"/>
               </w:rPr>
               <w:t xml:space="preserve">Colors Available:</w:t>
             </w:r>
           </w:p>
         </w:tc>
         <w:tc>
-          <w:tcPr/>
-          <w:p>
-            <w:pPr>
-              <w:pStyle w:val="Compact"/>
-              <w:jc w:val="left"/>
-            </w:pPr>
-            <w:r>
+          <w:tcPr>
+            <w:shd w:fill="FFFFFF" w:val="clear"/>
+          </w:tcPr>
+          <w:p>
+            <w:pPr>
+              <w:pStyle w:val="Compact"/>
+              <w:jc w:val="left"/>
+            </w:pPr>
+            <w:r>
+              <w:rPr>
+                <w:color w:val="1A1A1A"/>
+                <w:sz w:val="19"/>
+              </w:rPr>
               <w:t xml:space="preserve">Navy (#1B2838), White, Sky Blue, Black</w:t>
             </w:r>
           </w:p>
@@ -361,29 +614,39 @@
       </w:tr>
       <w:tr>
         <w:tc>
-          <w:tcPr/>
-          <w:p>
-            <w:pPr>
-              <w:pStyle w:val="Compact"/>
-              <w:jc w:val="left"/>
-            </w:pPr>
-            <w:r>
-              <w:rPr>
-                <w:bCs/>
-                <w:b/>
+          <w:tcPr>
+            <w:shd w:fill="E8F8FF" w:val="clear"/>
+          </w:tcPr>
+          <w:p>
+            <w:pPr>
+              <w:pStyle w:val="Compact"/>
+              <w:jc w:val="left"/>
+            </w:pPr>
+            <w:r>
+              <w:rPr>
+                <w:bCs/>
+                <w:b/>
+                <w:color w:val="1A1A1A"/>
+                <w:sz w:val="19"/>
               </w:rPr>
               <w:t xml:space="preserve">Material:</w:t>
             </w:r>
           </w:p>
         </w:tc>
         <w:tc>
-          <w:tcPr/>
-          <w:p>
-            <w:pPr>
-              <w:pStyle w:val="Compact"/>
-              <w:jc w:val="left"/>
-            </w:pPr>
-            <w:r>
+          <w:tcPr>
+            <w:shd w:fill="E8F8FF" w:val="clear"/>
+          </w:tcPr>
+          <w:p>
+            <w:pPr>
+              <w:pStyle w:val="Compact"/>
+              <w:jc w:val="left"/>
+            </w:pPr>
+            <w:r>
+              <w:rPr>
+                <w:color w:val="1A1A1A"/>
+                <w:sz w:val="19"/>
+              </w:rPr>
               <w:t xml:space="preserve">100% combed cotton, 180gsm</w:t>
             </w:r>
           </w:p>
@@ -391,29 +654,39 @@
       </w:tr>
       <w:tr>
         <w:tc>
-          <w:tcPr/>
-          <w:p>
-            <w:pPr>
-              <w:pStyle w:val="Compact"/>
-              <w:jc w:val="left"/>
-            </w:pPr>
-            <w:r>
-              <w:rPr>
-                <w:bCs/>
-                <w:b/>
+          <w:tcPr>
+            <w:shd w:fill="FFFFFF" w:val="clear"/>
+          </w:tcPr>
+          <w:p>
+            <w:pPr>
+              <w:pStyle w:val="Compact"/>
+              <w:jc w:val="left"/>
+            </w:pPr>
+            <w:r>
+              <w:rPr>
+                <w:bCs/>
+                <w:b/>
+                <w:color w:val="1A1A1A"/>
+                <w:sz w:val="19"/>
               </w:rPr>
               <w:t xml:space="preserve">Logo Placement (Front):</w:t>
             </w:r>
           </w:p>
         </w:tc>
         <w:tc>
-          <w:tcPr/>
-          <w:p>
-            <w:pPr>
-              <w:pStyle w:val="Compact"/>
-              <w:jc w:val="left"/>
-            </w:pPr>
-            <w:r>
+          <w:tcPr>
+            <w:shd w:fill="FFFFFF" w:val="clear"/>
+          </w:tcPr>
+          <w:p>
+            <w:pPr>
+              <w:pStyle w:val="Compact"/>
+              <w:jc w:val="left"/>
+            </w:pPr>
+            <w:r>
+              <w:rPr>
+                <w:color w:val="1A1A1A"/>
+                <w:sz w:val="19"/>
+              </w:rPr>
               <w:t xml:space="preserve">Left chest, 80mm wide, screen print or embroidered</w:t>
             </w:r>
           </w:p>
@@ -421,29 +694,39 @@
       </w:tr>
       <w:tr>
         <w:tc>
-          <w:tcPr/>
-          <w:p>
-            <w:pPr>
-              <w:pStyle w:val="Compact"/>
-              <w:jc w:val="left"/>
-            </w:pPr>
-            <w:r>
-              <w:rPr>
-                <w:bCs/>
-                <w:b/>
+          <w:tcPr>
+            <w:shd w:fill="E8F8FF" w:val="clear"/>
+          </w:tcPr>
+          <w:p>
+            <w:pPr>
+              <w:pStyle w:val="Compact"/>
+              <w:jc w:val="left"/>
+            </w:pPr>
+            <w:r>
+              <w:rPr>
+                <w:bCs/>
+                <w:b/>
+                <w:color w:val="1A1A1A"/>
+                <w:sz w:val="19"/>
               </w:rPr>
               <w:t xml:space="preserve">Logo Placement (Back):</w:t>
             </w:r>
           </w:p>
         </w:tc>
         <w:tc>
-          <w:tcPr/>
-          <w:p>
-            <w:pPr>
-              <w:pStyle w:val="Compact"/>
-              <w:jc w:val="left"/>
-            </w:pPr>
-            <w:r>
+          <w:tcPr>
+            <w:shd w:fill="E8F8FF" w:val="clear"/>
+          </w:tcPr>
+          <w:p>
+            <w:pPr>
+              <w:pStyle w:val="Compact"/>
+              <w:jc w:val="left"/>
+            </w:pPr>
+            <w:r>
+              <w:rPr>
+                <w:color w:val="1A1A1A"/>
+                <w:sz w:val="19"/>
+              </w:rPr>
               <w:t xml:space="preserve">Center, 250mm wide, full-color screen print</w:t>
             </w:r>
           </w:p>
@@ -451,35 +734,53 @@
       </w:tr>
       <w:tr>
         <w:tc>
-          <w:tcPr/>
-          <w:p>
-            <w:pPr>
-              <w:pStyle w:val="Compact"/>
-              <w:jc w:val="left"/>
-            </w:pPr>
-            <w:r>
-              <w:rPr>
-                <w:bCs/>
-                <w:b/>
+          <w:tcPr>
+            <w:shd w:fill="FFFFFF" w:val="clear"/>
+          </w:tcPr>
+          <w:p>
+            <w:pPr>
+              <w:pStyle w:val="Compact"/>
+              <w:jc w:val="left"/>
+            </w:pPr>
+            <w:r>
+              <w:rPr>
+                <w:bCs/>
+                <w:b/>
+                <w:color w:val="1A1A1A"/>
+                <w:sz w:val="19"/>
               </w:rPr>
               <w:t xml:space="preserve">Tagline (Back):</w:t>
             </w:r>
           </w:p>
         </w:tc>
         <w:tc>
-          <w:tcPr/>
-          <w:p>
-            <w:pPr>
-              <w:pStyle w:val="Compact"/>
-              <w:jc w:val="left"/>
-            </w:pPr>
-            <w:r>
+          <w:tcPr>
+            <w:shd w:fill="FFFFFF" w:val="clear"/>
+          </w:tcPr>
+          <w:p>
+            <w:pPr>
+              <w:pStyle w:val="Compact"/>
+              <w:jc w:val="left"/>
+            </w:pPr>
+            <w:r>
+              <w:rPr>
+                <w:color w:val="1A1A1A"/>
+                <w:sz w:val="19"/>
+              </w:rPr>
               <w:t xml:space="preserve">“</w:t>
             </w:r>
             <w:r>
+              <w:rPr>
+                <w:color w:val="1A1A1A"/>
+                <w:sz w:val="19"/>
+              </w:rPr>
               <w:t xml:space="preserve">Technology &amp; Infrastructure Enablers for People</w:t>
             </w:r>
             <w:r>
+              <w:rPr>
+                <w:color w:val="1A1A1A"/>
+                <w:sz w:val="19"/>
+              </w:rPr>
               <w:t xml:space="preserve">”</w:t>
             </w:r>
           </w:p>
@@ -487,29 +788,39 @@
       </w:tr>
       <w:tr>
         <w:tc>
-          <w:tcPr/>
-          <w:p>
-            <w:pPr>
-              <w:pStyle w:val="Compact"/>
-              <w:jc w:val="left"/>
-            </w:pPr>
-            <w:r>
-              <w:rPr>
-                <w:bCs/>
-                <w:b/>
+          <w:tcPr>
+            <w:shd w:fill="E8F8FF" w:val="clear"/>
+          </w:tcPr>
+          <w:p>
+            <w:pPr>
+              <w:pStyle w:val="Compact"/>
+              <w:jc w:val="left"/>
+            </w:pPr>
+            <w:r>
+              <w:rPr>
+                <w:bCs/>
+                <w:b/>
+                <w:color w:val="1A1A1A"/>
+                <w:sz w:val="19"/>
               </w:rPr>
               <w:t xml:space="preserve">Sleeve Detail:</w:t>
             </w:r>
           </w:p>
         </w:tc>
         <w:tc>
-          <w:tcPr/>
-          <w:p>
-            <w:pPr>
-              <w:pStyle w:val="Compact"/>
-              <w:jc w:val="left"/>
-            </w:pPr>
-            <w:r>
+          <w:tcPr>
+            <w:shd w:fill="E8F8FF" w:val="clear"/>
+          </w:tcPr>
+          <w:p>
+            <w:pPr>
+              <w:pStyle w:val="Compact"/>
+              <w:jc w:val="left"/>
+            </w:pPr>
+            <w:r>
+              <w:rPr>
+                <w:color w:val="1A1A1A"/>
+                <w:sz w:val="19"/>
+              </w:rPr>
               <w:t xml:space="preserve">Optional small logo on right sleeve, 40mm</w:t>
             </w:r>
           </w:p>
@@ -528,9 +839,29 @@
     <w:bookmarkStart w:id="25" w:name="caps-hats"/>
     <w:p>
       <w:pPr>
+        <w:pBdr>
+          <w:top w:val="single" w:sz="18" w:space="1" w:color="F5A623"/>
+          <w:bottom w:val="single" w:sz="6" w:space="1" w:color="0099CC"/>
+        </w:pBdr>
+        <w:spacing w:before="200" w:after="200"/>
+      </w:pPr>
+    </w:p>
+    <w:p>
+      <w:pPr>
         <w:pStyle w:val="Heading2"/>
+        <w:rPr>
+          <w:color w:val="0099CC"/>
+        </w:rPr>
+        <w:pBdr>
+          <w:bottom w:val="single" w:sz="6" w:space="2" w:color="00BFFF"/>
+        </w:pBdr>
       </w:pPr>
       <w:r>
+        <w:rPr>
+          <w:b/>
+          <w:color w:val="0099CC"/>
+          <w:sz w:val="32"/>
+        </w:rPr>
         <w:t xml:space="preserve">2. CAPS / HATS</w:t>
       </w:r>
     </w:p>
@@ -538,8 +869,16 @@
     <w:p>
       <w:pPr>
         <w:pStyle w:val="Heading3"/>
+        <w:rPr>
+          <w:color w:val="E08A00"/>
+        </w:rPr>
       </w:pPr>
       <w:r>
+        <w:rPr>
+          <w:b/>
+          <w:color w:val="E08A00"/>
+          <w:sz w:val="26"/>
+        </w:rPr>
         <w:t xml:space="preserve">Baseball Cap</w:t>
       </w:r>
     </w:p>
@@ -549,6 +888,14 @@
         <w:tblW w:type="auto" w:w="0"/>
         <w:tblLook w:firstRow="1" w:lastRow="0" w:firstColumn="0" w:lastColumn="0" w:noHBand="0" w:noVBand="0" w:val="0020"/>
         <w:jc w:val="start"/>
+        <w:tblBorders>
+          <w:top w:val="single" w:sz="4" w:space="0" w:color="B0D4E8"/>
+          <w:left w:val="single" w:sz="4" w:space="0" w:color="B0D4E8"/>
+          <w:bottom w:val="single" w:sz="4" w:space="0" w:color="B0D4E8"/>
+          <w:right w:val="single" w:sz="4" w:space="0" w:color="B0D4E8"/>
+          <w:insideH w:val="single" w:sz="4" w:space="0" w:color="B0D4E8"/>
+          <w:insideV w:val="single" w:sz="4" w:space="0" w:color="B0D4E8"/>
+        </w:tblBorders>
       </w:tblPr>
       <w:tblGrid>
         <w:gridCol w:w="3960"/>
@@ -559,25 +906,39 @@
           <w:tblHeader w:val="true"/>
         </w:trPr>
         <w:tc>
-          <w:tcPr/>
-          <w:p>
-            <w:pPr>
-              <w:pStyle w:val="Compact"/>
-              <w:jc w:val="left"/>
-            </w:pPr>
-            <w:r>
+          <w:tcPr>
+            <w:shd w:fill="0099CC" w:val="clear"/>
+          </w:tcPr>
+          <w:p>
+            <w:pPr>
+              <w:pStyle w:val="Compact"/>
+              <w:jc w:val="left"/>
+            </w:pPr>
+            <w:r>
+              <w:rPr>
+                <w:b/>
+                <w:color w:val="FFFFFF"/>
+                <w:sz w:val="20"/>
+              </w:rPr>
               <w:t xml:space="preserve">Property</w:t>
             </w:r>
           </w:p>
         </w:tc>
         <w:tc>
-          <w:tcPr/>
-          <w:p>
-            <w:pPr>
-              <w:pStyle w:val="Compact"/>
-              <w:jc w:val="left"/>
-            </w:pPr>
-            <w:r>
+          <w:tcPr>
+            <w:shd w:fill="0099CC" w:val="clear"/>
+          </w:tcPr>
+          <w:p>
+            <w:pPr>
+              <w:pStyle w:val="Compact"/>
+              <w:jc w:val="left"/>
+            </w:pPr>
+            <w:r>
+              <w:rPr>
+                <w:b/>
+                <w:color w:val="FFFFFF"/>
+                <w:sz w:val="20"/>
+              </w:rPr>
               <w:t xml:space="preserve">Specification</w:t>
             </w:r>
           </w:p>
@@ -585,29 +946,39 @@
       </w:tr>
       <w:tr>
         <w:tc>
-          <w:tcPr/>
-          <w:p>
-            <w:pPr>
-              <w:pStyle w:val="Compact"/>
-              <w:jc w:val="left"/>
-            </w:pPr>
-            <w:r>
-              <w:rPr>
-                <w:bCs/>
-                <w:b/>
+          <w:tcPr>
+            <w:shd w:fill="FFFFFF" w:val="clear"/>
+          </w:tcPr>
+          <w:p>
+            <w:pPr>
+              <w:pStyle w:val="Compact"/>
+              <w:jc w:val="left"/>
+            </w:pPr>
+            <w:r>
+              <w:rPr>
+                <w:bCs/>
+                <w:b/>
+                <w:color w:val="1A1A1A"/>
+                <w:sz w:val="19"/>
               </w:rPr>
               <w:t xml:space="preserve">Colors:</w:t>
             </w:r>
           </w:p>
         </w:tc>
         <w:tc>
-          <w:tcPr/>
-          <w:p>
-            <w:pPr>
-              <w:pStyle w:val="Compact"/>
-              <w:jc w:val="left"/>
-            </w:pPr>
-            <w:r>
+          <w:tcPr>
+            <w:shd w:fill="FFFFFF" w:val="clear"/>
+          </w:tcPr>
+          <w:p>
+            <w:pPr>
+              <w:pStyle w:val="Compact"/>
+              <w:jc w:val="left"/>
+            </w:pPr>
+            <w:r>
+              <w:rPr>
+                <w:color w:val="1A1A1A"/>
+                <w:sz w:val="19"/>
+              </w:rPr>
               <w:t xml:space="preserve">Navy (#1B2838) with Sky Blue brim, or all Navy</w:t>
             </w:r>
           </w:p>
@@ -615,29 +986,39 @@
       </w:tr>
       <w:tr>
         <w:tc>
-          <w:tcPr/>
-          <w:p>
-            <w:pPr>
-              <w:pStyle w:val="Compact"/>
-              <w:jc w:val="left"/>
-            </w:pPr>
-            <w:r>
-              <w:rPr>
-                <w:bCs/>
-                <w:b/>
+          <w:tcPr>
+            <w:shd w:fill="E8F8FF" w:val="clear"/>
+          </w:tcPr>
+          <w:p>
+            <w:pPr>
+              <w:pStyle w:val="Compact"/>
+              <w:jc w:val="left"/>
+            </w:pPr>
+            <w:r>
+              <w:rPr>
+                <w:bCs/>
+                <w:b/>
+                <w:color w:val="1A1A1A"/>
+                <w:sz w:val="19"/>
               </w:rPr>
               <w:t xml:space="preserve">Material:</w:t>
             </w:r>
           </w:p>
         </w:tc>
         <w:tc>
-          <w:tcPr/>
-          <w:p>
-            <w:pPr>
-              <w:pStyle w:val="Compact"/>
-              <w:jc w:val="left"/>
-            </w:pPr>
-            <w:r>
+          <w:tcPr>
+            <w:shd w:fill="E8F8FF" w:val="clear"/>
+          </w:tcPr>
+          <w:p>
+            <w:pPr>
+              <w:pStyle w:val="Compact"/>
+              <w:jc w:val="left"/>
+            </w:pPr>
+            <w:r>
+              <w:rPr>
+                <w:color w:val="1A1A1A"/>
+                <w:sz w:val="19"/>
+              </w:rPr>
               <w:t xml:space="preserve">Cotton twill, structured</w:t>
             </w:r>
           </w:p>
@@ -645,29 +1026,39 @@
       </w:tr>
       <w:tr>
         <w:tc>
-          <w:tcPr/>
-          <w:p>
-            <w:pPr>
-              <w:pStyle w:val="Compact"/>
-              <w:jc w:val="left"/>
-            </w:pPr>
-            <w:r>
-              <w:rPr>
-                <w:bCs/>
-                <w:b/>
+          <w:tcPr>
+            <w:shd w:fill="FFFFFF" w:val="clear"/>
+          </w:tcPr>
+          <w:p>
+            <w:pPr>
+              <w:pStyle w:val="Compact"/>
+              <w:jc w:val="left"/>
+            </w:pPr>
+            <w:r>
+              <w:rPr>
+                <w:bCs/>
+                <w:b/>
+                <w:color w:val="1A1A1A"/>
+                <w:sz w:val="19"/>
               </w:rPr>
               <w:t xml:space="preserve">Front Logo:</w:t>
             </w:r>
           </w:p>
         </w:tc>
         <w:tc>
-          <w:tcPr/>
-          <w:p>
-            <w:pPr>
-              <w:pStyle w:val="Compact"/>
-              <w:jc w:val="left"/>
-            </w:pPr>
-            <w:r>
+          <w:tcPr>
+            <w:shd w:fill="FFFFFF" w:val="clear"/>
+          </w:tcPr>
+          <w:p>
+            <w:pPr>
+              <w:pStyle w:val="Compact"/>
+              <w:jc w:val="left"/>
+            </w:pPr>
+            <w:r>
+              <w:rPr>
+                <w:color w:val="1A1A1A"/>
+                <w:sz w:val="19"/>
+              </w:rPr>
               <w:t xml:space="preserve">Center front, embroidered, 60mm wide</w:t>
             </w:r>
           </w:p>
@@ -675,29 +1066,39 @@
       </w:tr>
       <w:tr>
         <w:tc>
-          <w:tcPr/>
-          <w:p>
-            <w:pPr>
-              <w:pStyle w:val="Compact"/>
-              <w:jc w:val="left"/>
-            </w:pPr>
-            <w:r>
-              <w:rPr>
-                <w:bCs/>
-                <w:b/>
+          <w:tcPr>
+            <w:shd w:fill="E8F8FF" w:val="clear"/>
+          </w:tcPr>
+          <w:p>
+            <w:pPr>
+              <w:pStyle w:val="Compact"/>
+              <w:jc w:val="left"/>
+            </w:pPr>
+            <w:r>
+              <w:rPr>
+                <w:bCs/>
+                <w:b/>
+                <w:color w:val="1A1A1A"/>
+                <w:sz w:val="19"/>
               </w:rPr>
               <w:t xml:space="preserve">Logo Colors:</w:t>
             </w:r>
           </w:p>
         </w:tc>
         <w:tc>
-          <w:tcPr/>
-          <w:p>
-            <w:pPr>
-              <w:pStyle w:val="Compact"/>
-              <w:jc w:val="left"/>
-            </w:pPr>
-            <w:r>
+          <w:tcPr>
+            <w:shd w:fill="E8F8FF" w:val="clear"/>
+          </w:tcPr>
+          <w:p>
+            <w:pPr>
+              <w:pStyle w:val="Compact"/>
+              <w:jc w:val="left"/>
+            </w:pPr>
+            <w:r>
+              <w:rPr>
+                <w:color w:val="1A1A1A"/>
+                <w:sz w:val="19"/>
+              </w:rPr>
               <w:t xml:space="preserve">Full-color gradient (Sky Blue to Orange)</w:t>
             </w:r>
           </w:p>
@@ -705,29 +1106,39 @@
       </w:tr>
       <w:tr>
         <w:tc>
-          <w:tcPr/>
-          <w:p>
-            <w:pPr>
-              <w:pStyle w:val="Compact"/>
-              <w:jc w:val="left"/>
-            </w:pPr>
-            <w:r>
-              <w:rPr>
-                <w:bCs/>
-                <w:b/>
+          <w:tcPr>
+            <w:shd w:fill="FFFFFF" w:val="clear"/>
+          </w:tcPr>
+          <w:p>
+            <w:pPr>
+              <w:pStyle w:val="Compact"/>
+              <w:jc w:val="left"/>
+            </w:pPr>
+            <w:r>
+              <w:rPr>
+                <w:bCs/>
+                <w:b/>
+                <w:color w:val="1A1A1A"/>
+                <w:sz w:val="19"/>
               </w:rPr>
               <w:t xml:space="preserve">Back Closure:</w:t>
             </w:r>
           </w:p>
         </w:tc>
         <w:tc>
-          <w:tcPr/>
-          <w:p>
-            <w:pPr>
-              <w:pStyle w:val="Compact"/>
-              <w:jc w:val="left"/>
-            </w:pPr>
-            <w:r>
+          <w:tcPr>
+            <w:shd w:fill="FFFFFF" w:val="clear"/>
+          </w:tcPr>
+          <w:p>
+            <w:pPr>
+              <w:pStyle w:val="Compact"/>
+              <w:jc w:val="left"/>
+            </w:pPr>
+            <w:r>
+              <w:rPr>
+                <w:color w:val="1A1A1A"/>
+                <w:sz w:val="19"/>
+              </w:rPr>
               <w:t xml:space="preserve">Adjustable metal buckle with PECH engraving</w:t>
             </w:r>
           </w:p>
@@ -735,41 +1146,67 @@
       </w:tr>
       <w:tr>
         <w:tc>
-          <w:tcPr/>
-          <w:p>
-            <w:pPr>
-              <w:pStyle w:val="Compact"/>
-              <w:jc w:val="left"/>
-            </w:pPr>
-            <w:r>
-              <w:rPr>
-                <w:bCs/>
-                <w:b/>
+          <w:tcPr>
+            <w:shd w:fill="E8F8FF" w:val="clear"/>
+          </w:tcPr>
+          <w:p>
+            <w:pPr>
+              <w:pStyle w:val="Compact"/>
+              <w:jc w:val="left"/>
+            </w:pPr>
+            <w:r>
+              <w:rPr>
+                <w:bCs/>
+                <w:b/>
+                <w:color w:val="1A1A1A"/>
+                <w:sz w:val="19"/>
               </w:rPr>
               <w:t xml:space="preserve">Side Detail:</w:t>
             </w:r>
           </w:p>
         </w:tc>
         <w:tc>
-          <w:tcPr/>
-          <w:p>
-            <w:pPr>
-              <w:pStyle w:val="Compact"/>
-              <w:jc w:val="left"/>
-            </w:pPr>
-            <w:r>
+          <w:tcPr>
+            <w:shd w:fill="E8F8FF" w:val="clear"/>
+          </w:tcPr>
+          <w:p>
+            <w:pPr>
+              <w:pStyle w:val="Compact"/>
+              <w:jc w:val="left"/>
+            </w:pPr>
+            <w:r>
+              <w:rPr>
+                <w:color w:val="1A1A1A"/>
+                <w:sz w:val="19"/>
+              </w:rPr>
               <w:t xml:space="preserve">“</w:t>
             </w:r>
             <w:r>
+              <w:rPr>
+                <w:color w:val="1A1A1A"/>
+                <w:sz w:val="19"/>
+              </w:rPr>
               <w:t xml:space="preserve">PECH</w:t>
             </w:r>
             <w:r>
+              <w:rPr>
+                <w:color w:val="1A1A1A"/>
+                <w:sz w:val="19"/>
+              </w:rPr>
               <w:t xml:space="preserve">”</w:t>
             </w:r>
             <w:r>
+              <w:rPr>
+                <w:color w:val="1A1A1A"/>
+                <w:sz w:val="19"/>
+              </w:rPr>
               <w:t xml:space="preserve"> </w:t>
             </w:r>
             <w:r>
+              <w:rPr>
+                <w:color w:val="1A1A1A"/>
+                <w:sz w:val="19"/>
+              </w:rPr>
               <w:t xml:space="preserve">text on left side, Orange embroidery</w:t>
             </w:r>
           </w:p>
@@ -777,29 +1214,39 @@
       </w:tr>
       <w:tr>
         <w:tc>
-          <w:tcPr/>
-          <w:p>
-            <w:pPr>
-              <w:pStyle w:val="Compact"/>
-              <w:jc w:val="left"/>
-            </w:pPr>
-            <w:r>
-              <w:rPr>
-                <w:bCs/>
-                <w:b/>
+          <w:tcPr>
+            <w:shd w:fill="FFFFFF" w:val="clear"/>
+          </w:tcPr>
+          <w:p>
+            <w:pPr>
+              <w:pStyle w:val="Compact"/>
+              <w:jc w:val="left"/>
+            </w:pPr>
+            <w:r>
+              <w:rPr>
+                <w:bCs/>
+                <w:b/>
+                <w:color w:val="1A1A1A"/>
+                <w:sz w:val="19"/>
               </w:rPr>
               <w:t xml:space="preserve">Underbrim:</w:t>
             </w:r>
           </w:p>
         </w:tc>
         <w:tc>
-          <w:tcPr/>
-          <w:p>
-            <w:pPr>
-              <w:pStyle w:val="Compact"/>
-              <w:jc w:val="left"/>
-            </w:pPr>
-            <w:r>
+          <w:tcPr>
+            <w:shd w:fill="FFFFFF" w:val="clear"/>
+          </w:tcPr>
+          <w:p>
+            <w:pPr>
+              <w:pStyle w:val="Compact"/>
+              <w:jc w:val="left"/>
+            </w:pPr>
+            <w:r>
+              <w:rPr>
+                <w:color w:val="1A1A1A"/>
+                <w:sz w:val="19"/>
+              </w:rPr>
               <w:t xml:space="preserve">Orange (#F5A623) contrasting color</w:t>
             </w:r>
           </w:p>
@@ -818,9 +1265,29 @@
     <w:bookmarkStart w:id="28" w:name="notebooks-notepads"/>
     <w:p>
       <w:pPr>
+        <w:pBdr>
+          <w:top w:val="single" w:sz="18" w:space="1" w:color="F5A623"/>
+          <w:bottom w:val="single" w:sz="6" w:space="1" w:color="0099CC"/>
+        </w:pBdr>
+        <w:spacing w:before="200" w:after="200"/>
+      </w:pPr>
+    </w:p>
+    <w:p>
+      <w:pPr>
         <w:pStyle w:val="Heading2"/>
+        <w:rPr>
+          <w:color w:val="0099CC"/>
+        </w:rPr>
+        <w:pBdr>
+          <w:bottom w:val="single" w:sz="6" w:space="2" w:color="00BFFF"/>
+        </w:pBdr>
       </w:pPr>
       <w:r>
+        <w:rPr>
+          <w:b/>
+          <w:color w:val="0099CC"/>
+          <w:sz w:val="32"/>
+        </w:rPr>
         <w:t xml:space="preserve">3. NOTEBOOKS / NOTEPADS</w:t>
       </w:r>
     </w:p>
@@ -828,8 +1295,16 @@
     <w:p>
       <w:pPr>
         <w:pStyle w:val="Heading3"/>
+        <w:rPr>
+          <w:color w:val="E08A00"/>
+        </w:rPr>
       </w:pPr>
       <w:r>
+        <w:rPr>
+          <w:b/>
+          <w:color w:val="E08A00"/>
+          <w:sz w:val="26"/>
+        </w:rPr>
         <w:t xml:space="preserve">A5 Hardcover Notebook</w:t>
       </w:r>
     </w:p>
@@ -839,6 +1314,14 @@
         <w:tblW w:type="pct" w:w="5000"/>
         <w:tblLook w:firstRow="1" w:lastRow="0" w:firstColumn="0" w:lastColumn="0" w:noHBand="0" w:noVBand="0" w:val="0020"/>
         <w:jc w:val="start"/>
+        <w:tblBorders>
+          <w:top w:val="single" w:sz="4" w:space="0" w:color="B0D4E8"/>
+          <w:left w:val="single" w:sz="4" w:space="0" w:color="B0D4E8"/>
+          <w:bottom w:val="single" w:sz="4" w:space="0" w:color="B0D4E8"/>
+          <w:right w:val="single" w:sz="4" w:space="0" w:color="B0D4E8"/>
+          <w:insideH w:val="single" w:sz="4" w:space="0" w:color="B0D4E8"/>
+          <w:insideV w:val="single" w:sz="4" w:space="0" w:color="B0D4E8"/>
+        </w:tblBorders>
       </w:tblPr>
       <w:tblGrid>
         <w:gridCol w:w="3960"/>
@@ -849,25 +1332,39 @@
           <w:tblHeader w:val="true"/>
         </w:trPr>
         <w:tc>
-          <w:tcPr/>
-          <w:p>
-            <w:pPr>
-              <w:pStyle w:val="Compact"/>
-              <w:jc w:val="left"/>
-            </w:pPr>
-            <w:r>
+          <w:tcPr>
+            <w:shd w:fill="0099CC" w:val="clear"/>
+          </w:tcPr>
+          <w:p>
+            <w:pPr>
+              <w:pStyle w:val="Compact"/>
+              <w:jc w:val="left"/>
+            </w:pPr>
+            <w:r>
+              <w:rPr>
+                <w:b/>
+                <w:color w:val="FFFFFF"/>
+                <w:sz w:val="20"/>
+              </w:rPr>
               <w:t xml:space="preserve">Property</w:t>
             </w:r>
           </w:p>
         </w:tc>
         <w:tc>
-          <w:tcPr/>
-          <w:p>
-            <w:pPr>
-              <w:pStyle w:val="Compact"/>
-              <w:jc w:val="left"/>
-            </w:pPr>
-            <w:r>
+          <w:tcPr>
+            <w:shd w:fill="0099CC" w:val="clear"/>
+          </w:tcPr>
+          <w:p>
+            <w:pPr>
+              <w:pStyle w:val="Compact"/>
+              <w:jc w:val="left"/>
+            </w:pPr>
+            <w:r>
+              <w:rPr>
+                <w:b/>
+                <w:color w:val="FFFFFF"/>
+                <w:sz w:val="20"/>
+              </w:rPr>
               <w:t xml:space="preserve">Specification</w:t>
             </w:r>
           </w:p>
@@ -875,29 +1372,39 @@
       </w:tr>
       <w:tr>
         <w:tc>
-          <w:tcPr/>
-          <w:p>
-            <w:pPr>
-              <w:pStyle w:val="Compact"/>
-              <w:jc w:val="left"/>
-            </w:pPr>
-            <w:r>
-              <w:rPr>
-                <w:bCs/>
-                <w:b/>
+          <w:tcPr>
+            <w:shd w:fill="FFFFFF" w:val="clear"/>
+          </w:tcPr>
+          <w:p>
+            <w:pPr>
+              <w:pStyle w:val="Compact"/>
+              <w:jc w:val="left"/>
+            </w:pPr>
+            <w:r>
+              <w:rPr>
+                <w:bCs/>
+                <w:b/>
+                <w:color w:val="1A1A1A"/>
+                <w:sz w:val="19"/>
               </w:rPr>
               <w:t xml:space="preserve">Cover Color:</w:t>
             </w:r>
           </w:p>
         </w:tc>
         <w:tc>
-          <w:tcPr/>
-          <w:p>
-            <w:pPr>
-              <w:pStyle w:val="Compact"/>
-              <w:jc w:val="left"/>
-            </w:pPr>
-            <w:r>
+          <w:tcPr>
+            <w:shd w:fill="FFFFFF" w:val="clear"/>
+          </w:tcPr>
+          <w:p>
+            <w:pPr>
+              <w:pStyle w:val="Compact"/>
+              <w:jc w:val="left"/>
+            </w:pPr>
+            <w:r>
+              <w:rPr>
+                <w:color w:val="1A1A1A"/>
+                <w:sz w:val="19"/>
+              </w:rPr>
               <w:t xml:space="preserve">Navy (#1B2838) or Sky Blue (#00BFFF)</w:t>
             </w:r>
           </w:p>
@@ -905,29 +1412,39 @@
       </w:tr>
       <w:tr>
         <w:tc>
-          <w:tcPr/>
-          <w:p>
-            <w:pPr>
-              <w:pStyle w:val="Compact"/>
-              <w:jc w:val="left"/>
-            </w:pPr>
-            <w:r>
-              <w:rPr>
-                <w:bCs/>
-                <w:b/>
+          <w:tcPr>
+            <w:shd w:fill="E8F8FF" w:val="clear"/>
+          </w:tcPr>
+          <w:p>
+            <w:pPr>
+              <w:pStyle w:val="Compact"/>
+              <w:jc w:val="left"/>
+            </w:pPr>
+            <w:r>
+              <w:rPr>
+                <w:bCs/>
+                <w:b/>
+                <w:color w:val="1A1A1A"/>
+                <w:sz w:val="19"/>
               </w:rPr>
               <w:t xml:space="preserve">Cover Material:</w:t>
             </w:r>
           </w:p>
         </w:tc>
         <w:tc>
-          <w:tcPr/>
-          <w:p>
-            <w:pPr>
-              <w:pStyle w:val="Compact"/>
-              <w:jc w:val="left"/>
-            </w:pPr>
-            <w:r>
+          <w:tcPr>
+            <w:shd w:fill="E8F8FF" w:val="clear"/>
+          </w:tcPr>
+          <w:p>
+            <w:pPr>
+              <w:pStyle w:val="Compact"/>
+              <w:jc w:val="left"/>
+            </w:pPr>
+            <w:r>
+              <w:rPr>
+                <w:color w:val="1A1A1A"/>
+                <w:sz w:val="19"/>
+              </w:rPr>
               <w:t xml:space="preserve">PU leather or soft-touch matte</w:t>
             </w:r>
           </w:p>
@@ -935,29 +1452,39 @@
       </w:tr>
       <w:tr>
         <w:tc>
-          <w:tcPr/>
-          <w:p>
-            <w:pPr>
-              <w:pStyle w:val="Compact"/>
-              <w:jc w:val="left"/>
-            </w:pPr>
-            <w:r>
-              <w:rPr>
-                <w:bCs/>
-                <w:b/>
+          <w:tcPr>
+            <w:shd w:fill="FFFFFF" w:val="clear"/>
+          </w:tcPr>
+          <w:p>
+            <w:pPr>
+              <w:pStyle w:val="Compact"/>
+              <w:jc w:val="left"/>
+            </w:pPr>
+            <w:r>
+              <w:rPr>
+                <w:bCs/>
+                <w:b/>
+                <w:color w:val="1A1A1A"/>
+                <w:sz w:val="19"/>
               </w:rPr>
               <w:t xml:space="preserve">Front Cover:</w:t>
             </w:r>
           </w:p>
         </w:tc>
         <w:tc>
-          <w:tcPr/>
-          <w:p>
-            <w:pPr>
-              <w:pStyle w:val="Compact"/>
-              <w:jc w:val="left"/>
-            </w:pPr>
-            <w:r>
+          <w:tcPr>
+            <w:shd w:fill="FFFFFF" w:val="clear"/>
+          </w:tcPr>
+          <w:p>
+            <w:pPr>
+              <w:pStyle w:val="Compact"/>
+              <w:jc w:val="left"/>
+            </w:pPr>
+            <w:r>
+              <w:rPr>
+                <w:color w:val="1A1A1A"/>
+                <w:sz w:val="19"/>
+              </w:rPr>
               <w:t xml:space="preserve">PECH logo, debossed or foil stamped, center</w:t>
             </w:r>
           </w:p>
@@ -965,29 +1492,39 @@
       </w:tr>
       <w:tr>
         <w:tc>
-          <w:tcPr/>
-          <w:p>
-            <w:pPr>
-              <w:pStyle w:val="Compact"/>
-              <w:jc w:val="left"/>
-            </w:pPr>
-            <w:r>
-              <w:rPr>
-                <w:bCs/>
-                <w:b/>
+          <w:tcPr>
+            <w:shd w:fill="E8F8FF" w:val="clear"/>
+          </w:tcPr>
+          <w:p>
+            <w:pPr>
+              <w:pStyle w:val="Compact"/>
+              <w:jc w:val="left"/>
+            </w:pPr>
+            <w:r>
+              <w:rPr>
+                <w:bCs/>
+                <w:b/>
+                <w:color w:val="1A1A1A"/>
+                <w:sz w:val="19"/>
               </w:rPr>
               <w:t xml:space="preserve">Logo Size:</w:t>
             </w:r>
           </w:p>
         </w:tc>
         <w:tc>
-          <w:tcPr/>
-          <w:p>
-            <w:pPr>
-              <w:pStyle w:val="Compact"/>
-              <w:jc w:val="left"/>
-            </w:pPr>
-            <w:r>
+          <w:tcPr>
+            <w:shd w:fill="E8F8FF" w:val="clear"/>
+          </w:tcPr>
+          <w:p>
+            <w:pPr>
+              <w:pStyle w:val="Compact"/>
+              <w:jc w:val="left"/>
+            </w:pPr>
+            <w:r>
+              <w:rPr>
+                <w:color w:val="1A1A1A"/>
+                <w:sz w:val="19"/>
+              </w:rPr>
               <w:t xml:space="preserve">50mm wide</w:t>
             </w:r>
           </w:p>
@@ -995,29 +1532,39 @@
       </w:tr>
       <w:tr>
         <w:tc>
-          <w:tcPr/>
-          <w:p>
-            <w:pPr>
-              <w:pStyle w:val="Compact"/>
-              <w:jc w:val="left"/>
-            </w:pPr>
-            <w:r>
-              <w:rPr>
-                <w:bCs/>
-                <w:b/>
+          <w:tcPr>
+            <w:shd w:fill="FFFFFF" w:val="clear"/>
+          </w:tcPr>
+          <w:p>
+            <w:pPr>
+              <w:pStyle w:val="Compact"/>
+              <w:jc w:val="left"/>
+            </w:pPr>
+            <w:r>
+              <w:rPr>
+                <w:bCs/>
+                <w:b/>
+                <w:color w:val="1A1A1A"/>
+                <w:sz w:val="19"/>
               </w:rPr>
               <w:t xml:space="preserve">Tagline:</w:t>
             </w:r>
           </w:p>
         </w:tc>
         <w:tc>
-          <w:tcPr/>
-          <w:p>
-            <w:pPr>
-              <w:pStyle w:val="Compact"/>
-              <w:jc w:val="left"/>
-            </w:pPr>
-            <w:r>
+          <w:tcPr>
+            <w:shd w:fill="FFFFFF" w:val="clear"/>
+          </w:tcPr>
+          <w:p>
+            <w:pPr>
+              <w:pStyle w:val="Compact"/>
+              <w:jc w:val="left"/>
+            </w:pPr>
+            <w:r>
+              <w:rPr>
+                <w:color w:val="1A1A1A"/>
+                <w:sz w:val="19"/>
+              </w:rPr>
               <w:t xml:space="preserve">Bottom of front cover, foil stamped, 8pt</w:t>
             </w:r>
           </w:p>
@@ -1025,41 +1572,67 @@
       </w:tr>
       <w:tr>
         <w:tc>
-          <w:tcPr/>
-          <w:p>
-            <w:pPr>
-              <w:pStyle w:val="Compact"/>
-              <w:jc w:val="left"/>
-            </w:pPr>
-            <w:r>
-              <w:rPr>
-                <w:bCs/>
-                <w:b/>
+          <w:tcPr>
+            <w:shd w:fill="E8F8FF" w:val="clear"/>
+          </w:tcPr>
+          <w:p>
+            <w:pPr>
+              <w:pStyle w:val="Compact"/>
+              <w:jc w:val="left"/>
+            </w:pPr>
+            <w:r>
+              <w:rPr>
+                <w:bCs/>
+                <w:b/>
+                <w:color w:val="1A1A1A"/>
+                <w:sz w:val="19"/>
               </w:rPr>
               <w:t xml:space="preserve">Spine:</w:t>
             </w:r>
           </w:p>
         </w:tc>
         <w:tc>
-          <w:tcPr/>
-          <w:p>
-            <w:pPr>
-              <w:pStyle w:val="Compact"/>
-              <w:jc w:val="left"/>
-            </w:pPr>
-            <w:r>
+          <w:tcPr>
+            <w:shd w:fill="E8F8FF" w:val="clear"/>
+          </w:tcPr>
+          <w:p>
+            <w:pPr>
+              <w:pStyle w:val="Compact"/>
+              <w:jc w:val="left"/>
+            </w:pPr>
+            <w:r>
+              <w:rPr>
+                <w:color w:val="1A1A1A"/>
+                <w:sz w:val="19"/>
+              </w:rPr>
               <w:t xml:space="preserve">“</w:t>
             </w:r>
             <w:r>
+              <w:rPr>
+                <w:color w:val="1A1A1A"/>
+                <w:sz w:val="19"/>
+              </w:rPr>
               <w:t xml:space="preserve">PECH Group Holdings Ltd</w:t>
             </w:r>
             <w:r>
+              <w:rPr>
+                <w:color w:val="1A1A1A"/>
+                <w:sz w:val="19"/>
+              </w:rPr>
               <w:t xml:space="preserve">”</w:t>
             </w:r>
             <w:r>
+              <w:rPr>
+                <w:color w:val="1A1A1A"/>
+                <w:sz w:val="19"/>
+              </w:rPr>
               <w:t xml:space="preserve"> </w:t>
             </w:r>
             <w:r>
+              <w:rPr>
+                <w:color w:val="1A1A1A"/>
+                <w:sz w:val="19"/>
+              </w:rPr>
               <w:t xml:space="preserve">— vertical text</w:t>
             </w:r>
           </w:p>
@@ -1067,29 +1640,39 @@
       </w:tr>
       <w:tr>
         <w:tc>
-          <w:tcPr/>
-          <w:p>
-            <w:pPr>
-              <w:pStyle w:val="Compact"/>
-              <w:jc w:val="left"/>
-            </w:pPr>
-            <w:r>
-              <w:rPr>
-                <w:bCs/>
-                <w:b/>
+          <w:tcPr>
+            <w:shd w:fill="FFFFFF" w:val="clear"/>
+          </w:tcPr>
+          <w:p>
+            <w:pPr>
+              <w:pStyle w:val="Compact"/>
+              <w:jc w:val="left"/>
+            </w:pPr>
+            <w:r>
+              <w:rPr>
+                <w:bCs/>
+                <w:b/>
+                <w:color w:val="1A1A1A"/>
+                <w:sz w:val="19"/>
               </w:rPr>
               <w:t xml:space="preserve">Back Cover:</w:t>
             </w:r>
           </w:p>
         </w:tc>
         <w:tc>
-          <w:tcPr/>
-          <w:p>
-            <w:pPr>
-              <w:pStyle w:val="Compact"/>
-              <w:jc w:val="left"/>
-            </w:pPr>
-            <w:r>
+          <w:tcPr>
+            <w:shd w:fill="FFFFFF" w:val="clear"/>
+          </w:tcPr>
+          <w:p>
+            <w:pPr>
+              <w:pStyle w:val="Compact"/>
+              <w:jc w:val="left"/>
+            </w:pPr>
+            <w:r>
+              <w:rPr>
+                <w:color w:val="1A1A1A"/>
+                <w:sz w:val="19"/>
+              </w:rPr>
               <w:t xml:space="preserve">Website URL, small logo (bottom-right)</w:t>
             </w:r>
           </w:p>
@@ -1097,29 +1680,39 @@
       </w:tr>
       <w:tr>
         <w:tc>
-          <w:tcPr/>
-          <w:p>
-            <w:pPr>
-              <w:pStyle w:val="Compact"/>
-              <w:jc w:val="left"/>
-            </w:pPr>
-            <w:r>
-              <w:rPr>
-                <w:bCs/>
-                <w:b/>
+          <w:tcPr>
+            <w:shd w:fill="E8F8FF" w:val="clear"/>
+          </w:tcPr>
+          <w:p>
+            <w:pPr>
+              <w:pStyle w:val="Compact"/>
+              <w:jc w:val="left"/>
+            </w:pPr>
+            <w:r>
+              <w:rPr>
+                <w:bCs/>
+                <w:b/>
+                <w:color w:val="1A1A1A"/>
+                <w:sz w:val="19"/>
               </w:rPr>
               <w:t xml:space="preserve">Interior Header:</w:t>
             </w:r>
           </w:p>
         </w:tc>
         <w:tc>
-          <w:tcPr/>
-          <w:p>
-            <w:pPr>
-              <w:pStyle w:val="Compact"/>
-              <w:jc w:val="left"/>
-            </w:pPr>
-            <w:r>
+          <w:tcPr>
+            <w:shd w:fill="E8F8FF" w:val="clear"/>
+          </w:tcPr>
+          <w:p>
+            <w:pPr>
+              <w:pStyle w:val="Compact"/>
+              <w:jc w:val="left"/>
+            </w:pPr>
+            <w:r>
+              <w:rPr>
+                <w:color w:val="1A1A1A"/>
+                <w:sz w:val="19"/>
+              </w:rPr>
               <w:t xml:space="preserve">Each page: light watermark of logo (5% opacity)</w:t>
             </w:r>
           </w:p>
@@ -1127,29 +1720,39 @@
       </w:tr>
       <w:tr>
         <w:tc>
-          <w:tcPr/>
-          <w:p>
-            <w:pPr>
-              <w:pStyle w:val="Compact"/>
-              <w:jc w:val="left"/>
-            </w:pPr>
-            <w:r>
-              <w:rPr>
-                <w:bCs/>
-                <w:b/>
+          <w:tcPr>
+            <w:shd w:fill="FFFFFF" w:val="clear"/>
+          </w:tcPr>
+          <w:p>
+            <w:pPr>
+              <w:pStyle w:val="Compact"/>
+              <w:jc w:val="left"/>
+            </w:pPr>
+            <w:r>
+              <w:rPr>
+                <w:bCs/>
+                <w:b/>
+                <w:color w:val="1A1A1A"/>
+                <w:sz w:val="19"/>
               </w:rPr>
               <w:t xml:space="preserve">Pages:</w:t>
             </w:r>
           </w:p>
         </w:tc>
         <w:tc>
-          <w:tcPr/>
-          <w:p>
-            <w:pPr>
-              <w:pStyle w:val="Compact"/>
-              <w:jc w:val="left"/>
-            </w:pPr>
-            <w:r>
+          <w:tcPr>
+            <w:shd w:fill="FFFFFF" w:val="clear"/>
+          </w:tcPr>
+          <w:p>
+            <w:pPr>
+              <w:pStyle w:val="Compact"/>
+              <w:jc w:val="left"/>
+            </w:pPr>
+            <w:r>
+              <w:rPr>
+                <w:color w:val="1A1A1A"/>
+                <w:sz w:val="19"/>
+              </w:rPr>
               <w:t xml:space="preserve">160 pages, 80gsm ivory, lined or dot-grid</w:t>
             </w:r>
           </w:p>
@@ -1157,29 +1760,39 @@
       </w:tr>
       <w:tr>
         <w:tc>
-          <w:tcPr/>
-          <w:p>
-            <w:pPr>
-              <w:pStyle w:val="Compact"/>
-              <w:jc w:val="left"/>
-            </w:pPr>
-            <w:r>
-              <w:rPr>
-                <w:bCs/>
-                <w:b/>
+          <w:tcPr>
+            <w:shd w:fill="E8F8FF" w:val="clear"/>
+          </w:tcPr>
+          <w:p>
+            <w:pPr>
+              <w:pStyle w:val="Compact"/>
+              <w:jc w:val="left"/>
+            </w:pPr>
+            <w:r>
+              <w:rPr>
+                <w:bCs/>
+                <w:b/>
+                <w:color w:val="1A1A1A"/>
+                <w:sz w:val="19"/>
               </w:rPr>
               <w:t xml:space="preserve">Elastic Band:</w:t>
             </w:r>
           </w:p>
         </w:tc>
         <w:tc>
-          <w:tcPr/>
-          <w:p>
-            <w:pPr>
-              <w:pStyle w:val="Compact"/>
-              <w:jc w:val="left"/>
-            </w:pPr>
-            <w:r>
+          <w:tcPr>
+            <w:shd w:fill="E8F8FF" w:val="clear"/>
+          </w:tcPr>
+          <w:p>
+            <w:pPr>
+              <w:pStyle w:val="Compact"/>
+              <w:jc w:val="left"/>
+            </w:pPr>
+            <w:r>
+              <w:rPr>
+                <w:color w:val="1A1A1A"/>
+                <w:sz w:val="19"/>
+              </w:rPr>
               <w:t xml:space="preserve">Orange (#F5A623)</w:t>
             </w:r>
           </w:p>
@@ -1187,29 +1800,39 @@
       </w:tr>
       <w:tr>
         <w:tc>
-          <w:tcPr/>
-          <w:p>
-            <w:pPr>
-              <w:pStyle w:val="Compact"/>
-              <w:jc w:val="left"/>
-            </w:pPr>
-            <w:r>
-              <w:rPr>
-                <w:bCs/>
-                <w:b/>
+          <w:tcPr>
+            <w:shd w:fill="FFFFFF" w:val="clear"/>
+          </w:tcPr>
+          <w:p>
+            <w:pPr>
+              <w:pStyle w:val="Compact"/>
+              <w:jc w:val="left"/>
+            </w:pPr>
+            <w:r>
+              <w:rPr>
+                <w:bCs/>
+                <w:b/>
+                <w:color w:val="1A1A1A"/>
+                <w:sz w:val="19"/>
               </w:rPr>
               <w:t xml:space="preserve">Ribbon Bookmark:</w:t>
             </w:r>
           </w:p>
         </w:tc>
         <w:tc>
-          <w:tcPr/>
-          <w:p>
-            <w:pPr>
-              <w:pStyle w:val="Compact"/>
-              <w:jc w:val="left"/>
-            </w:pPr>
-            <w:r>
+          <w:tcPr>
+            <w:shd w:fill="FFFFFF" w:val="clear"/>
+          </w:tcPr>
+          <w:p>
+            <w:pPr>
+              <w:pStyle w:val="Compact"/>
+              <w:jc w:val="left"/>
+            </w:pPr>
+            <w:r>
+              <w:rPr>
+                <w:color w:val="1A1A1A"/>
+                <w:sz w:val="19"/>
+              </w:rPr>
               <w:t xml:space="preserve">Sky Blue (#00BFFF)</w:t>
             </w:r>
           </w:p>
@@ -1221,8 +1844,16 @@
     <w:p>
       <w:pPr>
         <w:pStyle w:val="Heading3"/>
+        <w:rPr>
+          <w:color w:val="E08A00"/>
+        </w:rPr>
       </w:pPr>
       <w:r>
+        <w:rPr>
+          <w:b/>
+          <w:color w:val="E08A00"/>
+          <w:sz w:val="26"/>
+        </w:rPr>
         <w:t xml:space="preserve">A4 Notepad</w:t>
       </w:r>
     </w:p>
@@ -1232,6 +1863,14 @@
         <w:tblW w:type="pct" w:w="5000"/>
         <w:tblLook w:firstRow="1" w:lastRow="0" w:firstColumn="0" w:lastColumn="0" w:noHBand="0" w:noVBand="0" w:val="0020"/>
         <w:jc w:val="start"/>
+        <w:tblBorders>
+          <w:top w:val="single" w:sz="4" w:space="0" w:color="B0D4E8"/>
+          <w:left w:val="single" w:sz="4" w:space="0" w:color="B0D4E8"/>
+          <w:bottom w:val="single" w:sz="4" w:space="0" w:color="B0D4E8"/>
+          <w:right w:val="single" w:sz="4" w:space="0" w:color="B0D4E8"/>
+          <w:insideH w:val="single" w:sz="4" w:space="0" w:color="B0D4E8"/>
+          <w:insideV w:val="single" w:sz="4" w:space="0" w:color="B0D4E8"/>
+        </w:tblBorders>
       </w:tblPr>
       <w:tblGrid>
         <w:gridCol w:w="3960"/>
@@ -1242,25 +1881,39 @@
           <w:tblHeader w:val="true"/>
         </w:trPr>
         <w:tc>
-          <w:tcPr/>
-          <w:p>
-            <w:pPr>
-              <w:pStyle w:val="Compact"/>
-              <w:jc w:val="left"/>
-            </w:pPr>
-            <w:r>
+          <w:tcPr>
+            <w:shd w:fill="0099CC" w:val="clear"/>
+          </w:tcPr>
+          <w:p>
+            <w:pPr>
+              <w:pStyle w:val="Compact"/>
+              <w:jc w:val="left"/>
+            </w:pPr>
+            <w:r>
+              <w:rPr>
+                <w:b/>
+                <w:color w:val="FFFFFF"/>
+                <w:sz w:val="20"/>
+              </w:rPr>
               <w:t xml:space="preserve">Property</w:t>
             </w:r>
           </w:p>
         </w:tc>
         <w:tc>
-          <w:tcPr/>
-          <w:p>
-            <w:pPr>
-              <w:pStyle w:val="Compact"/>
-              <w:jc w:val="left"/>
-            </w:pPr>
-            <w:r>
+          <w:tcPr>
+            <w:shd w:fill="0099CC" w:val="clear"/>
+          </w:tcPr>
+          <w:p>
+            <w:pPr>
+              <w:pStyle w:val="Compact"/>
+              <w:jc w:val="left"/>
+            </w:pPr>
+            <w:r>
+              <w:rPr>
+                <w:b/>
+                <w:color w:val="FFFFFF"/>
+                <w:sz w:val="20"/>
+              </w:rPr>
               <w:t xml:space="preserve">Specification</w:t>
             </w:r>
           </w:p>
@@ -1268,29 +1921,39 @@
       </w:tr>
       <w:tr>
         <w:tc>
-          <w:tcPr/>
-          <w:p>
-            <w:pPr>
-              <w:pStyle w:val="Compact"/>
-              <w:jc w:val="left"/>
-            </w:pPr>
-            <w:r>
-              <w:rPr>
-                <w:bCs/>
-                <w:b/>
+          <w:tcPr>
+            <w:shd w:fill="FFFFFF" w:val="clear"/>
+          </w:tcPr>
+          <w:p>
+            <w:pPr>
+              <w:pStyle w:val="Compact"/>
+              <w:jc w:val="left"/>
+            </w:pPr>
+            <w:r>
+              <w:rPr>
+                <w:bCs/>
+                <w:b/>
+                <w:color w:val="1A1A1A"/>
+                <w:sz w:val="19"/>
               </w:rPr>
               <w:t xml:space="preserve">Header:</w:t>
             </w:r>
           </w:p>
         </w:tc>
         <w:tc>
-          <w:tcPr/>
-          <w:p>
-            <w:pPr>
-              <w:pStyle w:val="Compact"/>
-              <w:jc w:val="left"/>
-            </w:pPr>
-            <w:r>
+          <w:tcPr>
+            <w:shd w:fill="FFFFFF" w:val="clear"/>
+          </w:tcPr>
+          <w:p>
+            <w:pPr>
+              <w:pStyle w:val="Compact"/>
+              <w:jc w:val="left"/>
+            </w:pPr>
+            <w:r>
+              <w:rPr>
+                <w:color w:val="1A1A1A"/>
+                <w:sz w:val="19"/>
+              </w:rPr>
               <w:t xml:space="preserve">20mm branded strip — Sky Blue background, white logo + text</w:t>
             </w:r>
           </w:p>
@@ -1298,29 +1961,39 @@
       </w:tr>
       <w:tr>
         <w:tc>
-          <w:tcPr/>
-          <w:p>
-            <w:pPr>
-              <w:pStyle w:val="Compact"/>
-              <w:jc w:val="left"/>
-            </w:pPr>
-            <w:r>
-              <w:rPr>
-                <w:bCs/>
-                <w:b/>
+          <w:tcPr>
+            <w:shd w:fill="E8F8FF" w:val="clear"/>
+          </w:tcPr>
+          <w:p>
+            <w:pPr>
+              <w:pStyle w:val="Compact"/>
+              <w:jc w:val="left"/>
+            </w:pPr>
+            <w:r>
+              <w:rPr>
+                <w:bCs/>
+                <w:b/>
+                <w:color w:val="1A1A1A"/>
+                <w:sz w:val="19"/>
               </w:rPr>
               <w:t xml:space="preserve">Footer:</w:t>
             </w:r>
           </w:p>
         </w:tc>
         <w:tc>
-          <w:tcPr/>
-          <w:p>
-            <w:pPr>
-              <w:pStyle w:val="Compact"/>
-              <w:jc w:val="left"/>
-            </w:pPr>
-            <w:r>
+          <w:tcPr>
+            <w:shd w:fill="E8F8FF" w:val="clear"/>
+          </w:tcPr>
+          <w:p>
+            <w:pPr>
+              <w:pStyle w:val="Compact"/>
+              <w:jc w:val="left"/>
+            </w:pPr>
+            <w:r>
+              <w:rPr>
+                <w:color w:val="1A1A1A"/>
+                <w:sz w:val="19"/>
+              </w:rPr>
               <w:t xml:space="preserve">10mm strip — “PECH Group Holdings Ltd</w:t>
             </w:r>
           </w:p>
@@ -1328,29 +2001,39 @@
       </w:tr>
       <w:tr>
         <w:tc>
-          <w:tcPr/>
-          <w:p>
-            <w:pPr>
-              <w:pStyle w:val="Compact"/>
-              <w:jc w:val="left"/>
-            </w:pPr>
-            <w:r>
-              <w:rPr>
-                <w:bCs/>
-                <w:b/>
+          <w:tcPr>
+            <w:shd w:fill="FFFFFF" w:val="clear"/>
+          </w:tcPr>
+          <w:p>
+            <w:pPr>
+              <w:pStyle w:val="Compact"/>
+              <w:jc w:val="left"/>
+            </w:pPr>
+            <w:r>
+              <w:rPr>
+                <w:bCs/>
+                <w:b/>
+                <w:color w:val="1A1A1A"/>
+                <w:sz w:val="19"/>
               </w:rPr>
               <w:t xml:space="preserve">Pages:</w:t>
             </w:r>
           </w:p>
         </w:tc>
         <w:tc>
-          <w:tcPr/>
-          <w:p>
-            <w:pPr>
-              <w:pStyle w:val="Compact"/>
-              <w:jc w:val="left"/>
-            </w:pPr>
-            <w:r>
+          <w:tcPr>
+            <w:shd w:fill="FFFFFF" w:val="clear"/>
+          </w:tcPr>
+          <w:p>
+            <w:pPr>
+              <w:pStyle w:val="Compact"/>
+              <w:jc w:val="left"/>
+            </w:pPr>
+            <w:r>
+              <w:rPr>
+                <w:color w:val="1A1A1A"/>
+                <w:sz w:val="19"/>
+              </w:rPr>
               <w:t xml:space="preserve">50 sheets, 80gsm, lined with left margin</w:t>
             </w:r>
           </w:p>
@@ -1358,29 +2041,39 @@
       </w:tr>
       <w:tr>
         <w:tc>
-          <w:tcPr/>
-          <w:p>
-            <w:pPr>
-              <w:pStyle w:val="Compact"/>
-              <w:jc w:val="left"/>
-            </w:pPr>
-            <w:r>
-              <w:rPr>
-                <w:bCs/>
-                <w:b/>
+          <w:tcPr>
+            <w:shd w:fill="E8F8FF" w:val="clear"/>
+          </w:tcPr>
+          <w:p>
+            <w:pPr>
+              <w:pStyle w:val="Compact"/>
+              <w:jc w:val="left"/>
+            </w:pPr>
+            <w:r>
+              <w:rPr>
+                <w:bCs/>
+                <w:b/>
+                <w:color w:val="1A1A1A"/>
+                <w:sz w:val="19"/>
               </w:rPr>
               <w:t xml:space="preserve">Binding:</w:t>
             </w:r>
           </w:p>
         </w:tc>
         <w:tc>
-          <w:tcPr/>
-          <w:p>
-            <w:pPr>
-              <w:pStyle w:val="Compact"/>
-              <w:jc w:val="left"/>
-            </w:pPr>
-            <w:r>
+          <w:tcPr>
+            <w:shd w:fill="E8F8FF" w:val="clear"/>
+          </w:tcPr>
+          <w:p>
+            <w:pPr>
+              <w:pStyle w:val="Compact"/>
+              <w:jc w:val="left"/>
+            </w:pPr>
+            <w:r>
+              <w:rPr>
+                <w:color w:val="1A1A1A"/>
+                <w:sz w:val="19"/>
+              </w:rPr>
               <w:t xml:space="preserve">Top-bound, perforated tear-off</w:t>
             </w:r>
           </w:p>
@@ -1399,9 +2092,29 @@
     <w:bookmarkStart w:id="31" w:name="usb-drives-power-banks"/>
     <w:p>
       <w:pPr>
+        <w:pBdr>
+          <w:top w:val="single" w:sz="18" w:space="1" w:color="F5A623"/>
+          <w:bottom w:val="single" w:sz="6" w:space="1" w:color="0099CC"/>
+        </w:pBdr>
+        <w:spacing w:before="200" w:after="200"/>
+      </w:pPr>
+    </w:p>
+    <w:p>
+      <w:pPr>
         <w:pStyle w:val="Heading2"/>
+        <w:rPr>
+          <w:color w:val="0099CC"/>
+        </w:rPr>
+        <w:pBdr>
+          <w:bottom w:val="single" w:sz="6" w:space="2" w:color="00BFFF"/>
+        </w:pBdr>
       </w:pPr>
       <w:r>
+        <w:rPr>
+          <w:b/>
+          <w:color w:val="0099CC"/>
+          <w:sz w:val="32"/>
+        </w:rPr>
         <w:t xml:space="preserve">4. USB DRIVES / POWER BANKS</w:t>
       </w:r>
     </w:p>
@@ -1409,8 +2122,16 @@
     <w:p>
       <w:pPr>
         <w:pStyle w:val="Heading3"/>
+        <w:rPr>
+          <w:color w:val="E08A00"/>
+        </w:rPr>
       </w:pPr>
       <w:r>
+        <w:rPr>
+          <w:b/>
+          <w:color w:val="E08A00"/>
+          <w:sz w:val="26"/>
+        </w:rPr>
         <w:t xml:space="preserve">USB Flash Drive</w:t>
       </w:r>
     </w:p>
@@ -1420,6 +2141,14 @@
         <w:tblW w:type="pct" w:w="5000"/>
         <w:tblLook w:firstRow="1" w:lastRow="0" w:firstColumn="0" w:lastColumn="0" w:noHBand="0" w:noVBand="0" w:val="0020"/>
         <w:jc w:val="start"/>
+        <w:tblBorders>
+          <w:top w:val="single" w:sz="4" w:space="0" w:color="B0D4E8"/>
+          <w:left w:val="single" w:sz="4" w:space="0" w:color="B0D4E8"/>
+          <w:bottom w:val="single" w:sz="4" w:space="0" w:color="B0D4E8"/>
+          <w:right w:val="single" w:sz="4" w:space="0" w:color="B0D4E8"/>
+          <w:insideH w:val="single" w:sz="4" w:space="0" w:color="B0D4E8"/>
+          <w:insideV w:val="single" w:sz="4" w:space="0" w:color="B0D4E8"/>
+        </w:tblBorders>
       </w:tblPr>
       <w:tblGrid>
         <w:gridCol w:w="3960"/>
@@ -1430,25 +2159,39 @@
           <w:tblHeader w:val="true"/>
         </w:trPr>
         <w:tc>
-          <w:tcPr/>
-          <w:p>
-            <w:pPr>
-              <w:pStyle w:val="Compact"/>
-              <w:jc w:val="left"/>
-            </w:pPr>
-            <w:r>
+          <w:tcPr>
+            <w:shd w:fill="0099CC" w:val="clear"/>
+          </w:tcPr>
+          <w:p>
+            <w:pPr>
+              <w:pStyle w:val="Compact"/>
+              <w:jc w:val="left"/>
+            </w:pPr>
+            <w:r>
+              <w:rPr>
+                <w:b/>
+                <w:color w:val="FFFFFF"/>
+                <w:sz w:val="20"/>
+              </w:rPr>
               <w:t xml:space="preserve">Property</w:t>
             </w:r>
           </w:p>
         </w:tc>
         <w:tc>
-          <w:tcPr/>
-          <w:p>
-            <w:pPr>
-              <w:pStyle w:val="Compact"/>
-              <w:jc w:val="left"/>
-            </w:pPr>
-            <w:r>
+          <w:tcPr>
+            <w:shd w:fill="0099CC" w:val="clear"/>
+          </w:tcPr>
+          <w:p>
+            <w:pPr>
+              <w:pStyle w:val="Compact"/>
+              <w:jc w:val="left"/>
+            </w:pPr>
+            <w:r>
+              <w:rPr>
+                <w:b/>
+                <w:color w:val="FFFFFF"/>
+                <w:sz w:val="20"/>
+              </w:rPr>
               <w:t xml:space="preserve">Specification</w:t>
             </w:r>
           </w:p>
@@ -1456,29 +2199,39 @@
       </w:tr>
       <w:tr>
         <w:tc>
-          <w:tcPr/>
-          <w:p>
-            <w:pPr>
-              <w:pStyle w:val="Compact"/>
-              <w:jc w:val="left"/>
-            </w:pPr>
-            <w:r>
-              <w:rPr>
-                <w:bCs/>
-                <w:b/>
+          <w:tcPr>
+            <w:shd w:fill="FFFFFF" w:val="clear"/>
+          </w:tcPr>
+          <w:p>
+            <w:pPr>
+              <w:pStyle w:val="Compact"/>
+              <w:jc w:val="left"/>
+            </w:pPr>
+            <w:r>
+              <w:rPr>
+                <w:bCs/>
+                <w:b/>
+                <w:color w:val="1A1A1A"/>
+                <w:sz w:val="19"/>
               </w:rPr>
               <w:t xml:space="preserve">Capacity:</w:t>
             </w:r>
           </w:p>
         </w:tc>
         <w:tc>
-          <w:tcPr/>
-          <w:p>
-            <w:pPr>
-              <w:pStyle w:val="Compact"/>
-              <w:jc w:val="left"/>
-            </w:pPr>
-            <w:r>
+          <w:tcPr>
+            <w:shd w:fill="FFFFFF" w:val="clear"/>
+          </w:tcPr>
+          <w:p>
+            <w:pPr>
+              <w:pStyle w:val="Compact"/>
+              <w:jc w:val="left"/>
+            </w:pPr>
+            <w:r>
+              <w:rPr>
+                <w:color w:val="1A1A1A"/>
+                <w:sz w:val="19"/>
+              </w:rPr>
               <w:t xml:space="preserve">16GB / 32GB / 64GB</w:t>
             </w:r>
           </w:p>
@@ -1486,29 +2239,39 @@
       </w:tr>
       <w:tr>
         <w:tc>
-          <w:tcPr/>
-          <w:p>
-            <w:pPr>
-              <w:pStyle w:val="Compact"/>
-              <w:jc w:val="left"/>
-            </w:pPr>
-            <w:r>
-              <w:rPr>
-                <w:bCs/>
-                <w:b/>
+          <w:tcPr>
+            <w:shd w:fill="E8F8FF" w:val="clear"/>
+          </w:tcPr>
+          <w:p>
+            <w:pPr>
+              <w:pStyle w:val="Compact"/>
+              <w:jc w:val="left"/>
+            </w:pPr>
+            <w:r>
+              <w:rPr>
+                <w:bCs/>
+                <w:b/>
+                <w:color w:val="1A1A1A"/>
+                <w:sz w:val="19"/>
               </w:rPr>
               <w:t xml:space="preserve">Shape:</w:t>
             </w:r>
           </w:p>
         </w:tc>
         <w:tc>
-          <w:tcPr/>
-          <w:p>
-            <w:pPr>
-              <w:pStyle w:val="Compact"/>
-              <w:jc w:val="left"/>
-            </w:pPr>
-            <w:r>
+          <w:tcPr>
+            <w:shd w:fill="E8F8FF" w:val="clear"/>
+          </w:tcPr>
+          <w:p>
+            <w:pPr>
+              <w:pStyle w:val="Compact"/>
+              <w:jc w:val="left"/>
+            </w:pPr>
+            <w:r>
+              <w:rPr>
+                <w:color w:val="1A1A1A"/>
+                <w:sz w:val="19"/>
+              </w:rPr>
               <w:t xml:space="preserve">Custom hexagonal shape (matching logo) or standard rectangular</w:t>
             </w:r>
           </w:p>
@@ -1516,29 +2279,39 @@
       </w:tr>
       <w:tr>
         <w:tc>
-          <w:tcPr/>
-          <w:p>
-            <w:pPr>
-              <w:pStyle w:val="Compact"/>
-              <w:jc w:val="left"/>
-            </w:pPr>
-            <w:r>
-              <w:rPr>
-                <w:bCs/>
-                <w:b/>
+          <w:tcPr>
+            <w:shd w:fill="FFFFFF" w:val="clear"/>
+          </w:tcPr>
+          <w:p>
+            <w:pPr>
+              <w:pStyle w:val="Compact"/>
+              <w:jc w:val="left"/>
+            </w:pPr>
+            <w:r>
+              <w:rPr>
+                <w:bCs/>
+                <w:b/>
+                <w:color w:val="1A1A1A"/>
+                <w:sz w:val="19"/>
               </w:rPr>
               <w:t xml:space="preserve">Body Color:</w:t>
             </w:r>
           </w:p>
         </w:tc>
         <w:tc>
-          <w:tcPr/>
-          <w:p>
-            <w:pPr>
-              <w:pStyle w:val="Compact"/>
-              <w:jc w:val="left"/>
-            </w:pPr>
-            <w:r>
+          <w:tcPr>
+            <w:shd w:fill="FFFFFF" w:val="clear"/>
+          </w:tcPr>
+          <w:p>
+            <w:pPr>
+              <w:pStyle w:val="Compact"/>
+              <w:jc w:val="left"/>
+            </w:pPr>
+            <w:r>
+              <w:rPr>
+                <w:color w:val="1A1A1A"/>
+                <w:sz w:val="19"/>
+              </w:rPr>
               <w:t xml:space="preserve">Navy (#1B2838)</w:t>
             </w:r>
           </w:p>
@@ -1546,29 +2319,39 @@
       </w:tr>
       <w:tr>
         <w:tc>
-          <w:tcPr/>
-          <w:p>
-            <w:pPr>
-              <w:pStyle w:val="Compact"/>
-              <w:jc w:val="left"/>
-            </w:pPr>
-            <w:r>
-              <w:rPr>
-                <w:bCs/>
-                <w:b/>
+          <w:tcPr>
+            <w:shd w:fill="E8F8FF" w:val="clear"/>
+          </w:tcPr>
+          <w:p>
+            <w:pPr>
+              <w:pStyle w:val="Compact"/>
+              <w:jc w:val="left"/>
+            </w:pPr>
+            <w:r>
+              <w:rPr>
+                <w:bCs/>
+                <w:b/>
+                <w:color w:val="1A1A1A"/>
+                <w:sz w:val="19"/>
               </w:rPr>
               <w:t xml:space="preserve">Logo Print:</w:t>
             </w:r>
           </w:p>
         </w:tc>
         <w:tc>
-          <w:tcPr/>
-          <w:p>
-            <w:pPr>
-              <w:pStyle w:val="Compact"/>
-              <w:jc w:val="left"/>
-            </w:pPr>
-            <w:r>
+          <w:tcPr>
+            <w:shd w:fill="E8F8FF" w:val="clear"/>
+          </w:tcPr>
+          <w:p>
+            <w:pPr>
+              <w:pStyle w:val="Compact"/>
+              <w:jc w:val="left"/>
+            </w:pPr>
+            <w:r>
+              <w:rPr>
+                <w:color w:val="1A1A1A"/>
+                <w:sz w:val="19"/>
+              </w:rPr>
               <w:t xml:space="preserve">Full-color UV print on front face</w:t>
             </w:r>
           </w:p>
@@ -1576,29 +2359,39 @@
       </w:tr>
       <w:tr>
         <w:tc>
-          <w:tcPr/>
-          <w:p>
-            <w:pPr>
-              <w:pStyle w:val="Compact"/>
-              <w:jc w:val="left"/>
-            </w:pPr>
-            <w:r>
-              <w:rPr>
-                <w:bCs/>
-                <w:b/>
+          <w:tcPr>
+            <w:shd w:fill="FFFFFF" w:val="clear"/>
+          </w:tcPr>
+          <w:p>
+            <w:pPr>
+              <w:pStyle w:val="Compact"/>
+              <w:jc w:val="left"/>
+            </w:pPr>
+            <w:r>
+              <w:rPr>
+                <w:bCs/>
+                <w:b/>
+                <w:color w:val="1A1A1A"/>
+                <w:sz w:val="19"/>
               </w:rPr>
               <w:t xml:space="preserve">Logo Size:</w:t>
             </w:r>
           </w:p>
         </w:tc>
         <w:tc>
-          <w:tcPr/>
-          <w:p>
-            <w:pPr>
-              <w:pStyle w:val="Compact"/>
-              <w:jc w:val="left"/>
-            </w:pPr>
-            <w:r>
+          <w:tcPr>
+            <w:shd w:fill="FFFFFF" w:val="clear"/>
+          </w:tcPr>
+          <w:p>
+            <w:pPr>
+              <w:pStyle w:val="Compact"/>
+              <w:jc w:val="left"/>
+            </w:pPr>
+            <w:r>
+              <w:rPr>
+                <w:color w:val="1A1A1A"/>
+                <w:sz w:val="19"/>
+              </w:rPr>
               <w:t xml:space="preserve">Maximum area available</w:t>
             </w:r>
           </w:p>
@@ -1606,41 +2399,67 @@
       </w:tr>
       <w:tr>
         <w:tc>
-          <w:tcPr/>
-          <w:p>
-            <w:pPr>
-              <w:pStyle w:val="Compact"/>
-              <w:jc w:val="left"/>
-            </w:pPr>
-            <w:r>
-              <w:rPr>
-                <w:bCs/>
-                <w:b/>
+          <w:tcPr>
+            <w:shd w:fill="E8F8FF" w:val="clear"/>
+          </w:tcPr>
+          <w:p>
+            <w:pPr>
+              <w:pStyle w:val="Compact"/>
+              <w:jc w:val="left"/>
+            </w:pPr>
+            <w:r>
+              <w:rPr>
+                <w:bCs/>
+                <w:b/>
+                <w:color w:val="1A1A1A"/>
+                <w:sz w:val="19"/>
               </w:rPr>
               <w:t xml:space="preserve">Text:</w:t>
             </w:r>
           </w:p>
         </w:tc>
         <w:tc>
-          <w:tcPr/>
-          <w:p>
-            <w:pPr>
-              <w:pStyle w:val="Compact"/>
-              <w:jc w:val="left"/>
-            </w:pPr>
-            <w:r>
+          <w:tcPr>
+            <w:shd w:fill="E8F8FF" w:val="clear"/>
+          </w:tcPr>
+          <w:p>
+            <w:pPr>
+              <w:pStyle w:val="Compact"/>
+              <w:jc w:val="left"/>
+            </w:pPr>
+            <w:r>
+              <w:rPr>
+                <w:color w:val="1A1A1A"/>
+                <w:sz w:val="19"/>
+              </w:rPr>
               <w:t xml:space="preserve">“</w:t>
             </w:r>
             <w:r>
+              <w:rPr>
+                <w:color w:val="1A1A1A"/>
+                <w:sz w:val="19"/>
+              </w:rPr>
               <w:t xml:space="preserve">PECH Group Holdings</w:t>
             </w:r>
             <w:r>
+              <w:rPr>
+                <w:color w:val="1A1A1A"/>
+                <w:sz w:val="19"/>
+              </w:rPr>
               <w:t xml:space="preserve">”</w:t>
             </w:r>
             <w:r>
+              <w:rPr>
+                <w:color w:val="1A1A1A"/>
+                <w:sz w:val="19"/>
+              </w:rPr>
               <w:t xml:space="preserve"> </w:t>
             </w:r>
             <w:r>
+              <w:rPr>
+                <w:color w:val="1A1A1A"/>
+                <w:sz w:val="19"/>
+              </w:rPr>
               <w:t xml:space="preserve">on reverse side</w:t>
             </w:r>
           </w:p>
@@ -1648,29 +2467,39 @@
       </w:tr>
       <w:tr>
         <w:tc>
-          <w:tcPr/>
-          <w:p>
-            <w:pPr>
-              <w:pStyle w:val="Compact"/>
-              <w:jc w:val="left"/>
-            </w:pPr>
-            <w:r>
-              <w:rPr>
-                <w:bCs/>
-                <w:b/>
+          <w:tcPr>
+            <w:shd w:fill="FFFFFF" w:val="clear"/>
+          </w:tcPr>
+          <w:p>
+            <w:pPr>
+              <w:pStyle w:val="Compact"/>
+              <w:jc w:val="left"/>
+            </w:pPr>
+            <w:r>
+              <w:rPr>
+                <w:bCs/>
+                <w:b/>
+                <w:color w:val="1A1A1A"/>
+                <w:sz w:val="19"/>
               </w:rPr>
               <w:t xml:space="preserve">Packaging:</w:t>
             </w:r>
           </w:p>
         </w:tc>
         <w:tc>
-          <w:tcPr/>
-          <w:p>
-            <w:pPr>
-              <w:pStyle w:val="Compact"/>
-              <w:jc w:val="left"/>
-            </w:pPr>
-            <w:r>
+          <w:tcPr>
+            <w:shd w:fill="FFFFFF" w:val="clear"/>
+          </w:tcPr>
+          <w:p>
+            <w:pPr>
+              <w:pStyle w:val="Compact"/>
+              <w:jc w:val="left"/>
+            </w:pPr>
+            <w:r>
+              <w:rPr>
+                <w:color w:val="1A1A1A"/>
+                <w:sz w:val="19"/>
+              </w:rPr>
               <w:t xml:space="preserve">Branded box with Sky Blue interior</w:t>
             </w:r>
           </w:p>
@@ -1682,8 +2511,16 @@
     <w:p>
       <w:pPr>
         <w:pStyle w:val="Heading3"/>
+        <w:rPr>
+          <w:color w:val="E08A00"/>
+        </w:rPr>
       </w:pPr>
       <w:r>
+        <w:rPr>
+          <w:b/>
+          <w:color w:val="E08A00"/>
+          <w:sz w:val="26"/>
+        </w:rPr>
         <w:t xml:space="preserve">Power Bank</w:t>
       </w:r>
     </w:p>
@@ -1693,6 +2530,14 @@
         <w:tblW w:type="auto" w:w="0"/>
         <w:tblLook w:firstRow="1" w:lastRow="0" w:firstColumn="0" w:lastColumn="0" w:noHBand="0" w:noVBand="0" w:val="0020"/>
         <w:jc w:val="start"/>
+        <w:tblBorders>
+          <w:top w:val="single" w:sz="4" w:space="0" w:color="B0D4E8"/>
+          <w:left w:val="single" w:sz="4" w:space="0" w:color="B0D4E8"/>
+          <w:bottom w:val="single" w:sz="4" w:space="0" w:color="B0D4E8"/>
+          <w:right w:val="single" w:sz="4" w:space="0" w:color="B0D4E8"/>
+          <w:insideH w:val="single" w:sz="4" w:space="0" w:color="B0D4E8"/>
+          <w:insideV w:val="single" w:sz="4" w:space="0" w:color="B0D4E8"/>
+        </w:tblBorders>
       </w:tblPr>
       <w:tblGrid>
         <w:gridCol w:w="3960"/>
@@ -1703,25 +2548,39 @@
           <w:tblHeader w:val="true"/>
         </w:trPr>
         <w:tc>
-          <w:tcPr/>
-          <w:p>
-            <w:pPr>
-              <w:pStyle w:val="Compact"/>
-              <w:jc w:val="left"/>
-            </w:pPr>
-            <w:r>
+          <w:tcPr>
+            <w:shd w:fill="0099CC" w:val="clear"/>
+          </w:tcPr>
+          <w:p>
+            <w:pPr>
+              <w:pStyle w:val="Compact"/>
+              <w:jc w:val="left"/>
+            </w:pPr>
+            <w:r>
+              <w:rPr>
+                <w:b/>
+                <w:color w:val="FFFFFF"/>
+                <w:sz w:val="20"/>
+              </w:rPr>
               <w:t xml:space="preserve">Property</w:t>
             </w:r>
           </w:p>
         </w:tc>
         <w:tc>
-          <w:tcPr/>
-          <w:p>
-            <w:pPr>
-              <w:pStyle w:val="Compact"/>
-              <w:jc w:val="left"/>
-            </w:pPr>
-            <w:r>
+          <w:tcPr>
+            <w:shd w:fill="0099CC" w:val="clear"/>
+          </w:tcPr>
+          <w:p>
+            <w:pPr>
+              <w:pStyle w:val="Compact"/>
+              <w:jc w:val="left"/>
+            </w:pPr>
+            <w:r>
+              <w:rPr>
+                <w:b/>
+                <w:color w:val="FFFFFF"/>
+                <w:sz w:val="20"/>
+              </w:rPr>
               <w:t xml:space="preserve">Specification</w:t>
             </w:r>
           </w:p>
@@ -1729,29 +2588,39 @@
       </w:tr>
       <w:tr>
         <w:tc>
-          <w:tcPr/>
-          <w:p>
-            <w:pPr>
-              <w:pStyle w:val="Compact"/>
-              <w:jc w:val="left"/>
-            </w:pPr>
-            <w:r>
-              <w:rPr>
-                <w:bCs/>
-                <w:b/>
+          <w:tcPr>
+            <w:shd w:fill="FFFFFF" w:val="clear"/>
+          </w:tcPr>
+          <w:p>
+            <w:pPr>
+              <w:pStyle w:val="Compact"/>
+              <w:jc w:val="left"/>
+            </w:pPr>
+            <w:r>
+              <w:rPr>
+                <w:bCs/>
+                <w:b/>
+                <w:color w:val="1A1A1A"/>
+                <w:sz w:val="19"/>
               </w:rPr>
               <w:t xml:space="preserve">Capacity:</w:t>
             </w:r>
           </w:p>
         </w:tc>
         <w:tc>
-          <w:tcPr/>
-          <w:p>
-            <w:pPr>
-              <w:pStyle w:val="Compact"/>
-              <w:jc w:val="left"/>
-            </w:pPr>
-            <w:r>
+          <w:tcPr>
+            <w:shd w:fill="FFFFFF" w:val="clear"/>
+          </w:tcPr>
+          <w:p>
+            <w:pPr>
+              <w:pStyle w:val="Compact"/>
+              <w:jc w:val="left"/>
+            </w:pPr>
+            <w:r>
+              <w:rPr>
+                <w:color w:val="1A1A1A"/>
+                <w:sz w:val="19"/>
+              </w:rPr>
               <w:t xml:space="preserve">10,000mAh / 20,000mAh</w:t>
             </w:r>
           </w:p>
@@ -1759,29 +2628,39 @@
       </w:tr>
       <w:tr>
         <w:tc>
-          <w:tcPr/>
-          <w:p>
-            <w:pPr>
-              <w:pStyle w:val="Compact"/>
-              <w:jc w:val="left"/>
-            </w:pPr>
-            <w:r>
-              <w:rPr>
-                <w:bCs/>
-                <w:b/>
+          <w:tcPr>
+            <w:shd w:fill="E8F8FF" w:val="clear"/>
+          </w:tcPr>
+          <w:p>
+            <w:pPr>
+              <w:pStyle w:val="Compact"/>
+              <w:jc w:val="left"/>
+            </w:pPr>
+            <w:r>
+              <w:rPr>
+                <w:bCs/>
+                <w:b/>
+                <w:color w:val="1A1A1A"/>
+                <w:sz w:val="19"/>
               </w:rPr>
               <w:t xml:space="preserve">Body Color:</w:t>
             </w:r>
           </w:p>
         </w:tc>
         <w:tc>
-          <w:tcPr/>
-          <w:p>
-            <w:pPr>
-              <w:pStyle w:val="Compact"/>
-              <w:jc w:val="left"/>
-            </w:pPr>
-            <w:r>
+          <w:tcPr>
+            <w:shd w:fill="E8F8FF" w:val="clear"/>
+          </w:tcPr>
+          <w:p>
+            <w:pPr>
+              <w:pStyle w:val="Compact"/>
+              <w:jc w:val="left"/>
+            </w:pPr>
+            <w:r>
+              <w:rPr>
+                <w:color w:val="1A1A1A"/>
+                <w:sz w:val="19"/>
+              </w:rPr>
               <w:t xml:space="preserve">White with Sky Blue accent or Navy (#1B2838)</w:t>
             </w:r>
           </w:p>
@@ -1789,29 +2668,39 @@
       </w:tr>
       <w:tr>
         <w:tc>
-          <w:tcPr/>
-          <w:p>
-            <w:pPr>
-              <w:pStyle w:val="Compact"/>
-              <w:jc w:val="left"/>
-            </w:pPr>
-            <w:r>
-              <w:rPr>
-                <w:bCs/>
-                <w:b/>
+          <w:tcPr>
+            <w:shd w:fill="FFFFFF" w:val="clear"/>
+          </w:tcPr>
+          <w:p>
+            <w:pPr>
+              <w:pStyle w:val="Compact"/>
+              <w:jc w:val="left"/>
+            </w:pPr>
+            <w:r>
+              <w:rPr>
+                <w:bCs/>
+                <w:b/>
+                <w:color w:val="1A1A1A"/>
+                <w:sz w:val="19"/>
               </w:rPr>
               <w:t xml:space="preserve">Logo Placement:</w:t>
             </w:r>
           </w:p>
         </w:tc>
         <w:tc>
-          <w:tcPr/>
-          <w:p>
-            <w:pPr>
-              <w:pStyle w:val="Compact"/>
-              <w:jc w:val="left"/>
-            </w:pPr>
-            <w:r>
+          <w:tcPr>
+            <w:shd w:fill="FFFFFF" w:val="clear"/>
+          </w:tcPr>
+          <w:p>
+            <w:pPr>
+              <w:pStyle w:val="Compact"/>
+              <w:jc w:val="left"/>
+            </w:pPr>
+            <w:r>
+              <w:rPr>
+                <w:color w:val="1A1A1A"/>
+                <w:sz w:val="19"/>
+              </w:rPr>
               <w:t xml:space="preserve">Center face, full-color print, 60mm wide</w:t>
             </w:r>
           </w:p>
@@ -1819,41 +2708,67 @@
       </w:tr>
       <w:tr>
         <w:tc>
-          <w:tcPr/>
-          <w:p>
-            <w:pPr>
-              <w:pStyle w:val="Compact"/>
-              <w:jc w:val="left"/>
-            </w:pPr>
-            <w:r>
-              <w:rPr>
-                <w:bCs/>
-                <w:b/>
+          <w:tcPr>
+            <w:shd w:fill="E8F8FF" w:val="clear"/>
+          </w:tcPr>
+          <w:p>
+            <w:pPr>
+              <w:pStyle w:val="Compact"/>
+              <w:jc w:val="left"/>
+            </w:pPr>
+            <w:r>
+              <w:rPr>
+                <w:bCs/>
+                <w:b/>
+                <w:color w:val="1A1A1A"/>
+                <w:sz w:val="19"/>
               </w:rPr>
               <w:t xml:space="preserve">Text:</w:t>
             </w:r>
           </w:p>
         </w:tc>
         <w:tc>
-          <w:tcPr/>
-          <w:p>
-            <w:pPr>
-              <w:pStyle w:val="Compact"/>
-              <w:jc w:val="left"/>
-            </w:pPr>
-            <w:r>
+          <w:tcPr>
+            <w:shd w:fill="E8F8FF" w:val="clear"/>
+          </w:tcPr>
+          <w:p>
+            <w:pPr>
+              <w:pStyle w:val="Compact"/>
+              <w:jc w:val="left"/>
+            </w:pPr>
+            <w:r>
+              <w:rPr>
+                <w:color w:val="1A1A1A"/>
+                <w:sz w:val="19"/>
+              </w:rPr>
               <w:t xml:space="preserve">“</w:t>
             </w:r>
             <w:r>
+              <w:rPr>
+                <w:color w:val="1A1A1A"/>
+                <w:sz w:val="19"/>
+              </w:rPr>
               <w:t xml:space="preserve">PECH</w:t>
             </w:r>
             <w:r>
+              <w:rPr>
+                <w:color w:val="1A1A1A"/>
+                <w:sz w:val="19"/>
+              </w:rPr>
               <w:t xml:space="preserve">”</w:t>
             </w:r>
             <w:r>
+              <w:rPr>
+                <w:color w:val="1A1A1A"/>
+                <w:sz w:val="19"/>
+              </w:rPr>
               <w:t xml:space="preserve"> </w:t>
             </w:r>
             <w:r>
+              <w:rPr>
+                <w:color w:val="1A1A1A"/>
+                <w:sz w:val="19"/>
+              </w:rPr>
               <w:t xml:space="preserve">wordmark below logo</w:t>
             </w:r>
           </w:p>
@@ -1861,29 +2776,39 @@
       </w:tr>
       <w:tr>
         <w:tc>
-          <w:tcPr/>
-          <w:p>
-            <w:pPr>
-              <w:pStyle w:val="Compact"/>
-              <w:jc w:val="left"/>
-            </w:pPr>
-            <w:r>
-              <w:rPr>
-                <w:bCs/>
-                <w:b/>
+          <w:tcPr>
+            <w:shd w:fill="FFFFFF" w:val="clear"/>
+          </w:tcPr>
+          <w:p>
+            <w:pPr>
+              <w:pStyle w:val="Compact"/>
+              <w:jc w:val="left"/>
+            </w:pPr>
+            <w:r>
+              <w:rPr>
+                <w:bCs/>
+                <w:b/>
+                <w:color w:val="1A1A1A"/>
+                <w:sz w:val="19"/>
               </w:rPr>
               <w:t xml:space="preserve">Accent Detail:</w:t>
             </w:r>
           </w:p>
         </w:tc>
         <w:tc>
-          <w:tcPr/>
-          <w:p>
-            <w:pPr>
-              <w:pStyle w:val="Compact"/>
-              <w:jc w:val="left"/>
-            </w:pPr>
-            <w:r>
+          <w:tcPr>
+            <w:shd w:fill="FFFFFF" w:val="clear"/>
+          </w:tcPr>
+          <w:p>
+            <w:pPr>
+              <w:pStyle w:val="Compact"/>
+              <w:jc w:val="left"/>
+            </w:pPr>
+            <w:r>
+              <w:rPr>
+                <w:color w:val="1A1A1A"/>
+                <w:sz w:val="19"/>
+              </w:rPr>
               <w:t xml:space="preserve">Orange (#F5A623) LED indicator ring</w:t>
             </w:r>
           </w:p>
@@ -1891,29 +2816,39 @@
       </w:tr>
       <w:tr>
         <w:tc>
-          <w:tcPr/>
-          <w:p>
-            <w:pPr>
-              <w:pStyle w:val="Compact"/>
-              <w:jc w:val="left"/>
-            </w:pPr>
-            <w:r>
-              <w:rPr>
-                <w:bCs/>
-                <w:b/>
+          <w:tcPr>
+            <w:shd w:fill="E8F8FF" w:val="clear"/>
+          </w:tcPr>
+          <w:p>
+            <w:pPr>
+              <w:pStyle w:val="Compact"/>
+              <w:jc w:val="left"/>
+            </w:pPr>
+            <w:r>
+              <w:rPr>
+                <w:bCs/>
+                <w:b/>
+                <w:color w:val="1A1A1A"/>
+                <w:sz w:val="19"/>
               </w:rPr>
               <w:t xml:space="preserve">Packaging:</w:t>
             </w:r>
           </w:p>
         </w:tc>
         <w:tc>
-          <w:tcPr/>
-          <w:p>
-            <w:pPr>
-              <w:pStyle w:val="Compact"/>
-              <w:jc w:val="left"/>
-            </w:pPr>
-            <w:r>
+          <w:tcPr>
+            <w:shd w:fill="E8F8FF" w:val="clear"/>
+          </w:tcPr>
+          <w:p>
+            <w:pPr>
+              <w:pStyle w:val="Compact"/>
+              <w:jc w:val="left"/>
+            </w:pPr>
+            <w:r>
+              <w:rPr>
+                <w:color w:val="1A1A1A"/>
+                <w:sz w:val="19"/>
+              </w:rPr>
               <w:t xml:space="preserve">Custom branded box</w:t>
             </w:r>
           </w:p>
@@ -1932,9 +2867,29 @@
     <w:bookmarkStart w:id="32" w:name="id-lanyards"/>
     <w:p>
       <w:pPr>
+        <w:pBdr>
+          <w:top w:val="single" w:sz="18" w:space="1" w:color="F5A623"/>
+          <w:bottom w:val="single" w:sz="6" w:space="1" w:color="0099CC"/>
+        </w:pBdr>
+        <w:spacing w:before="200" w:after="200"/>
+      </w:pPr>
+    </w:p>
+    <w:p>
+      <w:pPr>
         <w:pStyle w:val="Heading2"/>
+        <w:rPr>
+          <w:color w:val="0099CC"/>
+        </w:rPr>
+        <w:pBdr>
+          <w:bottom w:val="single" w:sz="6" w:space="2" w:color="00BFFF"/>
+        </w:pBdr>
       </w:pPr>
       <w:r>
+        <w:rPr>
+          <w:b/>
+          <w:color w:val="0099CC"/>
+          <w:sz w:val="32"/>
+        </w:rPr>
         <w:t xml:space="preserve">5. ID LANYARDS</w:t>
       </w:r>
     </w:p>
@@ -1944,6 +2899,14 @@
         <w:tblW w:type="auto" w:w="0"/>
         <w:tblLook w:firstRow="1" w:lastRow="0" w:firstColumn="0" w:lastColumn="0" w:noHBand="0" w:noVBand="0" w:val="0020"/>
         <w:jc w:val="start"/>
+        <w:tblBorders>
+          <w:top w:val="single" w:sz="4" w:space="0" w:color="B0D4E8"/>
+          <w:left w:val="single" w:sz="4" w:space="0" w:color="B0D4E8"/>
+          <w:bottom w:val="single" w:sz="4" w:space="0" w:color="B0D4E8"/>
+          <w:right w:val="single" w:sz="4" w:space="0" w:color="B0D4E8"/>
+          <w:insideH w:val="single" w:sz="4" w:space="0" w:color="B0D4E8"/>
+          <w:insideV w:val="single" w:sz="4" w:space="0" w:color="B0D4E8"/>
+        </w:tblBorders>
       </w:tblPr>
       <w:tblGrid>
         <w:gridCol w:w="3960"/>
@@ -1954,25 +2917,39 @@
           <w:tblHeader w:val="true"/>
         </w:trPr>
         <w:tc>
-          <w:tcPr/>
-          <w:p>
-            <w:pPr>
-              <w:pStyle w:val="Compact"/>
-              <w:jc w:val="left"/>
-            </w:pPr>
-            <w:r>
+          <w:tcPr>
+            <w:shd w:fill="0099CC" w:val="clear"/>
+          </w:tcPr>
+          <w:p>
+            <w:pPr>
+              <w:pStyle w:val="Compact"/>
+              <w:jc w:val="left"/>
+            </w:pPr>
+            <w:r>
+              <w:rPr>
+                <w:b/>
+                <w:color w:val="FFFFFF"/>
+                <w:sz w:val="20"/>
+              </w:rPr>
               <w:t xml:space="preserve">Property</w:t>
             </w:r>
           </w:p>
         </w:tc>
         <w:tc>
-          <w:tcPr/>
-          <w:p>
-            <w:pPr>
-              <w:pStyle w:val="Compact"/>
-              <w:jc w:val="left"/>
-            </w:pPr>
-            <w:r>
+          <w:tcPr>
+            <w:shd w:fill="0099CC" w:val="clear"/>
+          </w:tcPr>
+          <w:p>
+            <w:pPr>
+              <w:pStyle w:val="Compact"/>
+              <w:jc w:val="left"/>
+            </w:pPr>
+            <w:r>
+              <w:rPr>
+                <w:b/>
+                <w:color w:val="FFFFFF"/>
+                <w:sz w:val="20"/>
+              </w:rPr>
               <w:t xml:space="preserve">Specification</w:t>
             </w:r>
           </w:p>
@@ -1980,29 +2957,39 @@
       </w:tr>
       <w:tr>
         <w:tc>
-          <w:tcPr/>
-          <w:p>
-            <w:pPr>
-              <w:pStyle w:val="Compact"/>
-              <w:jc w:val="left"/>
-            </w:pPr>
-            <w:r>
-              <w:rPr>
-                <w:bCs/>
-                <w:b/>
+          <w:tcPr>
+            <w:shd w:fill="FFFFFF" w:val="clear"/>
+          </w:tcPr>
+          <w:p>
+            <w:pPr>
+              <w:pStyle w:val="Compact"/>
+              <w:jc w:val="left"/>
+            </w:pPr>
+            <w:r>
+              <w:rPr>
+                <w:bCs/>
+                <w:b/>
+                <w:color w:val="1A1A1A"/>
+                <w:sz w:val="19"/>
               </w:rPr>
               <w:t xml:space="preserve">Width:</w:t>
             </w:r>
           </w:p>
         </w:tc>
         <w:tc>
-          <w:tcPr/>
-          <w:p>
-            <w:pPr>
-              <w:pStyle w:val="Compact"/>
-              <w:jc w:val="left"/>
-            </w:pPr>
-            <w:r>
+          <w:tcPr>
+            <w:shd w:fill="FFFFFF" w:val="clear"/>
+          </w:tcPr>
+          <w:p>
+            <w:pPr>
+              <w:pStyle w:val="Compact"/>
+              <w:jc w:val="left"/>
+            </w:pPr>
+            <w:r>
+              <w:rPr>
+                <w:color w:val="1A1A1A"/>
+                <w:sz w:val="19"/>
+              </w:rPr>
               <w:t xml:space="preserve">20mm</w:t>
             </w:r>
           </w:p>
@@ -2010,29 +2997,39 @@
       </w:tr>
       <w:tr>
         <w:tc>
-          <w:tcPr/>
-          <w:p>
-            <w:pPr>
-              <w:pStyle w:val="Compact"/>
-              <w:jc w:val="left"/>
-            </w:pPr>
-            <w:r>
-              <w:rPr>
-                <w:bCs/>
-                <w:b/>
+          <w:tcPr>
+            <w:shd w:fill="E8F8FF" w:val="clear"/>
+          </w:tcPr>
+          <w:p>
+            <w:pPr>
+              <w:pStyle w:val="Compact"/>
+              <w:jc w:val="left"/>
+            </w:pPr>
+            <w:r>
+              <w:rPr>
+                <w:bCs/>
+                <w:b/>
+                <w:color w:val="1A1A1A"/>
+                <w:sz w:val="19"/>
               </w:rPr>
               <w:t xml:space="preserve">Color:</w:t>
             </w:r>
           </w:p>
         </w:tc>
         <w:tc>
-          <w:tcPr/>
-          <w:p>
-            <w:pPr>
-              <w:pStyle w:val="Compact"/>
-              <w:jc w:val="left"/>
-            </w:pPr>
-            <w:r>
+          <w:tcPr>
+            <w:shd w:fill="E8F8FF" w:val="clear"/>
+          </w:tcPr>
+          <w:p>
+            <w:pPr>
+              <w:pStyle w:val="Compact"/>
+              <w:jc w:val="left"/>
+            </w:pPr>
+            <w:r>
+              <w:rPr>
+                <w:color w:val="1A1A1A"/>
+                <w:sz w:val="19"/>
+              </w:rPr>
               <w:t xml:space="preserve">Sky Blue (#00BFFF) base</w:t>
             </w:r>
           </w:p>
@@ -2040,47 +3037,81 @@
       </w:tr>
       <w:tr>
         <w:tc>
-          <w:tcPr/>
-          <w:p>
-            <w:pPr>
-              <w:pStyle w:val="Compact"/>
-              <w:jc w:val="left"/>
-            </w:pPr>
-            <w:r>
-              <w:rPr>
-                <w:bCs/>
-                <w:b/>
+          <w:tcPr>
+            <w:shd w:fill="FFFFFF" w:val="clear"/>
+          </w:tcPr>
+          <w:p>
+            <w:pPr>
+              <w:pStyle w:val="Compact"/>
+              <w:jc w:val="left"/>
+            </w:pPr>
+            <w:r>
+              <w:rPr>
+                <w:bCs/>
+                <w:b/>
+                <w:color w:val="1A1A1A"/>
+                <w:sz w:val="19"/>
               </w:rPr>
               <w:t xml:space="preserve">Pattern:</w:t>
             </w:r>
           </w:p>
         </w:tc>
         <w:tc>
-          <w:tcPr/>
-          <w:p>
-            <w:pPr>
-              <w:pStyle w:val="Compact"/>
-              <w:jc w:val="left"/>
-            </w:pPr>
-            <w:r>
+          <w:tcPr>
+            <w:shd w:fill="FFFFFF" w:val="clear"/>
+          </w:tcPr>
+          <w:p>
+            <w:pPr>
+              <w:pStyle w:val="Compact"/>
+              <w:jc w:val="left"/>
+            </w:pPr>
+            <w:r>
+              <w:rPr>
+                <w:color w:val="1A1A1A"/>
+                <w:sz w:val="19"/>
+              </w:rPr>
               <w:t xml:space="preserve">Repeating PECH logo +</w:t>
             </w:r>
             <w:r>
+              <w:rPr>
+                <w:color w:val="1A1A1A"/>
+                <w:sz w:val="19"/>
+              </w:rPr>
               <w:t xml:space="preserve"> </w:t>
             </w:r>
             <w:r>
+              <w:rPr>
+                <w:color w:val="1A1A1A"/>
+                <w:sz w:val="19"/>
+              </w:rPr>
               <w:t xml:space="preserve">“</w:t>
             </w:r>
             <w:r>
+              <w:rPr>
+                <w:color w:val="1A1A1A"/>
+                <w:sz w:val="19"/>
+              </w:rPr>
               <w:t xml:space="preserve">PECH GROUP HOLDINGS</w:t>
             </w:r>
             <w:r>
+              <w:rPr>
+                <w:color w:val="1A1A1A"/>
+                <w:sz w:val="19"/>
+              </w:rPr>
               <w:t xml:space="preserve">”</w:t>
             </w:r>
             <w:r>
+              <w:rPr>
+                <w:color w:val="1A1A1A"/>
+                <w:sz w:val="19"/>
+              </w:rPr>
               <w:t xml:space="preserve"> </w:t>
             </w:r>
             <w:r>
+              <w:rPr>
+                <w:color w:val="1A1A1A"/>
+                <w:sz w:val="19"/>
+              </w:rPr>
               <w:t xml:space="preserve">text</w:t>
             </w:r>
           </w:p>
@@ -2088,29 +3119,39 @@
       </w:tr>
       <w:tr>
         <w:tc>
-          <w:tcPr/>
-          <w:p>
-            <w:pPr>
-              <w:pStyle w:val="Compact"/>
-              <w:jc w:val="left"/>
-            </w:pPr>
-            <w:r>
-              <w:rPr>
-                <w:bCs/>
-                <w:b/>
+          <w:tcPr>
+            <w:shd w:fill="E8F8FF" w:val="clear"/>
+          </w:tcPr>
+          <w:p>
+            <w:pPr>
+              <w:pStyle w:val="Compact"/>
+              <w:jc w:val="left"/>
+            </w:pPr>
+            <w:r>
+              <w:rPr>
+                <w:bCs/>
+                <w:b/>
+                <w:color w:val="1A1A1A"/>
+                <w:sz w:val="19"/>
               </w:rPr>
               <w:t xml:space="preserve">Logo Repeat:</w:t>
             </w:r>
           </w:p>
         </w:tc>
         <w:tc>
-          <w:tcPr/>
-          <w:p>
-            <w:pPr>
-              <w:pStyle w:val="Compact"/>
-              <w:jc w:val="left"/>
-            </w:pPr>
-            <w:r>
+          <w:tcPr>
+            <w:shd w:fill="E8F8FF" w:val="clear"/>
+          </w:tcPr>
+          <w:p>
+            <w:pPr>
+              <w:pStyle w:val="Compact"/>
+              <w:jc w:val="left"/>
+            </w:pPr>
+            <w:r>
+              <w:rPr>
+                <w:color w:val="1A1A1A"/>
+                <w:sz w:val="19"/>
+              </w:rPr>
               <w:t xml:space="preserve">Every 100mm</w:t>
             </w:r>
           </w:p>
@@ -2118,29 +3159,39 @@
       </w:tr>
       <w:tr>
         <w:tc>
-          <w:tcPr/>
-          <w:p>
-            <w:pPr>
-              <w:pStyle w:val="Compact"/>
-              <w:jc w:val="left"/>
-            </w:pPr>
-            <w:r>
-              <w:rPr>
-                <w:bCs/>
-                <w:b/>
+          <w:tcPr>
+            <w:shd w:fill="FFFFFF" w:val="clear"/>
+          </w:tcPr>
+          <w:p>
+            <w:pPr>
+              <w:pStyle w:val="Compact"/>
+              <w:jc w:val="left"/>
+            </w:pPr>
+            <w:r>
+              <w:rPr>
+                <w:bCs/>
+                <w:b/>
+                <w:color w:val="1A1A1A"/>
+                <w:sz w:val="19"/>
               </w:rPr>
               <w:t xml:space="preserve">Text Color:</w:t>
             </w:r>
           </w:p>
         </w:tc>
         <w:tc>
-          <w:tcPr/>
-          <w:p>
-            <w:pPr>
-              <w:pStyle w:val="Compact"/>
-              <w:jc w:val="left"/>
-            </w:pPr>
-            <w:r>
+          <w:tcPr>
+            <w:shd w:fill="FFFFFF" w:val="clear"/>
+          </w:tcPr>
+          <w:p>
+            <w:pPr>
+              <w:pStyle w:val="Compact"/>
+              <w:jc w:val="left"/>
+            </w:pPr>
+            <w:r>
+              <w:rPr>
+                <w:color w:val="1A1A1A"/>
+                <w:sz w:val="19"/>
+              </w:rPr>
               <w:t xml:space="preserve">White (#FFFFFF)</w:t>
             </w:r>
           </w:p>
@@ -2148,29 +3199,39 @@
       </w:tr>
       <w:tr>
         <w:tc>
-          <w:tcPr/>
-          <w:p>
-            <w:pPr>
-              <w:pStyle w:val="Compact"/>
-              <w:jc w:val="left"/>
-            </w:pPr>
-            <w:r>
-              <w:rPr>
-                <w:bCs/>
-                <w:b/>
+          <w:tcPr>
+            <w:shd w:fill="E8F8FF" w:val="clear"/>
+          </w:tcPr>
+          <w:p>
+            <w:pPr>
+              <w:pStyle w:val="Compact"/>
+              <w:jc w:val="left"/>
+            </w:pPr>
+            <w:r>
+              <w:rPr>
+                <w:bCs/>
+                <w:b/>
+                <w:color w:val="1A1A1A"/>
+                <w:sz w:val="19"/>
               </w:rPr>
               <w:t xml:space="preserve">Accent:</w:t>
             </w:r>
           </w:p>
         </w:tc>
         <w:tc>
-          <w:tcPr/>
-          <w:p>
-            <w:pPr>
-              <w:pStyle w:val="Compact"/>
-              <w:jc w:val="left"/>
-            </w:pPr>
-            <w:r>
+          <w:tcPr>
+            <w:shd w:fill="E8F8FF" w:val="clear"/>
+          </w:tcPr>
+          <w:p>
+            <w:pPr>
+              <w:pStyle w:val="Compact"/>
+              <w:jc w:val="left"/>
+            </w:pPr>
+            <w:r>
+              <w:rPr>
+                <w:color w:val="1A1A1A"/>
+                <w:sz w:val="19"/>
+              </w:rPr>
               <w:t xml:space="preserve">Orange (#F5A623) safety breakaway clip</w:t>
             </w:r>
           </w:p>
@@ -2178,29 +3239,39 @@
       </w:tr>
       <w:tr>
         <w:tc>
-          <w:tcPr/>
-          <w:p>
-            <w:pPr>
-              <w:pStyle w:val="Compact"/>
-              <w:jc w:val="left"/>
-            </w:pPr>
-            <w:r>
-              <w:rPr>
-                <w:bCs/>
-                <w:b/>
+          <w:tcPr>
+            <w:shd w:fill="FFFFFF" w:val="clear"/>
+          </w:tcPr>
+          <w:p>
+            <w:pPr>
+              <w:pStyle w:val="Compact"/>
+              <w:jc w:val="left"/>
+            </w:pPr>
+            <w:r>
+              <w:rPr>
+                <w:bCs/>
+                <w:b/>
+                <w:color w:val="1A1A1A"/>
+                <w:sz w:val="19"/>
               </w:rPr>
               <w:t xml:space="preserve">Card Holder:</w:t>
             </w:r>
           </w:p>
         </w:tc>
         <w:tc>
-          <w:tcPr/>
-          <w:p>
-            <w:pPr>
-              <w:pStyle w:val="Compact"/>
-              <w:jc w:val="left"/>
-            </w:pPr>
-            <w:r>
+          <w:tcPr>
+            <w:shd w:fill="FFFFFF" w:val="clear"/>
+          </w:tcPr>
+          <w:p>
+            <w:pPr>
+              <w:pStyle w:val="Compact"/>
+              <w:jc w:val="left"/>
+            </w:pPr>
+            <w:r>
+              <w:rPr>
+                <w:color w:val="1A1A1A"/>
+                <w:sz w:val="19"/>
+              </w:rPr>
               <w:t xml:space="preserve">Clear vinyl, vertical orientation</w:t>
             </w:r>
           </w:p>
@@ -2208,29 +3279,39 @@
       </w:tr>
       <w:tr>
         <w:tc>
-          <w:tcPr/>
-          <w:p>
-            <w:pPr>
-              <w:pStyle w:val="Compact"/>
-              <w:jc w:val="left"/>
-            </w:pPr>
-            <w:r>
-              <w:rPr>
-                <w:bCs/>
-                <w:b/>
+          <w:tcPr>
+            <w:shd w:fill="E8F8FF" w:val="clear"/>
+          </w:tcPr>
+          <w:p>
+            <w:pPr>
+              <w:pStyle w:val="Compact"/>
+              <w:jc w:val="left"/>
+            </w:pPr>
+            <w:r>
+              <w:rPr>
+                <w:bCs/>
+                <w:b/>
+                <w:color w:val="1A1A1A"/>
+                <w:sz w:val="19"/>
               </w:rPr>
               <w:t xml:space="preserve">Attachment:</w:t>
             </w:r>
           </w:p>
         </w:tc>
         <w:tc>
-          <w:tcPr/>
-          <w:p>
-            <w:pPr>
-              <w:pStyle w:val="Compact"/>
-              <w:jc w:val="left"/>
-            </w:pPr>
-            <w:r>
+          <w:tcPr>
+            <w:shd w:fill="E8F8FF" w:val="clear"/>
+          </w:tcPr>
+          <w:p>
+            <w:pPr>
+              <w:pStyle w:val="Compact"/>
+              <w:jc w:val="left"/>
+            </w:pPr>
+            <w:r>
+              <w:rPr>
+                <w:color w:val="1A1A1A"/>
+                <w:sz w:val="19"/>
+              </w:rPr>
               <w:t xml:space="preserve">Metal swivel hook, silver finish</w:t>
             </w:r>
           </w:p>
@@ -2248,9 +3329,29 @@
     <w:bookmarkStart w:id="36" w:name="branded-stickers-labels"/>
     <w:p>
       <w:pPr>
+        <w:pBdr>
+          <w:top w:val="single" w:sz="18" w:space="1" w:color="F5A623"/>
+          <w:bottom w:val="single" w:sz="6" w:space="1" w:color="0099CC"/>
+        </w:pBdr>
+        <w:spacing w:before="200" w:after="200"/>
+      </w:pPr>
+    </w:p>
+    <w:p>
+      <w:pPr>
         <w:pStyle w:val="Heading2"/>
+        <w:rPr>
+          <w:color w:val="0099CC"/>
+        </w:rPr>
+        <w:pBdr>
+          <w:bottom w:val="single" w:sz="6" w:space="2" w:color="00BFFF"/>
+        </w:pBdr>
       </w:pPr>
       <w:r>
+        <w:rPr>
+          <w:b/>
+          <w:color w:val="0099CC"/>
+          <w:sz w:val="32"/>
+        </w:rPr>
         <w:t xml:space="preserve">6. BRANDED STICKERS / LABELS</w:t>
       </w:r>
     </w:p>
@@ -2258,8 +3359,16 @@
     <w:p>
       <w:pPr>
         <w:pStyle w:val="Heading3"/>
+        <w:rPr>
+          <w:color w:val="E08A00"/>
+        </w:rPr>
       </w:pPr>
       <w:r>
+        <w:rPr>
+          <w:b/>
+          <w:color w:val="E08A00"/>
+          <w:sz w:val="26"/>
+        </w:rPr>
         <w:t xml:space="preserve">Logo Sticker (Large)</w:t>
       </w:r>
     </w:p>
@@ -2269,6 +3378,14 @@
         <w:tblW w:type="auto" w:w="0"/>
         <w:tblLook w:firstRow="1" w:lastRow="0" w:firstColumn="0" w:lastColumn="0" w:noHBand="0" w:noVBand="0" w:val="0020"/>
         <w:jc w:val="start"/>
+        <w:tblBorders>
+          <w:top w:val="single" w:sz="4" w:space="0" w:color="B0D4E8"/>
+          <w:left w:val="single" w:sz="4" w:space="0" w:color="B0D4E8"/>
+          <w:bottom w:val="single" w:sz="4" w:space="0" w:color="B0D4E8"/>
+          <w:right w:val="single" w:sz="4" w:space="0" w:color="B0D4E8"/>
+          <w:insideH w:val="single" w:sz="4" w:space="0" w:color="B0D4E8"/>
+          <w:insideV w:val="single" w:sz="4" w:space="0" w:color="B0D4E8"/>
+        </w:tblBorders>
       </w:tblPr>
       <w:tblGrid>
         <w:gridCol w:w="3960"/>
@@ -2279,25 +3396,39 @@
           <w:tblHeader w:val="true"/>
         </w:trPr>
         <w:tc>
-          <w:tcPr/>
-          <w:p>
-            <w:pPr>
-              <w:pStyle w:val="Compact"/>
-              <w:jc w:val="left"/>
-            </w:pPr>
-            <w:r>
+          <w:tcPr>
+            <w:shd w:fill="0099CC" w:val="clear"/>
+          </w:tcPr>
+          <w:p>
+            <w:pPr>
+              <w:pStyle w:val="Compact"/>
+              <w:jc w:val="left"/>
+            </w:pPr>
+            <w:r>
+              <w:rPr>
+                <w:b/>
+                <w:color w:val="FFFFFF"/>
+                <w:sz w:val="20"/>
+              </w:rPr>
               <w:t xml:space="preserve">Property</w:t>
             </w:r>
           </w:p>
         </w:tc>
         <w:tc>
-          <w:tcPr/>
-          <w:p>
-            <w:pPr>
-              <w:pStyle w:val="Compact"/>
-              <w:jc w:val="left"/>
-            </w:pPr>
-            <w:r>
+          <w:tcPr>
+            <w:shd w:fill="0099CC" w:val="clear"/>
+          </w:tcPr>
+          <w:p>
+            <w:pPr>
+              <w:pStyle w:val="Compact"/>
+              <w:jc w:val="left"/>
+            </w:pPr>
+            <w:r>
+              <w:rPr>
+                <w:b/>
+                <w:color w:val="FFFFFF"/>
+                <w:sz w:val="20"/>
+              </w:rPr>
               <w:t xml:space="preserve">Specification</w:t>
             </w:r>
           </w:p>
@@ -2305,29 +3436,39 @@
       </w:tr>
       <w:tr>
         <w:tc>
-          <w:tcPr/>
-          <w:p>
-            <w:pPr>
-              <w:pStyle w:val="Compact"/>
-              <w:jc w:val="left"/>
-            </w:pPr>
-            <w:r>
-              <w:rPr>
-                <w:bCs/>
-                <w:b/>
+          <w:tcPr>
+            <w:shd w:fill="FFFFFF" w:val="clear"/>
+          </w:tcPr>
+          <w:p>
+            <w:pPr>
+              <w:pStyle w:val="Compact"/>
+              <w:jc w:val="left"/>
+            </w:pPr>
+            <w:r>
+              <w:rPr>
+                <w:bCs/>
+                <w:b/>
+                <w:color w:val="1A1A1A"/>
+                <w:sz w:val="19"/>
               </w:rPr>
               <w:t xml:space="preserve">Size:</w:t>
             </w:r>
           </w:p>
         </w:tc>
         <w:tc>
-          <w:tcPr/>
-          <w:p>
-            <w:pPr>
-              <w:pStyle w:val="Compact"/>
-              <w:jc w:val="left"/>
-            </w:pPr>
-            <w:r>
+          <w:tcPr>
+            <w:shd w:fill="FFFFFF" w:val="clear"/>
+          </w:tcPr>
+          <w:p>
+            <w:pPr>
+              <w:pStyle w:val="Compact"/>
+              <w:jc w:val="left"/>
+            </w:pPr>
+            <w:r>
+              <w:rPr>
+                <w:color w:val="1A1A1A"/>
+                <w:sz w:val="19"/>
+              </w:rPr>
               <w:t xml:space="preserve">80mm x 80mm</w:t>
             </w:r>
           </w:p>
@@ -2335,29 +3476,39 @@
       </w:tr>
       <w:tr>
         <w:tc>
-          <w:tcPr/>
-          <w:p>
-            <w:pPr>
-              <w:pStyle w:val="Compact"/>
-              <w:jc w:val="left"/>
-            </w:pPr>
-            <w:r>
-              <w:rPr>
-                <w:bCs/>
-                <w:b/>
+          <w:tcPr>
+            <w:shd w:fill="E8F8FF" w:val="clear"/>
+          </w:tcPr>
+          <w:p>
+            <w:pPr>
+              <w:pStyle w:val="Compact"/>
+              <w:jc w:val="left"/>
+            </w:pPr>
+            <w:r>
+              <w:rPr>
+                <w:bCs/>
+                <w:b/>
+                <w:color w:val="1A1A1A"/>
+                <w:sz w:val="19"/>
               </w:rPr>
               <w:t xml:space="preserve">Shape:</w:t>
             </w:r>
           </w:p>
         </w:tc>
         <w:tc>
-          <w:tcPr/>
-          <w:p>
-            <w:pPr>
-              <w:pStyle w:val="Compact"/>
-              <w:jc w:val="left"/>
-            </w:pPr>
-            <w:r>
+          <w:tcPr>
+            <w:shd w:fill="E8F8FF" w:val="clear"/>
+          </w:tcPr>
+          <w:p>
+            <w:pPr>
+              <w:pStyle w:val="Compact"/>
+              <w:jc w:val="left"/>
+            </w:pPr>
+            <w:r>
+              <w:rPr>
+                <w:color w:val="1A1A1A"/>
+                <w:sz w:val="19"/>
+              </w:rPr>
               <w:t xml:space="preserve">Hexagonal (die-cut to match logo shape)</w:t>
             </w:r>
           </w:p>
@@ -2365,29 +3516,39 @@
       </w:tr>
       <w:tr>
         <w:tc>
-          <w:tcPr/>
-          <w:p>
-            <w:pPr>
-              <w:pStyle w:val="Compact"/>
-              <w:jc w:val="left"/>
-            </w:pPr>
-            <w:r>
-              <w:rPr>
-                <w:bCs/>
-                <w:b/>
+          <w:tcPr>
+            <w:shd w:fill="FFFFFF" w:val="clear"/>
+          </w:tcPr>
+          <w:p>
+            <w:pPr>
+              <w:pStyle w:val="Compact"/>
+              <w:jc w:val="left"/>
+            </w:pPr>
+            <w:r>
+              <w:rPr>
+                <w:bCs/>
+                <w:b/>
+                <w:color w:val="1A1A1A"/>
+                <w:sz w:val="19"/>
               </w:rPr>
               <w:t xml:space="preserve">Print:</w:t>
             </w:r>
           </w:p>
         </w:tc>
         <w:tc>
-          <w:tcPr/>
-          <w:p>
-            <w:pPr>
-              <w:pStyle w:val="Compact"/>
-              <w:jc w:val="left"/>
-            </w:pPr>
-            <w:r>
+          <w:tcPr>
+            <w:shd w:fill="FFFFFF" w:val="clear"/>
+          </w:tcPr>
+          <w:p>
+            <w:pPr>
+              <w:pStyle w:val="Compact"/>
+              <w:jc w:val="left"/>
+            </w:pPr>
+            <w:r>
+              <w:rPr>
+                <w:color w:val="1A1A1A"/>
+                <w:sz w:val="19"/>
+              </w:rPr>
               <w:t xml:space="preserve">Full-color, high-gloss or matte finish</w:t>
             </w:r>
           </w:p>
@@ -2395,29 +3556,39 @@
       </w:tr>
       <w:tr>
         <w:tc>
-          <w:tcPr/>
-          <w:p>
-            <w:pPr>
-              <w:pStyle w:val="Compact"/>
-              <w:jc w:val="left"/>
-            </w:pPr>
-            <w:r>
-              <w:rPr>
-                <w:bCs/>
-                <w:b/>
+          <w:tcPr>
+            <w:shd w:fill="E8F8FF" w:val="clear"/>
+          </w:tcPr>
+          <w:p>
+            <w:pPr>
+              <w:pStyle w:val="Compact"/>
+              <w:jc w:val="left"/>
+            </w:pPr>
+            <w:r>
+              <w:rPr>
+                <w:bCs/>
+                <w:b/>
+                <w:color w:val="1A1A1A"/>
+                <w:sz w:val="19"/>
               </w:rPr>
               <w:t xml:space="preserve">Material:</w:t>
             </w:r>
           </w:p>
         </w:tc>
         <w:tc>
-          <w:tcPr/>
-          <w:p>
-            <w:pPr>
-              <w:pStyle w:val="Compact"/>
-              <w:jc w:val="left"/>
-            </w:pPr>
-            <w:r>
+          <w:tcPr>
+            <w:shd w:fill="E8F8FF" w:val="clear"/>
+          </w:tcPr>
+          <w:p>
+            <w:pPr>
+              <w:pStyle w:val="Compact"/>
+              <w:jc w:val="left"/>
+            </w:pPr>
+            <w:r>
+              <w:rPr>
+                <w:color w:val="1A1A1A"/>
+                <w:sz w:val="19"/>
+              </w:rPr>
               <w:t xml:space="preserve">Vinyl, weatherproof</w:t>
             </w:r>
           </w:p>
@@ -2429,8 +3600,16 @@
     <w:p>
       <w:pPr>
         <w:pStyle w:val="Heading3"/>
+        <w:rPr>
+          <w:color w:val="E08A00"/>
+        </w:rPr>
       </w:pPr>
       <w:r>
+        <w:rPr>
+          <w:b/>
+          <w:color w:val="E08A00"/>
+          <w:sz w:val="26"/>
+        </w:rPr>
         <w:t xml:space="preserve">Name/Asset Label</w:t>
       </w:r>
     </w:p>
@@ -2440,6 +3619,14 @@
         <w:tblW w:type="pct" w:w="5000"/>
         <w:tblLook w:firstRow="1" w:lastRow="0" w:firstColumn="0" w:lastColumn="0" w:noHBand="0" w:noVBand="0" w:val="0020"/>
         <w:jc w:val="start"/>
+        <w:tblBorders>
+          <w:top w:val="single" w:sz="4" w:space="0" w:color="B0D4E8"/>
+          <w:left w:val="single" w:sz="4" w:space="0" w:color="B0D4E8"/>
+          <w:bottom w:val="single" w:sz="4" w:space="0" w:color="B0D4E8"/>
+          <w:right w:val="single" w:sz="4" w:space="0" w:color="B0D4E8"/>
+          <w:insideH w:val="single" w:sz="4" w:space="0" w:color="B0D4E8"/>
+          <w:insideV w:val="single" w:sz="4" w:space="0" w:color="B0D4E8"/>
+        </w:tblBorders>
       </w:tblPr>
       <w:tblGrid>
         <w:gridCol w:w="3960"/>
@@ -2450,25 +3637,39 @@
           <w:tblHeader w:val="true"/>
         </w:trPr>
         <w:tc>
-          <w:tcPr/>
-          <w:p>
-            <w:pPr>
-              <w:pStyle w:val="Compact"/>
-              <w:jc w:val="left"/>
-            </w:pPr>
-            <w:r>
+          <w:tcPr>
+            <w:shd w:fill="0099CC" w:val="clear"/>
+          </w:tcPr>
+          <w:p>
+            <w:pPr>
+              <w:pStyle w:val="Compact"/>
+              <w:jc w:val="left"/>
+            </w:pPr>
+            <w:r>
+              <w:rPr>
+                <w:b/>
+                <w:color w:val="FFFFFF"/>
+                <w:sz w:val="20"/>
+              </w:rPr>
               <w:t xml:space="preserve">Property</w:t>
             </w:r>
           </w:p>
         </w:tc>
         <w:tc>
-          <w:tcPr/>
-          <w:p>
-            <w:pPr>
-              <w:pStyle w:val="Compact"/>
-              <w:jc w:val="left"/>
-            </w:pPr>
-            <w:r>
+          <w:tcPr>
+            <w:shd w:fill="0099CC" w:val="clear"/>
+          </w:tcPr>
+          <w:p>
+            <w:pPr>
+              <w:pStyle w:val="Compact"/>
+              <w:jc w:val="left"/>
+            </w:pPr>
+            <w:r>
+              <w:rPr>
+                <w:b/>
+                <w:color w:val="FFFFFF"/>
+                <w:sz w:val="20"/>
+              </w:rPr>
               <w:t xml:space="preserve">Specification</w:t>
             </w:r>
           </w:p>
@@ -2476,29 +3677,39 @@
       </w:tr>
       <w:tr>
         <w:tc>
-          <w:tcPr/>
-          <w:p>
-            <w:pPr>
-              <w:pStyle w:val="Compact"/>
-              <w:jc w:val="left"/>
-            </w:pPr>
-            <w:r>
-              <w:rPr>
-                <w:bCs/>
-                <w:b/>
+          <w:tcPr>
+            <w:shd w:fill="FFFFFF" w:val="clear"/>
+          </w:tcPr>
+          <w:p>
+            <w:pPr>
+              <w:pStyle w:val="Compact"/>
+              <w:jc w:val="left"/>
+            </w:pPr>
+            <w:r>
+              <w:rPr>
+                <w:bCs/>
+                <w:b/>
+                <w:color w:val="1A1A1A"/>
+                <w:sz w:val="19"/>
               </w:rPr>
               <w:t xml:space="preserve">Size:</w:t>
             </w:r>
           </w:p>
         </w:tc>
         <w:tc>
-          <w:tcPr/>
-          <w:p>
-            <w:pPr>
-              <w:pStyle w:val="Compact"/>
-              <w:jc w:val="left"/>
-            </w:pPr>
-            <w:r>
+          <w:tcPr>
+            <w:shd w:fill="FFFFFF" w:val="clear"/>
+          </w:tcPr>
+          <w:p>
+            <w:pPr>
+              <w:pStyle w:val="Compact"/>
+              <w:jc w:val="left"/>
+            </w:pPr>
+            <w:r>
+              <w:rPr>
+                <w:color w:val="1A1A1A"/>
+                <w:sz w:val="19"/>
+              </w:rPr>
               <w:t xml:space="preserve">50mm x 20mm</w:t>
             </w:r>
           </w:p>
@@ -2506,41 +3717,67 @@
       </w:tr>
       <w:tr>
         <w:tc>
-          <w:tcPr/>
-          <w:p>
-            <w:pPr>
-              <w:pStyle w:val="Compact"/>
-              <w:jc w:val="left"/>
-            </w:pPr>
-            <w:r>
-              <w:rPr>
-                <w:bCs/>
-                <w:b/>
+          <w:tcPr>
+            <w:shd w:fill="E8F8FF" w:val="clear"/>
+          </w:tcPr>
+          <w:p>
+            <w:pPr>
+              <w:pStyle w:val="Compact"/>
+              <w:jc w:val="left"/>
+            </w:pPr>
+            <w:r>
+              <w:rPr>
+                <w:bCs/>
+                <w:b/>
+                <w:color w:val="1A1A1A"/>
+                <w:sz w:val="19"/>
               </w:rPr>
               <w:t xml:space="preserve">Layout:</w:t>
             </w:r>
           </w:p>
         </w:tc>
         <w:tc>
-          <w:tcPr/>
-          <w:p>
-            <w:pPr>
-              <w:pStyle w:val="Compact"/>
-              <w:jc w:val="left"/>
-            </w:pPr>
-            <w:r>
+          <w:tcPr>
+            <w:shd w:fill="E8F8FF" w:val="clear"/>
+          </w:tcPr>
+          <w:p>
+            <w:pPr>
+              <w:pStyle w:val="Compact"/>
+              <w:jc w:val="left"/>
+            </w:pPr>
+            <w:r>
+              <w:rPr>
+                <w:color w:val="1A1A1A"/>
+                <w:sz w:val="19"/>
+              </w:rPr>
               <w:t xml:space="preserve">PECH logo (left, 15mm) +</w:t>
             </w:r>
             <w:r>
+              <w:rPr>
+                <w:color w:val="1A1A1A"/>
+                <w:sz w:val="19"/>
+              </w:rPr>
               <w:t xml:space="preserve"> </w:t>
             </w:r>
             <w:r>
+              <w:rPr>
+                <w:color w:val="1A1A1A"/>
+                <w:sz w:val="19"/>
+              </w:rPr>
               <w:t xml:space="preserve">“</w:t>
             </w:r>
             <w:r>
+              <w:rPr>
+                <w:color w:val="1A1A1A"/>
+                <w:sz w:val="19"/>
+              </w:rPr>
               <w:t xml:space="preserve">Property of PECH Group Holdings Ltd</w:t>
             </w:r>
             <w:r>
+              <w:rPr>
+                <w:color w:val="1A1A1A"/>
+                <w:sz w:val="19"/>
+              </w:rPr>
               <w:t xml:space="preserve">”</w:t>
             </w:r>
           </w:p>
@@ -2548,29 +3785,39 @@
       </w:tr>
       <w:tr>
         <w:tc>
-          <w:tcPr/>
-          <w:p>
-            <w:pPr>
-              <w:pStyle w:val="Compact"/>
-              <w:jc w:val="left"/>
-            </w:pPr>
-            <w:r>
-              <w:rPr>
-                <w:bCs/>
-                <w:b/>
+          <w:tcPr>
+            <w:shd w:fill="FFFFFF" w:val="clear"/>
+          </w:tcPr>
+          <w:p>
+            <w:pPr>
+              <w:pStyle w:val="Compact"/>
+              <w:jc w:val="left"/>
+            </w:pPr>
+            <w:r>
+              <w:rPr>
+                <w:bCs/>
+                <w:b/>
+                <w:color w:val="1A1A1A"/>
+                <w:sz w:val="19"/>
               </w:rPr>
               <w:t xml:space="preserve">Material:</w:t>
             </w:r>
           </w:p>
         </w:tc>
         <w:tc>
-          <w:tcPr/>
-          <w:p>
-            <w:pPr>
-              <w:pStyle w:val="Compact"/>
-              <w:jc w:val="left"/>
-            </w:pPr>
-            <w:r>
+          <w:tcPr>
+            <w:shd w:fill="FFFFFF" w:val="clear"/>
+          </w:tcPr>
+          <w:p>
+            <w:pPr>
+              <w:pStyle w:val="Compact"/>
+              <w:jc w:val="left"/>
+            </w:pPr>
+            <w:r>
+              <w:rPr>
+                <w:color w:val="1A1A1A"/>
+                <w:sz w:val="19"/>
+              </w:rPr>
               <w:t xml:space="preserve">Polyester, tamper-evident</w:t>
             </w:r>
           </w:p>
@@ -2578,29 +3825,39 @@
       </w:tr>
       <w:tr>
         <w:tc>
-          <w:tcPr/>
-          <w:p>
-            <w:pPr>
-              <w:pStyle w:val="Compact"/>
-              <w:jc w:val="left"/>
-            </w:pPr>
-            <w:r>
-              <w:rPr>
-                <w:bCs/>
-                <w:b/>
+          <w:tcPr>
+            <w:shd w:fill="E8F8FF" w:val="clear"/>
+          </w:tcPr>
+          <w:p>
+            <w:pPr>
+              <w:pStyle w:val="Compact"/>
+              <w:jc w:val="left"/>
+            </w:pPr>
+            <w:r>
+              <w:rPr>
+                <w:bCs/>
+                <w:b/>
+                <w:color w:val="1A1A1A"/>
+                <w:sz w:val="19"/>
               </w:rPr>
               <w:t xml:space="preserve">Barcode/QR:</w:t>
             </w:r>
           </w:p>
         </w:tc>
         <w:tc>
-          <w:tcPr/>
-          <w:p>
-            <w:pPr>
-              <w:pStyle w:val="Compact"/>
-              <w:jc w:val="left"/>
-            </w:pPr>
-            <w:r>
+          <w:tcPr>
+            <w:shd w:fill="E8F8FF" w:val="clear"/>
+          </w:tcPr>
+          <w:p>
+            <w:pPr>
+              <w:pStyle w:val="Compact"/>
+              <w:jc w:val="left"/>
+            </w:pPr>
+            <w:r>
+              <w:rPr>
+                <w:color w:val="1A1A1A"/>
+                <w:sz w:val="19"/>
+              </w:rPr>
               <w:t xml:space="preserve">Space for asset tag barcode (right side)</w:t>
             </w:r>
           </w:p>
@@ -2612,8 +3869,16 @@
     <w:p>
       <w:pPr>
         <w:pStyle w:val="Heading3"/>
+        <w:rPr>
+          <w:color w:val="E08A00"/>
+        </w:rPr>
       </w:pPr>
       <w:r>
+        <w:rPr>
+          <w:b/>
+          <w:color w:val="E08A00"/>
+          <w:sz w:val="26"/>
+        </w:rPr>
         <w:t xml:space="preserve">Seal Sticker</w:t>
       </w:r>
     </w:p>
@@ -2623,6 +3888,14 @@
         <w:tblW w:type="pct" w:w="5000"/>
         <w:tblLook w:firstRow="1" w:lastRow="0" w:firstColumn="0" w:lastColumn="0" w:noHBand="0" w:noVBand="0" w:val="0020"/>
         <w:jc w:val="start"/>
+        <w:tblBorders>
+          <w:top w:val="single" w:sz="4" w:space="0" w:color="B0D4E8"/>
+          <w:left w:val="single" w:sz="4" w:space="0" w:color="B0D4E8"/>
+          <w:bottom w:val="single" w:sz="4" w:space="0" w:color="B0D4E8"/>
+          <w:right w:val="single" w:sz="4" w:space="0" w:color="B0D4E8"/>
+          <w:insideH w:val="single" w:sz="4" w:space="0" w:color="B0D4E8"/>
+          <w:insideV w:val="single" w:sz="4" w:space="0" w:color="B0D4E8"/>
+        </w:tblBorders>
       </w:tblPr>
       <w:tblGrid>
         <w:gridCol w:w="3960"/>
@@ -2633,25 +3906,39 @@
           <w:tblHeader w:val="true"/>
         </w:trPr>
         <w:tc>
-          <w:tcPr/>
-          <w:p>
-            <w:pPr>
-              <w:pStyle w:val="Compact"/>
-              <w:jc w:val="left"/>
-            </w:pPr>
-            <w:r>
+          <w:tcPr>
+            <w:shd w:fill="0099CC" w:val="clear"/>
+          </w:tcPr>
+          <w:p>
+            <w:pPr>
+              <w:pStyle w:val="Compact"/>
+              <w:jc w:val="left"/>
+            </w:pPr>
+            <w:r>
+              <w:rPr>
+                <w:b/>
+                <w:color w:val="FFFFFF"/>
+                <w:sz w:val="20"/>
+              </w:rPr>
               <w:t xml:space="preserve">Property</w:t>
             </w:r>
           </w:p>
         </w:tc>
         <w:tc>
-          <w:tcPr/>
-          <w:p>
-            <w:pPr>
-              <w:pStyle w:val="Compact"/>
-              <w:jc w:val="left"/>
-            </w:pPr>
-            <w:r>
+          <w:tcPr>
+            <w:shd w:fill="0099CC" w:val="clear"/>
+          </w:tcPr>
+          <w:p>
+            <w:pPr>
+              <w:pStyle w:val="Compact"/>
+              <w:jc w:val="left"/>
+            </w:pPr>
+            <w:r>
+              <w:rPr>
+                <w:b/>
+                <w:color w:val="FFFFFF"/>
+                <w:sz w:val="20"/>
+              </w:rPr>
               <w:t xml:space="preserve">Specification</w:t>
             </w:r>
           </w:p>
@@ -2659,29 +3946,39 @@
       </w:tr>
       <w:tr>
         <w:tc>
-          <w:tcPr/>
-          <w:p>
-            <w:pPr>
-              <w:pStyle w:val="Compact"/>
-              <w:jc w:val="left"/>
-            </w:pPr>
-            <w:r>
-              <w:rPr>
-                <w:bCs/>
-                <w:b/>
+          <w:tcPr>
+            <w:shd w:fill="FFFFFF" w:val="clear"/>
+          </w:tcPr>
+          <w:p>
+            <w:pPr>
+              <w:pStyle w:val="Compact"/>
+              <w:jc w:val="left"/>
+            </w:pPr>
+            <w:r>
+              <w:rPr>
+                <w:bCs/>
+                <w:b/>
+                <w:color w:val="1A1A1A"/>
+                <w:sz w:val="19"/>
               </w:rPr>
               <w:t xml:space="preserve">Size:</w:t>
             </w:r>
           </w:p>
         </w:tc>
         <w:tc>
-          <w:tcPr/>
-          <w:p>
-            <w:pPr>
-              <w:pStyle w:val="Compact"/>
-              <w:jc w:val="left"/>
-            </w:pPr>
-            <w:r>
+          <w:tcPr>
+            <w:shd w:fill="FFFFFF" w:val="clear"/>
+          </w:tcPr>
+          <w:p>
+            <w:pPr>
+              <w:pStyle w:val="Compact"/>
+              <w:jc w:val="left"/>
+            </w:pPr>
+            <w:r>
+              <w:rPr>
+                <w:color w:val="1A1A1A"/>
+                <w:sz w:val="19"/>
+              </w:rPr>
               <w:t xml:space="preserve">40mm diameter, circular</w:t>
             </w:r>
           </w:p>
@@ -2689,47 +3986,81 @@
       </w:tr>
       <w:tr>
         <w:tc>
-          <w:tcPr/>
-          <w:p>
-            <w:pPr>
-              <w:pStyle w:val="Compact"/>
-              <w:jc w:val="left"/>
-            </w:pPr>
-            <w:r>
-              <w:rPr>
-                <w:bCs/>
-                <w:b/>
+          <w:tcPr>
+            <w:shd w:fill="E8F8FF" w:val="clear"/>
+          </w:tcPr>
+          <w:p>
+            <w:pPr>
+              <w:pStyle w:val="Compact"/>
+              <w:jc w:val="left"/>
+            </w:pPr>
+            <w:r>
+              <w:rPr>
+                <w:bCs/>
+                <w:b/>
+                <w:color w:val="1A1A1A"/>
+                <w:sz w:val="19"/>
               </w:rPr>
               <w:t xml:space="preserve">Design:</w:t>
             </w:r>
           </w:p>
         </w:tc>
         <w:tc>
-          <w:tcPr/>
-          <w:p>
-            <w:pPr>
-              <w:pStyle w:val="Compact"/>
-              <w:jc w:val="left"/>
-            </w:pPr>
-            <w:r>
+          <w:tcPr>
+            <w:shd w:fill="E8F8FF" w:val="clear"/>
+          </w:tcPr>
+          <w:p>
+            <w:pPr>
+              <w:pStyle w:val="Compact"/>
+              <w:jc w:val="left"/>
+            </w:pPr>
+            <w:r>
+              <w:rPr>
+                <w:color w:val="1A1A1A"/>
+                <w:sz w:val="19"/>
+              </w:rPr>
               <w:t xml:space="preserve">PECH logo center,</w:t>
             </w:r>
             <w:r>
+              <w:rPr>
+                <w:color w:val="1A1A1A"/>
+                <w:sz w:val="19"/>
+              </w:rPr>
               <w:t xml:space="preserve"> </w:t>
             </w:r>
             <w:r>
+              <w:rPr>
+                <w:color w:val="1A1A1A"/>
+                <w:sz w:val="19"/>
+              </w:rPr>
               <w:t xml:space="preserve">“</w:t>
             </w:r>
             <w:r>
+              <w:rPr>
+                <w:color w:val="1A1A1A"/>
+                <w:sz w:val="19"/>
+              </w:rPr>
               <w:t xml:space="preserve">PECH GROUP HOLDINGS LTD</w:t>
             </w:r>
             <w:r>
+              <w:rPr>
+                <w:color w:val="1A1A1A"/>
+                <w:sz w:val="19"/>
+              </w:rPr>
               <w:t xml:space="preserve">”</w:t>
             </w:r>
             <w:r>
+              <w:rPr>
+                <w:color w:val="1A1A1A"/>
+                <w:sz w:val="19"/>
+              </w:rPr>
               <w:t xml:space="preserve"> </w:t>
             </w:r>
             <w:r>
+              <w:rPr>
+                <w:color w:val="1A1A1A"/>
+                <w:sz w:val="19"/>
+              </w:rPr>
               <w:t xml:space="preserve">around circumference</w:t>
             </w:r>
           </w:p>
@@ -2737,29 +4068,39 @@
       </w:tr>
       <w:tr>
         <w:tc>
-          <w:tcPr/>
-          <w:p>
-            <w:pPr>
-              <w:pStyle w:val="Compact"/>
-              <w:jc w:val="left"/>
-            </w:pPr>
-            <w:r>
-              <w:rPr>
-                <w:bCs/>
-                <w:b/>
+          <w:tcPr>
+            <w:shd w:fill="FFFFFF" w:val="clear"/>
+          </w:tcPr>
+          <w:p>
+            <w:pPr>
+              <w:pStyle w:val="Compact"/>
+              <w:jc w:val="left"/>
+            </w:pPr>
+            <w:r>
+              <w:rPr>
+                <w:bCs/>
+                <w:b/>
+                <w:color w:val="1A1A1A"/>
+                <w:sz w:val="19"/>
               </w:rPr>
               <w:t xml:space="preserve">Finish:</w:t>
             </w:r>
           </w:p>
         </w:tc>
         <w:tc>
-          <w:tcPr/>
-          <w:p>
-            <w:pPr>
-              <w:pStyle w:val="Compact"/>
-              <w:jc w:val="left"/>
-            </w:pPr>
-            <w:r>
+          <w:tcPr>
+            <w:shd w:fill="FFFFFF" w:val="clear"/>
+          </w:tcPr>
+          <w:p>
+            <w:pPr>
+              <w:pStyle w:val="Compact"/>
+              <w:jc w:val="left"/>
+            </w:pPr>
+            <w:r>
+              <w:rPr>
+                <w:color w:val="1A1A1A"/>
+                <w:sz w:val="19"/>
+              </w:rPr>
               <w:t xml:space="preserve">Gold foil on navy background</w:t>
             </w:r>
           </w:p>
@@ -2767,29 +4108,39 @@
       </w:tr>
       <w:tr>
         <w:tc>
-          <w:tcPr/>
-          <w:p>
-            <w:pPr>
-              <w:pStyle w:val="Compact"/>
-              <w:jc w:val="left"/>
-            </w:pPr>
-            <w:r>
-              <w:rPr>
-                <w:bCs/>
-                <w:b/>
+          <w:tcPr>
+            <w:shd w:fill="E8F8FF" w:val="clear"/>
+          </w:tcPr>
+          <w:p>
+            <w:pPr>
+              <w:pStyle w:val="Compact"/>
+              <w:jc w:val="left"/>
+            </w:pPr>
+            <w:r>
+              <w:rPr>
+                <w:bCs/>
+                <w:b/>
+                <w:color w:val="1A1A1A"/>
+                <w:sz w:val="19"/>
               </w:rPr>
               <w:t xml:space="preserve">Use:</w:t>
             </w:r>
           </w:p>
         </w:tc>
         <w:tc>
-          <w:tcPr/>
-          <w:p>
-            <w:pPr>
-              <w:pStyle w:val="Compact"/>
-              <w:jc w:val="left"/>
-            </w:pPr>
-            <w:r>
+          <w:tcPr>
+            <w:shd w:fill="E8F8FF" w:val="clear"/>
+          </w:tcPr>
+          <w:p>
+            <w:pPr>
+              <w:pStyle w:val="Compact"/>
+              <w:jc w:val="left"/>
+            </w:pPr>
+            <w:r>
+              <w:rPr>
+                <w:color w:val="1A1A1A"/>
+                <w:sz w:val="19"/>
+              </w:rPr>
               <w:t xml:space="preserve">Document sealing, packaging</w:t>
             </w:r>
           </w:p>
@@ -2808,9 +4159,29 @@
     <w:bookmarkStart w:id="39" w:name="vehicle-branding"/>
     <w:p>
       <w:pPr>
+        <w:pBdr>
+          <w:top w:val="single" w:sz="18" w:space="1" w:color="F5A623"/>
+          <w:bottom w:val="single" w:sz="6" w:space="1" w:color="0099CC"/>
+        </w:pBdr>
+        <w:spacing w:before="200" w:after="200"/>
+      </w:pPr>
+    </w:p>
+    <w:p>
+      <w:pPr>
         <w:pStyle w:val="Heading2"/>
+        <w:rPr>
+          <w:color w:val="0099CC"/>
+        </w:rPr>
+        <w:pBdr>
+          <w:bottom w:val="single" w:sz="6" w:space="2" w:color="00BFFF"/>
+        </w:pBdr>
       </w:pPr>
       <w:r>
+        <w:rPr>
+          <w:b/>
+          <w:color w:val="0099CC"/>
+          <w:sz w:val="32"/>
+        </w:rPr>
         <w:t xml:space="preserve">7. VEHICLE BRANDING</w:t>
       </w:r>
     </w:p>
@@ -2818,8 +4189,16 @@
     <w:p>
       <w:pPr>
         <w:pStyle w:val="Heading3"/>
+        <w:rPr>
+          <w:color w:val="E08A00"/>
+        </w:rPr>
       </w:pPr>
       <w:r>
+        <w:rPr>
+          <w:b/>
+          <w:color w:val="E08A00"/>
+          <w:sz w:val="26"/>
+        </w:rPr>
         <w:t xml:space="preserve">Company Vehicle (Car/SUV)</w:t>
       </w:r>
     </w:p>
@@ -2829,6 +4208,14 @@
         <w:tblW w:type="pct" w:w="5000"/>
         <w:tblLook w:firstRow="1" w:lastRow="0" w:firstColumn="0" w:lastColumn="0" w:noHBand="0" w:noVBand="0" w:val="0020"/>
         <w:jc w:val="start"/>
+        <w:tblBorders>
+          <w:top w:val="single" w:sz="4" w:space="0" w:color="B0D4E8"/>
+          <w:left w:val="single" w:sz="4" w:space="0" w:color="B0D4E8"/>
+          <w:bottom w:val="single" w:sz="4" w:space="0" w:color="B0D4E8"/>
+          <w:right w:val="single" w:sz="4" w:space="0" w:color="B0D4E8"/>
+          <w:insideH w:val="single" w:sz="4" w:space="0" w:color="B0D4E8"/>
+          <w:insideV w:val="single" w:sz="4" w:space="0" w:color="B0D4E8"/>
+        </w:tblBorders>
       </w:tblPr>
       <w:tblGrid>
         <w:gridCol w:w="3960"/>
@@ -2839,25 +4226,39 @@
           <w:tblHeader w:val="true"/>
         </w:trPr>
         <w:tc>
-          <w:tcPr/>
-          <w:p>
-            <w:pPr>
-              <w:pStyle w:val="Compact"/>
-              <w:jc w:val="left"/>
-            </w:pPr>
-            <w:r>
+          <w:tcPr>
+            <w:shd w:fill="0099CC" w:val="clear"/>
+          </w:tcPr>
+          <w:p>
+            <w:pPr>
+              <w:pStyle w:val="Compact"/>
+              <w:jc w:val="left"/>
+            </w:pPr>
+            <w:r>
+              <w:rPr>
+                <w:b/>
+                <w:color w:val="FFFFFF"/>
+                <w:sz w:val="20"/>
+              </w:rPr>
               <w:t xml:space="preserve">Placement</w:t>
             </w:r>
           </w:p>
         </w:tc>
         <w:tc>
-          <w:tcPr/>
-          <w:p>
-            <w:pPr>
-              <w:pStyle w:val="Compact"/>
-              <w:jc w:val="left"/>
-            </w:pPr>
-            <w:r>
+          <w:tcPr>
+            <w:shd w:fill="0099CC" w:val="clear"/>
+          </w:tcPr>
+          <w:p>
+            <w:pPr>
+              <w:pStyle w:val="Compact"/>
+              <w:jc w:val="left"/>
+            </w:pPr>
+            <w:r>
+              <w:rPr>
+                <w:b/>
+                <w:color w:val="FFFFFF"/>
+                <w:sz w:val="20"/>
+              </w:rPr>
               <w:t xml:space="preserve">Specification</w:t>
             </w:r>
           </w:p>
@@ -2865,29 +4266,39 @@
       </w:tr>
       <w:tr>
         <w:tc>
-          <w:tcPr/>
-          <w:p>
-            <w:pPr>
-              <w:pStyle w:val="Compact"/>
-              <w:jc w:val="left"/>
-            </w:pPr>
-            <w:r>
-              <w:rPr>
-                <w:bCs/>
-                <w:b/>
+          <w:tcPr>
+            <w:shd w:fill="FFFFFF" w:val="clear"/>
+          </w:tcPr>
+          <w:p>
+            <w:pPr>
+              <w:pStyle w:val="Compact"/>
+              <w:jc w:val="left"/>
+            </w:pPr>
+            <w:r>
+              <w:rPr>
+                <w:bCs/>
+                <w:b/>
+                <w:color w:val="1A1A1A"/>
+                <w:sz w:val="19"/>
               </w:rPr>
               <w:t xml:space="preserve">Front Doors (both sides):</w:t>
             </w:r>
           </w:p>
         </w:tc>
         <w:tc>
-          <w:tcPr/>
-          <w:p>
-            <w:pPr>
-              <w:pStyle w:val="Compact"/>
-              <w:jc w:val="left"/>
-            </w:pPr>
-            <w:r>
+          <w:tcPr>
+            <w:shd w:fill="FFFFFF" w:val="clear"/>
+          </w:tcPr>
+          <w:p>
+            <w:pPr>
+              <w:pStyle w:val="Compact"/>
+              <w:jc w:val="left"/>
+            </w:pPr>
+            <w:r>
+              <w:rPr>
+                <w:color w:val="1A1A1A"/>
+                <w:sz w:val="19"/>
+              </w:rPr>
               <w:t xml:space="preserve">PECH logo (200mm) + Company name + website</w:t>
             </w:r>
           </w:p>
@@ -2895,47 +4306,81 @@
       </w:tr>
       <w:tr>
         <w:tc>
-          <w:tcPr/>
-          <w:p>
-            <w:pPr>
-              <w:pStyle w:val="Compact"/>
-              <w:jc w:val="left"/>
-            </w:pPr>
-            <w:r>
-              <w:rPr>
-                <w:bCs/>
-                <w:b/>
+          <w:tcPr>
+            <w:shd w:fill="E8F8FF" w:val="clear"/>
+          </w:tcPr>
+          <w:p>
+            <w:pPr>
+              <w:pStyle w:val="Compact"/>
+              <w:jc w:val="left"/>
+            </w:pPr>
+            <w:r>
+              <w:rPr>
+                <w:bCs/>
+                <w:b/>
+                <w:color w:val="1A1A1A"/>
+                <w:sz w:val="19"/>
               </w:rPr>
               <w:t xml:space="preserve">Rear:</w:t>
             </w:r>
           </w:p>
         </w:tc>
         <w:tc>
-          <w:tcPr/>
-          <w:p>
-            <w:pPr>
-              <w:pStyle w:val="Compact"/>
-              <w:jc w:val="left"/>
-            </w:pPr>
-            <w:r>
+          <w:tcPr>
+            <w:shd w:fill="E8F8FF" w:val="clear"/>
+          </w:tcPr>
+          <w:p>
+            <w:pPr>
+              <w:pStyle w:val="Compact"/>
+              <w:jc w:val="left"/>
+            </w:pPr>
+            <w:r>
+              <w:rPr>
+                <w:color w:val="1A1A1A"/>
+                <w:sz w:val="19"/>
+              </w:rPr>
               <w:t xml:space="preserve">Full-width banner — Logo +</w:t>
             </w:r>
             <w:r>
+              <w:rPr>
+                <w:color w:val="1A1A1A"/>
+                <w:sz w:val="19"/>
+              </w:rPr>
               <w:t xml:space="preserve"> </w:t>
             </w:r>
             <w:r>
+              <w:rPr>
+                <w:color w:val="1A1A1A"/>
+                <w:sz w:val="19"/>
+              </w:rPr>
               <w:t xml:space="preserve">“</w:t>
             </w:r>
             <w:r>
+              <w:rPr>
+                <w:color w:val="1A1A1A"/>
+                <w:sz w:val="19"/>
+              </w:rPr>
               <w:t xml:space="preserve">PECH Group Holdings Ltd</w:t>
             </w:r>
             <w:r>
+              <w:rPr>
+                <w:color w:val="1A1A1A"/>
+                <w:sz w:val="19"/>
+              </w:rPr>
               <w:t xml:space="preserve">”</w:t>
             </w:r>
             <w:r>
+              <w:rPr>
+                <w:color w:val="1A1A1A"/>
+                <w:sz w:val="19"/>
+              </w:rPr>
               <w:t xml:space="preserve"> </w:t>
             </w:r>
             <w:r>
+              <w:rPr>
+                <w:color w:val="1A1A1A"/>
+                <w:sz w:val="19"/>
+              </w:rPr>
               <w:t xml:space="preserve">+ phone + website</w:t>
             </w:r>
           </w:p>
@@ -2943,29 +4388,39 @@
       </w:tr>
       <w:tr>
         <w:tc>
-          <w:tcPr/>
-          <w:p>
-            <w:pPr>
-              <w:pStyle w:val="Compact"/>
-              <w:jc w:val="left"/>
-            </w:pPr>
-            <w:r>
-              <w:rPr>
-                <w:bCs/>
-                <w:b/>
+          <w:tcPr>
+            <w:shd w:fill="FFFFFF" w:val="clear"/>
+          </w:tcPr>
+          <w:p>
+            <w:pPr>
+              <w:pStyle w:val="Compact"/>
+              <w:jc w:val="left"/>
+            </w:pPr>
+            <w:r>
+              <w:rPr>
+                <w:bCs/>
+                <w:b/>
+                <w:color w:val="1A1A1A"/>
+                <w:sz w:val="19"/>
               </w:rPr>
               <w:t xml:space="preserve">Bonnet/Hood:</w:t>
             </w:r>
           </w:p>
         </w:tc>
         <w:tc>
-          <w:tcPr/>
-          <w:p>
-            <w:pPr>
-              <w:pStyle w:val="Compact"/>
-              <w:jc w:val="left"/>
-            </w:pPr>
-            <w:r>
+          <w:tcPr>
+            <w:shd w:fill="FFFFFF" w:val="clear"/>
+          </w:tcPr>
+          <w:p>
+            <w:pPr>
+              <w:pStyle w:val="Compact"/>
+              <w:jc w:val="left"/>
+            </w:pPr>
+            <w:r>
+              <w:rPr>
+                <w:color w:val="1A1A1A"/>
+                <w:sz w:val="19"/>
+              </w:rPr>
               <w:t xml:space="preserve">Small logo, 150mm, center (optional)</w:t>
             </w:r>
           </w:p>
@@ -2973,29 +4428,39 @@
       </w:tr>
       <w:tr>
         <w:tc>
-          <w:tcPr/>
-          <w:p>
-            <w:pPr>
-              <w:pStyle w:val="Compact"/>
-              <w:jc w:val="left"/>
-            </w:pPr>
-            <w:r>
-              <w:rPr>
-                <w:bCs/>
-                <w:b/>
+          <w:tcPr>
+            <w:shd w:fill="E8F8FF" w:val="clear"/>
+          </w:tcPr>
+          <w:p>
+            <w:pPr>
+              <w:pStyle w:val="Compact"/>
+              <w:jc w:val="left"/>
+            </w:pPr>
+            <w:r>
+              <w:rPr>
+                <w:bCs/>
+                <w:b/>
+                <w:color w:val="1A1A1A"/>
+                <w:sz w:val="19"/>
               </w:rPr>
               <w:t xml:space="preserve">Material:</w:t>
             </w:r>
           </w:p>
         </w:tc>
         <w:tc>
-          <w:tcPr/>
-          <w:p>
-            <w:pPr>
-              <w:pStyle w:val="Compact"/>
-              <w:jc w:val="left"/>
-            </w:pPr>
-            <w:r>
+          <w:tcPr>
+            <w:shd w:fill="E8F8FF" w:val="clear"/>
+          </w:tcPr>
+          <w:p>
+            <w:pPr>
+              <w:pStyle w:val="Compact"/>
+              <w:jc w:val="left"/>
+            </w:pPr>
+            <w:r>
+              <w:rPr>
+                <w:color w:val="1A1A1A"/>
+                <w:sz w:val="19"/>
+              </w:rPr>
               <w:t xml:space="preserve">High-quality vinyl wrap, 3-5 year outdoor rated</w:t>
             </w:r>
           </w:p>
@@ -3003,29 +4468,39 @@
       </w:tr>
       <w:tr>
         <w:tc>
-          <w:tcPr/>
-          <w:p>
-            <w:pPr>
-              <w:pStyle w:val="Compact"/>
-              <w:jc w:val="left"/>
-            </w:pPr>
-            <w:r>
-              <w:rPr>
-                <w:bCs/>
-                <w:b/>
+          <w:tcPr>
+            <w:shd w:fill="FFFFFF" w:val="clear"/>
+          </w:tcPr>
+          <w:p>
+            <w:pPr>
+              <w:pStyle w:val="Compact"/>
+              <w:jc w:val="left"/>
+            </w:pPr>
+            <w:r>
+              <w:rPr>
+                <w:bCs/>
+                <w:b/>
+                <w:color w:val="1A1A1A"/>
+                <w:sz w:val="19"/>
               </w:rPr>
               <w:t xml:space="preserve">Background:</w:t>
             </w:r>
           </w:p>
         </w:tc>
         <w:tc>
-          <w:tcPr/>
-          <w:p>
-            <w:pPr>
-              <w:pStyle w:val="Compact"/>
-              <w:jc w:val="left"/>
-            </w:pPr>
-            <w:r>
+          <w:tcPr>
+            <w:shd w:fill="FFFFFF" w:val="clear"/>
+          </w:tcPr>
+          <w:p>
+            <w:pPr>
+              <w:pStyle w:val="Compact"/>
+              <w:jc w:val="left"/>
+            </w:pPr>
+            <w:r>
+              <w:rPr>
+                <w:color w:val="1A1A1A"/>
+                <w:sz w:val="19"/>
+              </w:rPr>
               <w:t xml:space="preserve">Transparent/vehicle color showing through, or white base</w:t>
             </w:r>
           </w:p>
@@ -3033,29 +4508,39 @@
       </w:tr>
       <w:tr>
         <w:tc>
-          <w:tcPr/>
-          <w:p>
-            <w:pPr>
-              <w:pStyle w:val="Compact"/>
-              <w:jc w:val="left"/>
-            </w:pPr>
-            <w:r>
-              <w:rPr>
-                <w:bCs/>
-                <w:b/>
+          <w:tcPr>
+            <w:shd w:fill="E8F8FF" w:val="clear"/>
+          </w:tcPr>
+          <w:p>
+            <w:pPr>
+              <w:pStyle w:val="Compact"/>
+              <w:jc w:val="left"/>
+            </w:pPr>
+            <w:r>
+              <w:rPr>
+                <w:bCs/>
+                <w:b/>
+                <w:color w:val="1A1A1A"/>
+                <w:sz w:val="19"/>
               </w:rPr>
               <w:t xml:space="preserve">Primary Colors Used:</w:t>
             </w:r>
           </w:p>
         </w:tc>
         <w:tc>
-          <w:tcPr/>
-          <w:p>
-            <w:pPr>
-              <w:pStyle w:val="Compact"/>
-              <w:jc w:val="left"/>
-            </w:pPr>
-            <w:r>
+          <w:tcPr>
+            <w:shd w:fill="E8F8FF" w:val="clear"/>
+          </w:tcPr>
+          <w:p>
+            <w:pPr>
+              <w:pStyle w:val="Compact"/>
+              <w:jc w:val="left"/>
+            </w:pPr>
+            <w:r>
+              <w:rPr>
+                <w:color w:val="1A1A1A"/>
+                <w:sz w:val="19"/>
+              </w:rPr>
               <w:t xml:space="preserve">Logo in full color, text in Navy (#1B2838) or White</w:t>
             </w:r>
           </w:p>
@@ -3067,8 +4552,16 @@
     <w:p>
       <w:pPr>
         <w:pStyle w:val="Heading3"/>
+        <w:rPr>
+          <w:color w:val="E08A00"/>
+        </w:rPr>
       </w:pPr>
       <w:r>
+        <w:rPr>
+          <w:b/>
+          <w:color w:val="E08A00"/>
+          <w:sz w:val="26"/>
+        </w:rPr>
         <w:t xml:space="preserve">Delivery Van / Truck</w:t>
       </w:r>
     </w:p>
@@ -3078,6 +4571,14 @@
         <w:tblW w:type="pct" w:w="5000"/>
         <w:tblLook w:firstRow="1" w:lastRow="0" w:firstColumn="0" w:lastColumn="0" w:noHBand="0" w:noVBand="0" w:val="0020"/>
         <w:jc w:val="start"/>
+        <w:tblBorders>
+          <w:top w:val="single" w:sz="4" w:space="0" w:color="B0D4E8"/>
+          <w:left w:val="single" w:sz="4" w:space="0" w:color="B0D4E8"/>
+          <w:bottom w:val="single" w:sz="4" w:space="0" w:color="B0D4E8"/>
+          <w:right w:val="single" w:sz="4" w:space="0" w:color="B0D4E8"/>
+          <w:insideH w:val="single" w:sz="4" w:space="0" w:color="B0D4E8"/>
+          <w:insideV w:val="single" w:sz="4" w:space="0" w:color="B0D4E8"/>
+        </w:tblBorders>
       </w:tblPr>
       <w:tblGrid>
         <w:gridCol w:w="3960"/>
@@ -3088,25 +4589,39 @@
           <w:tblHeader w:val="true"/>
         </w:trPr>
         <w:tc>
-          <w:tcPr/>
-          <w:p>
-            <w:pPr>
-              <w:pStyle w:val="Compact"/>
-              <w:jc w:val="left"/>
-            </w:pPr>
-            <w:r>
+          <w:tcPr>
+            <w:shd w:fill="0099CC" w:val="clear"/>
+          </w:tcPr>
+          <w:p>
+            <w:pPr>
+              <w:pStyle w:val="Compact"/>
+              <w:jc w:val="left"/>
+            </w:pPr>
+            <w:r>
+              <w:rPr>
+                <w:b/>
+                <w:color w:val="FFFFFF"/>
+                <w:sz w:val="20"/>
+              </w:rPr>
               <w:t xml:space="preserve">Placement</w:t>
             </w:r>
           </w:p>
         </w:tc>
         <w:tc>
-          <w:tcPr/>
-          <w:p>
-            <w:pPr>
-              <w:pStyle w:val="Compact"/>
-              <w:jc w:val="left"/>
-            </w:pPr>
-            <w:r>
+          <w:tcPr>
+            <w:shd w:fill="0099CC" w:val="clear"/>
+          </w:tcPr>
+          <w:p>
+            <w:pPr>
+              <w:pStyle w:val="Compact"/>
+              <w:jc w:val="left"/>
+            </w:pPr>
+            <w:r>
+              <w:rPr>
+                <w:b/>
+                <w:color w:val="FFFFFF"/>
+                <w:sz w:val="20"/>
+              </w:rPr>
               <w:t xml:space="preserve">Specification</w:t>
             </w:r>
           </w:p>
@@ -3114,29 +4629,39 @@
       </w:tr>
       <w:tr>
         <w:tc>
-          <w:tcPr/>
-          <w:p>
-            <w:pPr>
-              <w:pStyle w:val="Compact"/>
-              <w:jc w:val="left"/>
-            </w:pPr>
-            <w:r>
-              <w:rPr>
-                <w:bCs/>
-                <w:b/>
+          <w:tcPr>
+            <w:shd w:fill="FFFFFF" w:val="clear"/>
+          </w:tcPr>
+          <w:p>
+            <w:pPr>
+              <w:pStyle w:val="Compact"/>
+              <w:jc w:val="left"/>
+            </w:pPr>
+            <w:r>
+              <w:rPr>
+                <w:bCs/>
+                <w:b/>
+                <w:color w:val="1A1A1A"/>
+                <w:sz w:val="19"/>
               </w:rPr>
               <w:t xml:space="preserve">Both Sides:</w:t>
             </w:r>
           </w:p>
         </w:tc>
         <w:tc>
-          <w:tcPr/>
-          <w:p>
-            <w:pPr>
-              <w:pStyle w:val="Compact"/>
-              <w:jc w:val="left"/>
-            </w:pPr>
-            <w:r>
+          <w:tcPr>
+            <w:shd w:fill="FFFFFF" w:val="clear"/>
+          </w:tcPr>
+          <w:p>
+            <w:pPr>
+              <w:pStyle w:val="Compact"/>
+              <w:jc w:val="left"/>
+            </w:pPr>
+            <w:r>
+              <w:rPr>
+                <w:color w:val="1A1A1A"/>
+                <w:sz w:val="19"/>
+              </w:rPr>
               <w:t xml:space="preserve">Large logo (400mm) + Company name + “IoT</w:t>
             </w:r>
           </w:p>
@@ -3144,29 +4669,39 @@
       </w:tr>
       <w:tr>
         <w:tc>
-          <w:tcPr/>
-          <w:p>
-            <w:pPr>
-              <w:pStyle w:val="Compact"/>
-              <w:jc w:val="left"/>
-            </w:pPr>
-            <w:r>
-              <w:rPr>
-                <w:bCs/>
-                <w:b/>
+          <w:tcPr>
+            <w:shd w:fill="E8F8FF" w:val="clear"/>
+          </w:tcPr>
+          <w:p>
+            <w:pPr>
+              <w:pStyle w:val="Compact"/>
+              <w:jc w:val="left"/>
+            </w:pPr>
+            <w:r>
+              <w:rPr>
+                <w:bCs/>
+                <w:b/>
+                <w:color w:val="1A1A1A"/>
+                <w:sz w:val="19"/>
               </w:rPr>
               <w:t xml:space="preserve">Rear Panel:</w:t>
             </w:r>
           </w:p>
         </w:tc>
         <w:tc>
-          <w:tcPr/>
-          <w:p>
-            <w:pPr>
-              <w:pStyle w:val="Compact"/>
-              <w:jc w:val="left"/>
-            </w:pPr>
-            <w:r>
+          <w:tcPr>
+            <w:shd w:fill="E8F8FF" w:val="clear"/>
+          </w:tcPr>
+          <w:p>
+            <w:pPr>
+              <w:pStyle w:val="Compact"/>
+              <w:jc w:val="left"/>
+            </w:pPr>
+            <w:r>
+              <w:rPr>
+                <w:color w:val="1A1A1A"/>
+                <w:sz w:val="19"/>
+              </w:rPr>
               <w:t xml:space="preserve">Full coverage — Sky Blue background + White logo + contact details</w:t>
             </w:r>
           </w:p>
@@ -3174,29 +4709,39 @@
       </w:tr>
       <w:tr>
         <w:tc>
-          <w:tcPr/>
-          <w:p>
-            <w:pPr>
-              <w:pStyle w:val="Compact"/>
-              <w:jc w:val="left"/>
-            </w:pPr>
-            <w:r>
-              <w:rPr>
-                <w:bCs/>
-                <w:b/>
+          <w:tcPr>
+            <w:shd w:fill="FFFFFF" w:val="clear"/>
+          </w:tcPr>
+          <w:p>
+            <w:pPr>
+              <w:pStyle w:val="Compact"/>
+              <w:jc w:val="left"/>
+            </w:pPr>
+            <w:r>
+              <w:rPr>
+                <w:bCs/>
+                <w:b/>
+                <w:color w:val="1A1A1A"/>
+                <w:sz w:val="19"/>
               </w:rPr>
               <w:t xml:space="preserve">Top/Roof:</w:t>
             </w:r>
           </w:p>
         </w:tc>
         <w:tc>
-          <w:tcPr/>
-          <w:p>
-            <w:pPr>
-              <w:pStyle w:val="Compact"/>
-              <w:jc w:val="left"/>
-            </w:pPr>
-            <w:r>
+          <w:tcPr>
+            <w:shd w:fill="FFFFFF" w:val="clear"/>
+          </w:tcPr>
+          <w:p>
+            <w:pPr>
+              <w:pStyle w:val="Compact"/>
+              <w:jc w:val="left"/>
+            </w:pPr>
+            <w:r>
+              <w:rPr>
+                <w:color w:val="1A1A1A"/>
+                <w:sz w:val="19"/>
+              </w:rPr>
               <w:t xml:space="preserve">PECH logo visible from above (for aerial/drone visibility)</w:t>
             </w:r>
           </w:p>
@@ -3215,9 +4760,29 @@
     <w:bookmarkStart w:id="42" w:name="general-specifications"/>
     <w:p>
       <w:pPr>
+        <w:pBdr>
+          <w:top w:val="single" w:sz="18" w:space="1" w:color="F5A623"/>
+          <w:bottom w:val="single" w:sz="6" w:space="1" w:color="0099CC"/>
+        </w:pBdr>
+        <w:spacing w:before="200" w:after="200"/>
+      </w:pPr>
+    </w:p>
+    <w:p>
+      <w:pPr>
         <w:pStyle w:val="Heading2"/>
+        <w:rPr>
+          <w:color w:val="0099CC"/>
+        </w:rPr>
+        <w:pBdr>
+          <w:bottom w:val="single" w:sz="6" w:space="2" w:color="00BFFF"/>
+        </w:pBdr>
       </w:pPr>
       <w:r>
+        <w:rPr>
+          <w:b/>
+          <w:color w:val="0099CC"/>
+          <w:sz w:val="32"/>
+        </w:rPr>
         <w:t xml:space="preserve">8. GENERAL SPECIFICATIONS</w:t>
       </w:r>
     </w:p>
@@ -3225,8 +4790,16 @@
     <w:p>
       <w:pPr>
         <w:pStyle w:val="Heading3"/>
+        <w:rPr>
+          <w:color w:val="E08A00"/>
+        </w:rPr>
       </w:pPr>
       <w:r>
+        <w:rPr>
+          <w:b/>
+          <w:color w:val="E08A00"/>
+          <w:sz w:val="26"/>
+        </w:rPr>
         <w:t xml:space="preserve">Approved Branding Methods</w:t>
       </w:r>
     </w:p>
@@ -3236,6 +4809,14 @@
         <w:tblW w:type="auto" w:w="0"/>
         <w:tblLook w:firstRow="1" w:lastRow="0" w:firstColumn="0" w:lastColumn="0" w:noHBand="0" w:noVBand="0" w:val="0020"/>
         <w:jc w:val="start"/>
+        <w:tblBorders>
+          <w:top w:val="single" w:sz="4" w:space="0" w:color="B0D4E8"/>
+          <w:left w:val="single" w:sz="4" w:space="0" w:color="B0D4E8"/>
+          <w:bottom w:val="single" w:sz="4" w:space="0" w:color="B0D4E8"/>
+          <w:right w:val="single" w:sz="4" w:space="0" w:color="B0D4E8"/>
+          <w:insideH w:val="single" w:sz="4" w:space="0" w:color="B0D4E8"/>
+          <w:insideV w:val="single" w:sz="4" w:space="0" w:color="B0D4E8"/>
+        </w:tblBorders>
       </w:tblPr>
       <w:tblGrid>
         <w:gridCol w:w="3960"/>
@@ -3246,25 +4827,39 @@
           <w:tblHeader w:val="true"/>
         </w:trPr>
         <w:tc>
-          <w:tcPr/>
-          <w:p>
-            <w:pPr>
-              <w:pStyle w:val="Compact"/>
-              <w:jc w:val="left"/>
-            </w:pPr>
-            <w:r>
+          <w:tcPr>
+            <w:shd w:fill="0099CC" w:val="clear"/>
+          </w:tcPr>
+          <w:p>
+            <w:pPr>
+              <w:pStyle w:val="Compact"/>
+              <w:jc w:val="left"/>
+            </w:pPr>
+            <w:r>
+              <w:rPr>
+                <w:b/>
+                <w:color w:val="FFFFFF"/>
+                <w:sz w:val="20"/>
+              </w:rPr>
               <w:t xml:space="preserve">Method</w:t>
             </w:r>
           </w:p>
         </w:tc>
         <w:tc>
-          <w:tcPr/>
-          <w:p>
-            <w:pPr>
-              <w:pStyle w:val="Compact"/>
-              <w:jc w:val="left"/>
-            </w:pPr>
-            <w:r>
+          <w:tcPr>
+            <w:shd w:fill="0099CC" w:val="clear"/>
+          </w:tcPr>
+          <w:p>
+            <w:pPr>
+              <w:pStyle w:val="Compact"/>
+              <w:jc w:val="left"/>
+            </w:pPr>
+            <w:r>
+              <w:rPr>
+                <w:b/>
+                <w:color w:val="FFFFFF"/>
+                <w:sz w:val="20"/>
+              </w:rPr>
               <w:t xml:space="preserve">Best For</w:t>
             </w:r>
           </w:p>
@@ -3272,29 +4867,39 @@
       </w:tr>
       <w:tr>
         <w:tc>
-          <w:tcPr/>
-          <w:p>
-            <w:pPr>
-              <w:pStyle w:val="Compact"/>
-              <w:jc w:val="left"/>
-            </w:pPr>
-            <w:r>
-              <w:rPr>
-                <w:bCs/>
-                <w:b/>
+          <w:tcPr>
+            <w:shd w:fill="FFFFFF" w:val="clear"/>
+          </w:tcPr>
+          <w:p>
+            <w:pPr>
+              <w:pStyle w:val="Compact"/>
+              <w:jc w:val="left"/>
+            </w:pPr>
+            <w:r>
+              <w:rPr>
+                <w:bCs/>
+                <w:b/>
+                <w:color w:val="1A1A1A"/>
+                <w:sz w:val="19"/>
               </w:rPr>
               <w:t xml:space="preserve">Screen Print</w:t>
             </w:r>
           </w:p>
         </w:tc>
         <w:tc>
-          <w:tcPr/>
-          <w:p>
-            <w:pPr>
-              <w:pStyle w:val="Compact"/>
-              <w:jc w:val="left"/>
-            </w:pPr>
-            <w:r>
+          <w:tcPr>
+            <w:shd w:fill="FFFFFF" w:val="clear"/>
+          </w:tcPr>
+          <w:p>
+            <w:pPr>
+              <w:pStyle w:val="Compact"/>
+              <w:jc w:val="left"/>
+            </w:pPr>
+            <w:r>
+              <w:rPr>
+                <w:color w:val="1A1A1A"/>
+                <w:sz w:val="19"/>
+              </w:rPr>
               <w:t xml:space="preserve">T-shirts, bags, large flat surfaces</w:t>
             </w:r>
           </w:p>
@@ -3302,29 +4907,39 @@
       </w:tr>
       <w:tr>
         <w:tc>
-          <w:tcPr/>
-          <w:p>
-            <w:pPr>
-              <w:pStyle w:val="Compact"/>
-              <w:jc w:val="left"/>
-            </w:pPr>
-            <w:r>
-              <w:rPr>
-                <w:bCs/>
-                <w:b/>
+          <w:tcPr>
+            <w:shd w:fill="E8F8FF" w:val="clear"/>
+          </w:tcPr>
+          <w:p>
+            <w:pPr>
+              <w:pStyle w:val="Compact"/>
+              <w:jc w:val="left"/>
+            </w:pPr>
+            <w:r>
+              <w:rPr>
+                <w:bCs/>
+                <w:b/>
+                <w:color w:val="1A1A1A"/>
+                <w:sz w:val="19"/>
               </w:rPr>
               <w:t xml:space="preserve">Embroidery</w:t>
             </w:r>
           </w:p>
         </w:tc>
         <w:tc>
-          <w:tcPr/>
-          <w:p>
-            <w:pPr>
-              <w:pStyle w:val="Compact"/>
-              <w:jc w:val="left"/>
-            </w:pPr>
-            <w:r>
+          <w:tcPr>
+            <w:shd w:fill="E8F8FF" w:val="clear"/>
+          </w:tcPr>
+          <w:p>
+            <w:pPr>
+              <w:pStyle w:val="Compact"/>
+              <w:jc w:val="left"/>
+            </w:pPr>
+            <w:r>
+              <w:rPr>
+                <w:color w:val="1A1A1A"/>
+                <w:sz w:val="19"/>
+              </w:rPr>
               <w:t xml:space="preserve">Polo shirts, caps, premium items</w:t>
             </w:r>
           </w:p>
@@ -3332,29 +4947,39 @@
       </w:tr>
       <w:tr>
         <w:tc>
-          <w:tcPr/>
-          <w:p>
-            <w:pPr>
-              <w:pStyle w:val="Compact"/>
-              <w:jc w:val="left"/>
-            </w:pPr>
-            <w:r>
-              <w:rPr>
-                <w:bCs/>
-                <w:b/>
+          <w:tcPr>
+            <w:shd w:fill="FFFFFF" w:val="clear"/>
+          </w:tcPr>
+          <w:p>
+            <w:pPr>
+              <w:pStyle w:val="Compact"/>
+              <w:jc w:val="left"/>
+            </w:pPr>
+            <w:r>
+              <w:rPr>
+                <w:bCs/>
+                <w:b/>
+                <w:color w:val="1A1A1A"/>
+                <w:sz w:val="19"/>
               </w:rPr>
               <w:t xml:space="preserve">UV Print</w:t>
             </w:r>
           </w:p>
         </w:tc>
         <w:tc>
-          <w:tcPr/>
-          <w:p>
-            <w:pPr>
-              <w:pStyle w:val="Compact"/>
-              <w:jc w:val="left"/>
-            </w:pPr>
-            <w:r>
+          <w:tcPr>
+            <w:shd w:fill="FFFFFF" w:val="clear"/>
+          </w:tcPr>
+          <w:p>
+            <w:pPr>
+              <w:pStyle w:val="Compact"/>
+              <w:jc w:val="left"/>
+            </w:pPr>
+            <w:r>
+              <w:rPr>
+                <w:color w:val="1A1A1A"/>
+                <w:sz w:val="19"/>
+              </w:rPr>
               <w:t xml:space="preserve">USB drives, hard surfaces, full-color small items</w:t>
             </w:r>
           </w:p>
@@ -3362,29 +4987,39 @@
       </w:tr>
       <w:tr>
         <w:tc>
-          <w:tcPr/>
-          <w:p>
-            <w:pPr>
-              <w:pStyle w:val="Compact"/>
-              <w:jc w:val="left"/>
-            </w:pPr>
-            <w:r>
-              <w:rPr>
-                <w:bCs/>
-                <w:b/>
+          <w:tcPr>
+            <w:shd w:fill="E8F8FF" w:val="clear"/>
+          </w:tcPr>
+          <w:p>
+            <w:pPr>
+              <w:pStyle w:val="Compact"/>
+              <w:jc w:val="left"/>
+            </w:pPr>
+            <w:r>
+              <w:rPr>
+                <w:bCs/>
+                <w:b/>
+                <w:color w:val="1A1A1A"/>
+                <w:sz w:val="19"/>
               </w:rPr>
               <w:t xml:space="preserve">Foil Stamping</w:t>
             </w:r>
           </w:p>
         </w:tc>
         <w:tc>
-          <w:tcPr/>
-          <w:p>
-            <w:pPr>
-              <w:pStyle w:val="Compact"/>
-              <w:jc w:val="left"/>
-            </w:pPr>
-            <w:r>
+          <w:tcPr>
+            <w:shd w:fill="E8F8FF" w:val="clear"/>
+          </w:tcPr>
+          <w:p>
+            <w:pPr>
+              <w:pStyle w:val="Compact"/>
+              <w:jc w:val="left"/>
+            </w:pPr>
+            <w:r>
+              <w:rPr>
+                <w:color w:val="1A1A1A"/>
+                <w:sz w:val="19"/>
+              </w:rPr>
               <w:t xml:space="preserve">Notebooks, certificates, premium packaging</w:t>
             </w:r>
           </w:p>
@@ -3392,29 +5027,39 @@
       </w:tr>
       <w:tr>
         <w:tc>
-          <w:tcPr/>
-          <w:p>
-            <w:pPr>
-              <w:pStyle w:val="Compact"/>
-              <w:jc w:val="left"/>
-            </w:pPr>
-            <w:r>
-              <w:rPr>
-                <w:bCs/>
-                <w:b/>
+          <w:tcPr>
+            <w:shd w:fill="FFFFFF" w:val="clear"/>
+          </w:tcPr>
+          <w:p>
+            <w:pPr>
+              <w:pStyle w:val="Compact"/>
+              <w:jc w:val="left"/>
+            </w:pPr>
+            <w:r>
+              <w:rPr>
+                <w:bCs/>
+                <w:b/>
+                <w:color w:val="1A1A1A"/>
+                <w:sz w:val="19"/>
               </w:rPr>
               <w:t xml:space="preserve">Debossing</w:t>
             </w:r>
           </w:p>
         </w:tc>
         <w:tc>
-          <w:tcPr/>
-          <w:p>
-            <w:pPr>
-              <w:pStyle w:val="Compact"/>
-              <w:jc w:val="left"/>
-            </w:pPr>
-            <w:r>
+          <w:tcPr>
+            <w:shd w:fill="FFFFFF" w:val="clear"/>
+          </w:tcPr>
+          <w:p>
+            <w:pPr>
+              <w:pStyle w:val="Compact"/>
+              <w:jc w:val="left"/>
+            </w:pPr>
+            <w:r>
+              <w:rPr>
+                <w:color w:val="1A1A1A"/>
+                <w:sz w:val="19"/>
+              </w:rPr>
               <w:t xml:space="preserve">Leather goods, notebooks, business card holders</w:t>
             </w:r>
           </w:p>
@@ -3422,29 +5067,39 @@
       </w:tr>
       <w:tr>
         <w:tc>
-          <w:tcPr/>
-          <w:p>
-            <w:pPr>
-              <w:pStyle w:val="Compact"/>
-              <w:jc w:val="left"/>
-            </w:pPr>
-            <w:r>
-              <w:rPr>
-                <w:bCs/>
-                <w:b/>
+          <w:tcPr>
+            <w:shd w:fill="E8F8FF" w:val="clear"/>
+          </w:tcPr>
+          <w:p>
+            <w:pPr>
+              <w:pStyle w:val="Compact"/>
+              <w:jc w:val="left"/>
+            </w:pPr>
+            <w:r>
+              <w:rPr>
+                <w:bCs/>
+                <w:b/>
+                <w:color w:val="1A1A1A"/>
+                <w:sz w:val="19"/>
               </w:rPr>
               <w:t xml:space="preserve">Vinyl Wrap</w:t>
             </w:r>
           </w:p>
         </w:tc>
         <w:tc>
-          <w:tcPr/>
-          <w:p>
-            <w:pPr>
-              <w:pStyle w:val="Compact"/>
-              <w:jc w:val="left"/>
-            </w:pPr>
-            <w:r>
+          <w:tcPr>
+            <w:shd w:fill="E8F8FF" w:val="clear"/>
+          </w:tcPr>
+          <w:p>
+            <w:pPr>
+              <w:pStyle w:val="Compact"/>
+              <w:jc w:val="left"/>
+            </w:pPr>
+            <w:r>
+              <w:rPr>
+                <w:color w:val="1A1A1A"/>
+                <w:sz w:val="19"/>
+              </w:rPr>
               <w:t xml:space="preserve">Vehicles, signage, large surfaces</w:t>
             </w:r>
           </w:p>
@@ -3452,29 +5107,39 @@
       </w:tr>
       <w:tr>
         <w:tc>
-          <w:tcPr/>
-          <w:p>
-            <w:pPr>
-              <w:pStyle w:val="Compact"/>
-              <w:jc w:val="left"/>
-            </w:pPr>
-            <w:r>
-              <w:rPr>
-                <w:bCs/>
-                <w:b/>
+          <w:tcPr>
+            <w:shd w:fill="FFFFFF" w:val="clear"/>
+          </w:tcPr>
+          <w:p>
+            <w:pPr>
+              <w:pStyle w:val="Compact"/>
+              <w:jc w:val="left"/>
+            </w:pPr>
+            <w:r>
+              <w:rPr>
+                <w:bCs/>
+                <w:b/>
+                <w:color w:val="1A1A1A"/>
+                <w:sz w:val="19"/>
               </w:rPr>
               <w:t xml:space="preserve">Laser Engraving</w:t>
             </w:r>
           </w:p>
         </w:tc>
         <w:tc>
-          <w:tcPr/>
-          <w:p>
-            <w:pPr>
-              <w:pStyle w:val="Compact"/>
-              <w:jc w:val="left"/>
-            </w:pPr>
-            <w:r>
+          <w:tcPr>
+            <w:shd w:fill="FFFFFF" w:val="clear"/>
+          </w:tcPr>
+          <w:p>
+            <w:pPr>
+              <w:pStyle w:val="Compact"/>
+              <w:jc w:val="left"/>
+            </w:pPr>
+            <w:r>
+              <w:rPr>
+                <w:color w:val="1A1A1A"/>
+                <w:sz w:val="19"/>
+              </w:rPr>
               <w:t xml:space="preserve">Metal pens, trophies, power banks</w:t>
             </w:r>
           </w:p>
@@ -3486,8 +5151,16 @@
     <w:p>
       <w:pPr>
         <w:pStyle w:val="Heading3"/>
+        <w:rPr>
+          <w:color w:val="E08A00"/>
+        </w:rPr>
       </w:pPr>
       <w:r>
+        <w:rPr>
+          <w:b/>
+          <w:color w:val="E08A00"/>
+          <w:sz w:val="26"/>
+        </w:rPr>
         <w:t xml:space="preserve">Quality Standards</w:t>
       </w:r>
     </w:p>
@@ -3615,6 +5288,29 @@
         <w:right w:val="single" w:sz="18" w:space="24" w:color="E08A00"/>
       </w:pgBorders>
     </w:sectPr>
+    <w:p>
+      <w:pPr>
+        <w:pBdr>
+          <w:top w:val="single" w:sz="36" w:space="1" w:color="F5A623"/>
+          <w:bottom w:val="single" w:sz="12" w:space="0" w:color="00BFFF"/>
+        </w:pBdr>
+        <w:spacing w:before="300" w:after="0"/>
+      </w:pPr>
+    </w:p>
+    <w:p>
+      <w:pPr>
+        <w:jc w:val="center"/>
+        <w:spacing w:before="60" w:after="0"/>
+      </w:pPr>
+      <w:r>
+        <w:rPr>
+          <w:color w:val="0099CC"/>
+          <w:sz w:val="16"/>
+          <w:szCs w:val="16"/>
+        </w:rPr>
+        <w:t xml:space="preserve">PECH Group Holdings Ltd  |  Lagos, Nigeria  |  pechgroupholdings.tech</w:t>
+      </w:r>
+    </w:p>
   </w:body>
 </w:document>
 </file>

--- a/brand_templates/PECH_MERCHANDISE_GUIDELINES.docx
+++ b/brand_templates/PECH_MERCHANDISE_GUIDELINES.docx
@@ -58,54 +58,39 @@
         <w:spacing w:after="0"/>
       </w:pPr>
     </w:p>
-    <w:bookmarkStart w:id="43" w:name="X070fcd8e74642999272e7b7c65b4218e41b4076"/>
     <w:p>
       <w:pPr>
-        <w:pStyle w:val="Heading1"/>
-        <w:rPr>
-          <w:color w:val="0099CC"/>
-        </w:rPr>
-        <w:pBdr>
-          <w:bottom w:val="single" w:sz="18" w:space="2" w:color="F5A623"/>
-        </w:pBdr>
+        <w:pStyle w:val="FirstParagraph"/>
       </w:pPr>
       <w:r>
-        <w:rPr>
-          <w:b/>
-          <w:color w:val="0099CC"/>
-          <w:sz w:val="44"/>
-        </w:rPr>
-        <w:t xml:space="preserve">PECH GROUP HOLDINGS LTD — MERCHANDISE &amp; BRANDED ITEMS GUIDELINES</w:t>
+        <w:t xml:space="preserve">📐</w:t>
       </w:r>
     </w:p>
-    <w:bookmarkStart w:id="20" w:name="specifications-for-branded-merchandise"/>
     <w:p>
       <w:pPr>
-        <w:pBdr>
-          <w:top w:val="single" w:sz="18" w:space="1" w:color="F5A623"/>
-          <w:bottom w:val="single" w:sz="6" w:space="1" w:color="0099CC"/>
-        </w:pBdr>
-        <w:spacing w:before="200" w:after="200"/>
-      </w:pPr>
+        <w:pStyle w:val="BodyText"/>
+      </w:pPr>
+      <w:r>
+        <w:t xml:space="preserve">MERCHANDISE &amp; BRANDED ITEMS GUIDELINES</w:t>
+      </w:r>
     </w:p>
     <w:p>
       <w:pPr>
-        <w:pStyle w:val="Heading2"/>
-        <w:rPr>
-          <w:color w:val="0099CC"/>
-        </w:rPr>
-        <w:pBdr>
-          <w:bottom w:val="single" w:sz="6" w:space="2" w:color="00BFFF"/>
-        </w:pBdr>
+        <w:pStyle w:val="BodyText"/>
       </w:pPr>
       <w:r>
-        <w:rPr>
-          <w:b/>
-          <w:color w:val="0099CC"/>
-          <w:sz w:val="32"/>
-        </w:rPr>
         <w:t xml:space="preserve">Specifications for Branded Merchandise</w:t>
       </w:r>
+    </w:p>
+    <w:p>
+      <w:pPr>
+        <w:pStyle w:val="BodyText"/>
+      </w:pPr>
+    </w:p>
+    <w:p>
+      <w:pPr>
+        <w:pStyle w:val="BodyText"/>
+      </w:pPr>
     </w:p>
     <w:p>
       <w:r>
@@ -114,8 +99,7 @@
         </w:pict>
       </w:r>
     </w:p>
-    <w:bookmarkEnd w:id="20"/>
-    <w:bookmarkStart w:id="23" w:name="t-shirts"/>
+    <w:bookmarkStart w:id="22" w:name="t-shirts"/>
     <w:p>
       <w:pPr>
         <w:pBdr>
@@ -144,7 +128,7 @@
         <w:t xml:space="preserve">1. T-SHIRTS</w:t>
       </w:r>
     </w:p>
-    <w:bookmarkStart w:id="21" w:name="polo-shirt"/>
+    <w:bookmarkStart w:id="20" w:name="polo-shirt"/>
     <w:p>
       <w:pPr>
         <w:pStyle w:val="Heading3"/>
@@ -492,8 +476,8 @@
         </w:tc>
       </w:tr>
     </w:tbl>
-    <w:bookmarkEnd w:id="21"/>
-    <w:bookmarkStart w:id="22" w:name="round-neck-t-shirt"/>
+    <w:bookmarkEnd w:id="20"/>
+    <w:bookmarkStart w:id="21" w:name="round-neck-t-shirt"/>
     <w:p>
       <w:pPr>
         <w:pStyle w:val="Heading3"/>
@@ -834,9 +818,9 @@
         </w:pict>
       </w:r>
     </w:p>
+    <w:bookmarkEnd w:id="21"/>
     <w:bookmarkEnd w:id="22"/>
-    <w:bookmarkEnd w:id="23"/>
-    <w:bookmarkStart w:id="25" w:name="caps-hats"/>
+    <w:bookmarkStart w:id="24" w:name="caps-hats"/>
     <w:p>
       <w:pPr>
         <w:pBdr>
@@ -865,7 +849,7 @@
         <w:t xml:space="preserve">2. CAPS / HATS</w:t>
       </w:r>
     </w:p>
-    <w:bookmarkStart w:id="24" w:name="baseball-cap"/>
+    <w:bookmarkStart w:id="23" w:name="baseball-cap"/>
     <w:p>
       <w:pPr>
         <w:pStyle w:val="Heading3"/>
@@ -1260,9 +1244,9 @@
         </w:pict>
       </w:r>
     </w:p>
+    <w:bookmarkEnd w:id="23"/>
     <w:bookmarkEnd w:id="24"/>
-    <w:bookmarkEnd w:id="25"/>
-    <w:bookmarkStart w:id="28" w:name="notebooks-notepads"/>
+    <w:bookmarkStart w:id="27" w:name="notebooks-notepads"/>
     <w:p>
       <w:pPr>
         <w:pBdr>
@@ -1291,7 +1275,7 @@
         <w:t xml:space="preserve">3. NOTEBOOKS / NOTEPADS</w:t>
       </w:r>
     </w:p>
-    <w:bookmarkStart w:id="26" w:name="a5-hardcover-notebook"/>
+    <w:bookmarkStart w:id="25" w:name="a5-hardcover-notebook"/>
     <w:p>
       <w:pPr>
         <w:pStyle w:val="Heading3"/>
@@ -1839,8 +1823,8 @@
         </w:tc>
       </w:tr>
     </w:tbl>
-    <w:bookmarkEnd w:id="26"/>
-    <w:bookmarkStart w:id="27" w:name="a4-notepad"/>
+    <w:bookmarkEnd w:id="25"/>
+    <w:bookmarkStart w:id="26" w:name="a4-notepad"/>
     <w:p>
       <w:pPr>
         <w:pStyle w:val="Heading3"/>
@@ -2087,9 +2071,9 @@
         </w:pict>
       </w:r>
     </w:p>
+    <w:bookmarkEnd w:id="26"/>
     <w:bookmarkEnd w:id="27"/>
-    <w:bookmarkEnd w:id="28"/>
-    <w:bookmarkStart w:id="31" w:name="usb-drives-power-banks"/>
+    <w:bookmarkStart w:id="30" w:name="usb-drives-power-banks"/>
     <w:p>
       <w:pPr>
         <w:pBdr>
@@ -2118,7 +2102,7 @@
         <w:t xml:space="preserve">4. USB DRIVES / POWER BANKS</w:t>
       </w:r>
     </w:p>
-    <w:bookmarkStart w:id="29" w:name="usb-flash-drive"/>
+    <w:bookmarkStart w:id="28" w:name="usb-flash-drive"/>
     <w:p>
       <w:pPr>
         <w:pStyle w:val="Heading3"/>
@@ -2506,8 +2490,8 @@
         </w:tc>
       </w:tr>
     </w:tbl>
-    <w:bookmarkEnd w:id="29"/>
-    <w:bookmarkStart w:id="30" w:name="power-bank"/>
+    <w:bookmarkEnd w:id="28"/>
+    <w:bookmarkStart w:id="29" w:name="power-bank"/>
     <w:p>
       <w:pPr>
         <w:pStyle w:val="Heading3"/>
@@ -2862,9 +2846,9 @@
         </w:pict>
       </w:r>
     </w:p>
+    <w:bookmarkEnd w:id="29"/>
     <w:bookmarkEnd w:id="30"/>
-    <w:bookmarkEnd w:id="31"/>
-    <w:bookmarkStart w:id="32" w:name="id-lanyards"/>
+    <w:bookmarkStart w:id="31" w:name="id-lanyards"/>
     <w:p>
       <w:pPr>
         <w:pBdr>
@@ -3325,8 +3309,8 @@
         </w:pict>
       </w:r>
     </w:p>
-    <w:bookmarkEnd w:id="32"/>
-    <w:bookmarkStart w:id="36" w:name="branded-stickers-labels"/>
+    <w:bookmarkEnd w:id="31"/>
+    <w:bookmarkStart w:id="35" w:name="branded-stickers-labels"/>
     <w:p>
       <w:pPr>
         <w:pBdr>
@@ -3355,7 +3339,7 @@
         <w:t xml:space="preserve">6. BRANDED STICKERS / LABELS</w:t>
       </w:r>
     </w:p>
-    <w:bookmarkStart w:id="33" w:name="logo-sticker-large"/>
+    <w:bookmarkStart w:id="32" w:name="logo-sticker-large"/>
     <w:p>
       <w:pPr>
         <w:pStyle w:val="Heading3"/>
@@ -3595,8 +3579,8 @@
         </w:tc>
       </w:tr>
     </w:tbl>
-    <w:bookmarkEnd w:id="33"/>
-    <w:bookmarkStart w:id="34" w:name="nameasset-label"/>
+    <w:bookmarkEnd w:id="32"/>
+    <w:bookmarkStart w:id="33" w:name="nameasset-label"/>
     <w:p>
       <w:pPr>
         <w:pStyle w:val="Heading3"/>
@@ -3864,8 +3848,8 @@
         </w:tc>
       </w:tr>
     </w:tbl>
-    <w:bookmarkEnd w:id="34"/>
-    <w:bookmarkStart w:id="35" w:name="seal-sticker"/>
+    <w:bookmarkEnd w:id="33"/>
+    <w:bookmarkStart w:id="34" w:name="seal-sticker"/>
     <w:p>
       <w:pPr>
         <w:pStyle w:val="Heading3"/>
@@ -4154,9 +4138,9 @@
         </w:pict>
       </w:r>
     </w:p>
+    <w:bookmarkEnd w:id="34"/>
     <w:bookmarkEnd w:id="35"/>
-    <w:bookmarkEnd w:id="36"/>
-    <w:bookmarkStart w:id="39" w:name="vehicle-branding"/>
+    <w:bookmarkStart w:id="38" w:name="vehicle-branding"/>
     <w:p>
       <w:pPr>
         <w:pBdr>
@@ -4185,7 +4169,7 @@
         <w:t xml:space="preserve">7. VEHICLE BRANDING</w:t>
       </w:r>
     </w:p>
-    <w:bookmarkStart w:id="37" w:name="company-vehicle-carsuv"/>
+    <w:bookmarkStart w:id="36" w:name="company-vehicle-carsuv"/>
     <w:p>
       <w:pPr>
         <w:pStyle w:val="Heading3"/>
@@ -4547,8 +4531,8 @@
         </w:tc>
       </w:tr>
     </w:tbl>
-    <w:bookmarkEnd w:id="37"/>
-    <w:bookmarkStart w:id="38" w:name="delivery-van-truck"/>
+    <w:bookmarkEnd w:id="36"/>
+    <w:bookmarkStart w:id="37" w:name="delivery-van-truck"/>
     <w:p>
       <w:pPr>
         <w:pStyle w:val="Heading3"/>
@@ -4755,9 +4739,9 @@
         </w:pict>
       </w:r>
     </w:p>
+    <w:bookmarkEnd w:id="37"/>
     <w:bookmarkEnd w:id="38"/>
-    <w:bookmarkEnd w:id="39"/>
-    <w:bookmarkStart w:id="42" w:name="general-specifications"/>
+    <w:bookmarkStart w:id="41" w:name="general-specifications"/>
     <w:p>
       <w:pPr>
         <w:pBdr>
@@ -4786,7 +4770,7 @@
         <w:t xml:space="preserve">8. GENERAL SPECIFICATIONS</w:t>
       </w:r>
     </w:p>
-    <w:bookmarkStart w:id="40" w:name="approved-branding-methods"/>
+    <w:bookmarkStart w:id="39" w:name="approved-branding-methods"/>
     <w:p>
       <w:pPr>
         <w:pStyle w:val="Heading3"/>
@@ -5146,8 +5130,8 @@
         </w:tc>
       </w:tr>
     </w:tbl>
-    <w:bookmarkEnd w:id="40"/>
-    <w:bookmarkStart w:id="41" w:name="quality-standards"/>
+    <w:bookmarkEnd w:id="39"/>
+    <w:bookmarkStart w:id="40" w:name="quality-standards"/>
     <w:p>
       <w:pPr>
         <w:pStyle w:val="Heading3"/>
@@ -5277,17 +5261,9 @@
         <w:t xml:space="preserve">Technology &amp; Infrastructure Enablers for People</w:t>
       </w:r>
     </w:p>
+    <w:bookmarkEnd w:id="40"/>
     <w:bookmarkEnd w:id="41"/>
-    <w:bookmarkEnd w:id="42"/>
-    <w:bookmarkEnd w:id="43"/>
-    <w:sectPr>
-      <w:pgBorders w:offsetFrom="page">
-        <w:top w:val="single" w:sz="18" w:space="24" w:color="00BFFF"/>
-        <w:left w:val="single" w:sz="18" w:space="24" w:color="0099CC"/>
-        <w:bottom w:val="single" w:sz="18" w:space="24" w:color="F5A623"/>
-        <w:right w:val="single" w:sz="18" w:space="24" w:color="E08A00"/>
-      </w:pgBorders>
-    </w:sectPr>
+    <w:sectPr/>
     <w:p>
       <w:pPr>
         <w:pBdr>
